--- a/docs/qms/evidence-2026/QMS_Word/procedures__SOP-09_External_Providers_and_Open_Source.docx
+++ b/docs/qms/evidence-2026/QMS_Word/procedures__SOP-09_External_Providers_and_Open_Source.docx
@@ -17,20 +17,20 @@
     </w:p>
     <w:tbl>
       <w:tblPr>
-        <w:tblW w:w="4622" w:type="dxa"/>
+        <w:tblW w:w="5000" w:type="pct"/>
         <w:jc w:val="left"/>
-        <w:tblInd w:w="0" w:type="dxa"/>
+        <w:tblInd w:w="-7" w:type="dxa"/>
         <w:tblLayout w:type="fixed"/>
         <w:tblCellMar>
-          <w:top w:w="28" w:type="dxa"/>
-          <w:left w:w="28" w:type="dxa"/>
-          <w:bottom w:w="28" w:type="dxa"/>
-          <w:right w:w="28" w:type="dxa"/>
+          <w:top w:w="60" w:type="dxa"/>
+          <w:left w:w="60" w:type="dxa"/>
+          <w:bottom w:w="60" w:type="dxa"/>
+          <w:right w:w="60" w:type="dxa"/>
         </w:tblCellMar>
       </w:tblPr>
       <w:tblGrid>
-        <w:gridCol w:w="1951"/>
-        <w:gridCol w:w="2671"/>
+        <w:gridCol w:w="1919"/>
+        <w:gridCol w:w="6309"/>
       </w:tblGrid>
       <w:tr>
         <w:trPr>
@@ -38,44 +38,60 @@
         </w:trPr>
         <w:tc>
           <w:tcPr>
-            <w:tcW w:w="1951" w:type="dxa"/>
-            <w:tcBorders/>
+            <w:tcW w:w="1919" w:type="dxa"/>
+            <w:tcBorders>
+              <w:top w:val="single" w:sz="6" w:space="0" w:color="BFC7D5"/>
+              <w:left w:val="single" w:sz="6" w:space="0" w:color="BFC7D5"/>
+              <w:bottom w:val="single" w:sz="2" w:space="0" w:color="BFC7D5"/>
+              <w:right w:val="single" w:sz="6" w:space="0" w:color="BFC7D5"/>
+            </w:tcBorders>
+            <w:shd w:fill="1F3A5F" w:val="clear"/>
             <w:vAlign w:val="center"/>
           </w:tcPr>
           <w:p>
             <w:pPr>
               <w:pStyle w:val="TableHeading"/>
-              <w:suppressLineNumbers/>
-              <w:shd w:fill="1F3A5F" w:val="clear"/>
-              <w:bidi w:val="0"/>
-              <w:spacing w:before="0" w:after="283"/>
-              <w:jc w:val="center"/>
-              <w:rPr/>
-            </w:pPr>
-            <w:r>
-              <w:rPr/>
+              <w:bidi w:val="0"/>
+              <w:spacing w:before="0" w:after="283"/>
+              <w:jc w:val="left"/>
+              <w:rPr>
+                <w:color w:val="FFFFFF"/>
+              </w:rPr>
+            </w:pPr>
+            <w:r>
+              <w:rPr>
+                <w:color w:val="FFFFFF"/>
+              </w:rPr>
               <w:t>Field</w:t>
             </w:r>
           </w:p>
         </w:tc>
         <w:tc>
           <w:tcPr>
-            <w:tcW w:w="2671" w:type="dxa"/>
-            <w:tcBorders/>
+            <w:tcW w:w="6309" w:type="dxa"/>
+            <w:tcBorders>
+              <w:top w:val="single" w:sz="6" w:space="0" w:color="BFC7D5"/>
+              <w:left w:val="single" w:sz="2" w:space="0" w:color="BFC7D5"/>
+              <w:bottom w:val="single" w:sz="2" w:space="0" w:color="BFC7D5"/>
+              <w:right w:val="single" w:sz="6" w:space="0" w:color="BFC7D5"/>
+            </w:tcBorders>
+            <w:shd w:fill="1F3A5F" w:val="clear"/>
             <w:vAlign w:val="center"/>
           </w:tcPr>
           <w:p>
             <w:pPr>
               <w:pStyle w:val="TableHeading"/>
-              <w:suppressLineNumbers/>
-              <w:shd w:fill="1F3A5F" w:val="clear"/>
-              <w:bidi w:val="0"/>
-              <w:spacing w:before="0" w:after="283"/>
-              <w:jc w:val="center"/>
-              <w:rPr/>
-            </w:pPr>
-            <w:r>
-              <w:rPr/>
+              <w:bidi w:val="0"/>
+              <w:spacing w:before="0" w:after="283"/>
+              <w:jc w:val="left"/>
+              <w:rPr>
+                <w:color w:val="FFFFFF"/>
+              </w:rPr>
+            </w:pPr>
+            <w:r>
+              <w:rPr>
+                <w:color w:val="FFFFFF"/>
+              </w:rPr>
               <w:t>Value</w:t>
             </w:r>
           </w:p>
@@ -85,8 +101,12 @@
         <w:trPr/>
         <w:tc>
           <w:tcPr>
-            <w:tcW w:w="1951" w:type="dxa"/>
-            <w:tcBorders/>
+            <w:tcW w:w="1919" w:type="dxa"/>
+            <w:tcBorders>
+              <w:left w:val="single" w:sz="6" w:space="0" w:color="BFC7D5"/>
+              <w:bottom w:val="single" w:sz="2" w:space="0" w:color="BFC7D5"/>
+              <w:right w:val="single" w:sz="6" w:space="0" w:color="BFC7D5"/>
+            </w:tcBorders>
             <w:vAlign w:val="center"/>
           </w:tcPr>
           <w:p>
@@ -105,8 +125,12 @@
         </w:tc>
         <w:tc>
           <w:tcPr>
-            <w:tcW w:w="2671" w:type="dxa"/>
-            <w:tcBorders/>
+            <w:tcW w:w="6309" w:type="dxa"/>
+            <w:tcBorders>
+              <w:left w:val="single" w:sz="2" w:space="0" w:color="BFC7D5"/>
+              <w:bottom w:val="single" w:sz="2" w:space="0" w:color="BFC7D5"/>
+              <w:right w:val="single" w:sz="6" w:space="0" w:color="BFC7D5"/>
+            </w:tcBorders>
             <w:vAlign w:val="center"/>
           </w:tcPr>
           <w:p>
@@ -128,8 +152,12 @@
         <w:trPr/>
         <w:tc>
           <w:tcPr>
-            <w:tcW w:w="1951" w:type="dxa"/>
-            <w:tcBorders/>
+            <w:tcW w:w="1919" w:type="dxa"/>
+            <w:tcBorders>
+              <w:left w:val="single" w:sz="6" w:space="0" w:color="BFC7D5"/>
+              <w:bottom w:val="single" w:sz="2" w:space="0" w:color="BFC7D5"/>
+              <w:right w:val="single" w:sz="6" w:space="0" w:color="BFC7D5"/>
+            </w:tcBorders>
             <w:vAlign w:val="center"/>
           </w:tcPr>
           <w:p>
@@ -148,8 +176,12 @@
         </w:tc>
         <w:tc>
           <w:tcPr>
-            <w:tcW w:w="2671" w:type="dxa"/>
-            <w:tcBorders/>
+            <w:tcW w:w="6309" w:type="dxa"/>
+            <w:tcBorders>
+              <w:left w:val="single" w:sz="2" w:space="0" w:color="BFC7D5"/>
+              <w:bottom w:val="single" w:sz="2" w:space="0" w:color="BFC7D5"/>
+              <w:right w:val="single" w:sz="6" w:space="0" w:color="BFC7D5"/>
+            </w:tcBorders>
             <w:vAlign w:val="center"/>
           </w:tcPr>
           <w:p>
@@ -171,8 +203,12 @@
         <w:trPr/>
         <w:tc>
           <w:tcPr>
-            <w:tcW w:w="1951" w:type="dxa"/>
-            <w:tcBorders/>
+            <w:tcW w:w="1919" w:type="dxa"/>
+            <w:tcBorders>
+              <w:left w:val="single" w:sz="6" w:space="0" w:color="BFC7D5"/>
+              <w:bottom w:val="single" w:sz="2" w:space="0" w:color="BFC7D5"/>
+              <w:right w:val="single" w:sz="6" w:space="0" w:color="BFC7D5"/>
+            </w:tcBorders>
             <w:vAlign w:val="center"/>
           </w:tcPr>
           <w:p>
@@ -191,8 +227,12 @@
         </w:tc>
         <w:tc>
           <w:tcPr>
-            <w:tcW w:w="2671" w:type="dxa"/>
-            <w:tcBorders/>
+            <w:tcW w:w="6309" w:type="dxa"/>
+            <w:tcBorders>
+              <w:left w:val="single" w:sz="2" w:space="0" w:color="BFC7D5"/>
+              <w:bottom w:val="single" w:sz="2" w:space="0" w:color="BFC7D5"/>
+              <w:right w:val="single" w:sz="6" w:space="0" w:color="BFC7D5"/>
+            </w:tcBorders>
             <w:vAlign w:val="center"/>
           </w:tcPr>
           <w:p>
@@ -207,7 +247,7 @@
               <w:rPr>
                 <w:rStyle w:val="Strong"/>
               </w:rPr>
-              <w:t>DRAFT — not yet approved</w:t>
+              <w:t>APPROVED</w:t>
             </w:r>
           </w:p>
         </w:tc>
@@ -216,8 +256,12 @@
         <w:trPr/>
         <w:tc>
           <w:tcPr>
-            <w:tcW w:w="1951" w:type="dxa"/>
-            <w:tcBorders/>
+            <w:tcW w:w="1919" w:type="dxa"/>
+            <w:tcBorders>
+              <w:left w:val="single" w:sz="6" w:space="0" w:color="BFC7D5"/>
+              <w:bottom w:val="single" w:sz="2" w:space="0" w:color="BFC7D5"/>
+              <w:right w:val="single" w:sz="6" w:space="0" w:color="BFC7D5"/>
+            </w:tcBorders>
             <w:vAlign w:val="center"/>
           </w:tcPr>
           <w:p>
@@ -236,21 +280,25 @@
         </w:tc>
         <w:tc>
           <w:tcPr>
-            <w:tcW w:w="2671" w:type="dxa"/>
-            <w:tcBorders/>
-            <w:vAlign w:val="center"/>
-          </w:tcPr>
-          <w:p>
-            <w:pPr>
-              <w:pStyle w:val="TableContents"/>
-              <w:bidi w:val="0"/>
-              <w:spacing w:before="0" w:after="283"/>
-              <w:jc w:val="left"/>
-              <w:rPr/>
-            </w:pPr>
-            <w:r>
-              <w:rPr/>
-              <w:t>Engineering Lead</w:t>
+            <w:tcW w:w="6309" w:type="dxa"/>
+            <w:tcBorders>
+              <w:left w:val="single" w:sz="2" w:space="0" w:color="BFC7D5"/>
+              <w:bottom w:val="single" w:sz="2" w:space="0" w:color="BFC7D5"/>
+              <w:right w:val="single" w:sz="6" w:space="0" w:color="BFC7D5"/>
+            </w:tcBorders>
+            <w:vAlign w:val="center"/>
+          </w:tcPr>
+          <w:p>
+            <w:pPr>
+              <w:pStyle w:val="TableContents"/>
+              <w:bidi w:val="0"/>
+              <w:spacing w:before="0" w:after="283"/>
+              <w:jc w:val="left"/>
+              <w:rPr/>
+            </w:pPr>
+            <w:r>
+              <w:rPr/>
+              <w:t>Lead Engineer (Richard Watson Stephen Amudha)</w:t>
             </w:r>
           </w:p>
         </w:tc>
@@ -259,8 +307,12 @@
         <w:trPr/>
         <w:tc>
           <w:tcPr>
-            <w:tcW w:w="1951" w:type="dxa"/>
-            <w:tcBorders/>
+            <w:tcW w:w="1919" w:type="dxa"/>
+            <w:tcBorders>
+              <w:left w:val="single" w:sz="6" w:space="0" w:color="BFC7D5"/>
+              <w:bottom w:val="single" w:sz="2" w:space="0" w:color="BFC7D5"/>
+              <w:right w:val="single" w:sz="6" w:space="0" w:color="BFC7D5"/>
+            </w:tcBorders>
             <w:vAlign w:val="center"/>
           </w:tcPr>
           <w:p>
@@ -279,23 +331,25 @@
         </w:tc>
         <w:tc>
           <w:tcPr>
-            <w:tcW w:w="2671" w:type="dxa"/>
-            <w:tcBorders/>
-            <w:vAlign w:val="center"/>
-          </w:tcPr>
-          <w:p>
-            <w:pPr>
-              <w:pStyle w:val="TableContents"/>
-              <w:bidi w:val="0"/>
-              <w:spacing w:before="0" w:after="283"/>
-              <w:jc w:val="left"/>
-              <w:rPr/>
-            </w:pPr>
-            <w:r>
-              <w:rPr>
-                <w:rStyle w:val="SourceText"/>
-              </w:rPr>
-              <w:t>________________________</w:t>
+            <w:tcW w:w="6309" w:type="dxa"/>
+            <w:tcBorders>
+              <w:left w:val="single" w:sz="2" w:space="0" w:color="BFC7D5"/>
+              <w:bottom w:val="single" w:sz="2" w:space="0" w:color="BFC7D5"/>
+              <w:right w:val="single" w:sz="6" w:space="0" w:color="BFC7D5"/>
+            </w:tcBorders>
+            <w:vAlign w:val="center"/>
+          </w:tcPr>
+          <w:p>
+            <w:pPr>
+              <w:pStyle w:val="TableContents"/>
+              <w:bidi w:val="0"/>
+              <w:spacing w:before="0" w:after="283"/>
+              <w:jc w:val="left"/>
+              <w:rPr/>
+            </w:pPr>
+            <w:r>
+              <w:rPr/>
+              <w:t>Anita Johan (Managing Director)</w:t>
             </w:r>
           </w:p>
         </w:tc>
@@ -304,8 +358,12 @@
         <w:trPr/>
         <w:tc>
           <w:tcPr>
-            <w:tcW w:w="1951" w:type="dxa"/>
-            <w:tcBorders/>
+            <w:tcW w:w="1919" w:type="dxa"/>
+            <w:tcBorders>
+              <w:left w:val="single" w:sz="6" w:space="0" w:color="BFC7D5"/>
+              <w:bottom w:val="single" w:sz="2" w:space="0" w:color="BFC7D5"/>
+              <w:right w:val="single" w:sz="6" w:space="0" w:color="BFC7D5"/>
+            </w:tcBorders>
             <w:vAlign w:val="center"/>
           </w:tcPr>
           <w:p>
@@ -324,23 +382,25 @@
         </w:tc>
         <w:tc>
           <w:tcPr>
-            <w:tcW w:w="2671" w:type="dxa"/>
-            <w:tcBorders/>
-            <w:vAlign w:val="center"/>
-          </w:tcPr>
-          <w:p>
-            <w:pPr>
-              <w:pStyle w:val="TableContents"/>
-              <w:bidi w:val="0"/>
-              <w:spacing w:before="0" w:after="283"/>
-              <w:jc w:val="left"/>
-              <w:rPr/>
-            </w:pPr>
-            <w:r>
-              <w:rPr>
-                <w:rStyle w:val="SourceText"/>
-              </w:rPr>
-              <w:t>____ / ____ / ________</w:t>
+            <w:tcW w:w="6309" w:type="dxa"/>
+            <w:tcBorders>
+              <w:left w:val="single" w:sz="2" w:space="0" w:color="BFC7D5"/>
+              <w:bottom w:val="single" w:sz="2" w:space="0" w:color="BFC7D5"/>
+              <w:right w:val="single" w:sz="6" w:space="0" w:color="BFC7D5"/>
+            </w:tcBorders>
+            <w:vAlign w:val="center"/>
+          </w:tcPr>
+          <w:p>
+            <w:pPr>
+              <w:pStyle w:val="TableContents"/>
+              <w:bidi w:val="0"/>
+              <w:spacing w:before="0" w:after="283"/>
+              <w:jc w:val="left"/>
+              <w:rPr/>
+            </w:pPr>
+            <w:r>
+              <w:rPr/>
+              <w:t>2026-10-07</w:t>
             </w:r>
           </w:p>
         </w:tc>
@@ -349,8 +409,12 @@
         <w:trPr/>
         <w:tc>
           <w:tcPr>
-            <w:tcW w:w="1951" w:type="dxa"/>
-            <w:tcBorders/>
+            <w:tcW w:w="1919" w:type="dxa"/>
+            <w:tcBorders>
+              <w:left w:val="single" w:sz="6" w:space="0" w:color="BFC7D5"/>
+              <w:bottom w:val="single" w:sz="2" w:space="0" w:color="BFC7D5"/>
+              <w:right w:val="single" w:sz="6" w:space="0" w:color="BFC7D5"/>
+            </w:tcBorders>
             <w:vAlign w:val="center"/>
           </w:tcPr>
           <w:p>
@@ -369,8 +433,12 @@
         </w:tc>
         <w:tc>
           <w:tcPr>
-            <w:tcW w:w="2671" w:type="dxa"/>
-            <w:tcBorders/>
+            <w:tcW w:w="6309" w:type="dxa"/>
+            <w:tcBorders>
+              <w:left w:val="single" w:sz="2" w:space="0" w:color="BFC7D5"/>
+              <w:bottom w:val="single" w:sz="2" w:space="0" w:color="BFC7D5"/>
+              <w:right w:val="single" w:sz="6" w:space="0" w:color="BFC7D5"/>
+            </w:tcBorders>
             <w:vAlign w:val="center"/>
           </w:tcPr>
           <w:p>
@@ -384,6 +452,212 @@
             <w:r>
               <w:rPr/>
               <w:t>8.4.1, 8.4.2, 8.4.3, 8.1(e)</w:t>
+            </w:r>
+          </w:p>
+        </w:tc>
+      </w:tr>
+      <w:tr>
+        <w:trPr/>
+        <w:tc>
+          <w:tcPr>
+            <w:tcW w:w="1919" w:type="dxa"/>
+            <w:tcBorders>
+              <w:left w:val="single" w:sz="6" w:space="0" w:color="BFC7D5"/>
+              <w:bottom w:val="single" w:sz="2" w:space="0" w:color="BFC7D5"/>
+              <w:right w:val="single" w:sz="6" w:space="0" w:color="BFC7D5"/>
+            </w:tcBorders>
+            <w:vAlign w:val="center"/>
+          </w:tcPr>
+          <w:p>
+            <w:pPr>
+              <w:pStyle w:val="TableContents"/>
+              <w:bidi w:val="0"/>
+              <w:spacing w:before="0" w:after="283"/>
+              <w:jc w:val="left"/>
+              <w:rPr/>
+            </w:pPr>
+            <w:r>
+              <w:rPr/>
+              <w:t>Prepared by</w:t>
+            </w:r>
+          </w:p>
+        </w:tc>
+        <w:tc>
+          <w:tcPr>
+            <w:tcW w:w="6309" w:type="dxa"/>
+            <w:tcBorders>
+              <w:left w:val="single" w:sz="2" w:space="0" w:color="BFC7D5"/>
+              <w:bottom w:val="single" w:sz="2" w:space="0" w:color="BFC7D5"/>
+              <w:right w:val="single" w:sz="6" w:space="0" w:color="BFC7D5"/>
+            </w:tcBorders>
+            <w:vAlign w:val="center"/>
+          </w:tcPr>
+          <w:p>
+            <w:pPr>
+              <w:pStyle w:val="TableContents"/>
+              <w:bidi w:val="0"/>
+              <w:spacing w:before="0" w:after="283"/>
+              <w:jc w:val="left"/>
+              <w:rPr/>
+            </w:pPr>
+            <w:r>
+              <w:rPr/>
+              <w:t>Richard Watson Stephen Amudha (Lead Engineer) — 2026-10-07</w:t>
+            </w:r>
+          </w:p>
+        </w:tc>
+      </w:tr>
+      <w:tr>
+        <w:trPr/>
+        <w:tc>
+          <w:tcPr>
+            <w:tcW w:w="1919" w:type="dxa"/>
+            <w:tcBorders>
+              <w:left w:val="single" w:sz="6" w:space="0" w:color="BFC7D5"/>
+              <w:bottom w:val="single" w:sz="2" w:space="0" w:color="BFC7D5"/>
+              <w:right w:val="single" w:sz="6" w:space="0" w:color="BFC7D5"/>
+            </w:tcBorders>
+            <w:vAlign w:val="center"/>
+          </w:tcPr>
+          <w:p>
+            <w:pPr>
+              <w:pStyle w:val="TableContents"/>
+              <w:bidi w:val="0"/>
+              <w:spacing w:before="0" w:after="283"/>
+              <w:jc w:val="left"/>
+              <w:rPr/>
+            </w:pPr>
+            <w:r>
+              <w:rPr/>
+              <w:t>Reviewed by</w:t>
+            </w:r>
+          </w:p>
+        </w:tc>
+        <w:tc>
+          <w:tcPr>
+            <w:tcW w:w="6309" w:type="dxa"/>
+            <w:tcBorders>
+              <w:left w:val="single" w:sz="2" w:space="0" w:color="BFC7D5"/>
+              <w:bottom w:val="single" w:sz="2" w:space="0" w:color="BFC7D5"/>
+              <w:right w:val="single" w:sz="6" w:space="0" w:color="BFC7D5"/>
+            </w:tcBorders>
+            <w:vAlign w:val="center"/>
+          </w:tcPr>
+          <w:p>
+            <w:pPr>
+              <w:pStyle w:val="TableContents"/>
+              <w:bidi w:val="0"/>
+              <w:spacing w:before="0" w:after="283"/>
+              <w:jc w:val="left"/>
+              <w:rPr/>
+            </w:pPr>
+            <w:r>
+              <w:rPr/>
+              <w:t>Alexander Peter (EchoMind Project Lead) — 2026-10-07</w:t>
+            </w:r>
+          </w:p>
+        </w:tc>
+      </w:tr>
+      <w:tr>
+        <w:trPr/>
+        <w:tc>
+          <w:tcPr>
+            <w:tcW w:w="1919" w:type="dxa"/>
+            <w:tcBorders>
+              <w:left w:val="single" w:sz="6" w:space="0" w:color="BFC7D5"/>
+              <w:bottom w:val="single" w:sz="2" w:space="0" w:color="BFC7D5"/>
+              <w:right w:val="single" w:sz="6" w:space="0" w:color="BFC7D5"/>
+            </w:tcBorders>
+            <w:vAlign w:val="center"/>
+          </w:tcPr>
+          <w:p>
+            <w:pPr>
+              <w:pStyle w:val="TableContents"/>
+              <w:bidi w:val="0"/>
+              <w:spacing w:before="0" w:after="283"/>
+              <w:jc w:val="left"/>
+              <w:rPr/>
+            </w:pPr>
+            <w:r>
+              <w:rPr/>
+              <w:t>Quality assurance</w:t>
+            </w:r>
+          </w:p>
+        </w:tc>
+        <w:tc>
+          <w:tcPr>
+            <w:tcW w:w="6309" w:type="dxa"/>
+            <w:tcBorders>
+              <w:left w:val="single" w:sz="2" w:space="0" w:color="BFC7D5"/>
+              <w:bottom w:val="single" w:sz="2" w:space="0" w:color="BFC7D5"/>
+              <w:right w:val="single" w:sz="6" w:space="0" w:color="BFC7D5"/>
+            </w:tcBorders>
+            <w:vAlign w:val="center"/>
+          </w:tcPr>
+          <w:p>
+            <w:pPr>
+              <w:pStyle w:val="TableContents"/>
+              <w:bidi w:val="0"/>
+              <w:spacing w:before="0" w:after="283"/>
+              <w:jc w:val="left"/>
+              <w:rPr/>
+            </w:pPr>
+            <w:r>
+              <w:rPr/>
+              <w:t>Sheryl Nazareth (QA / MR) — 2026-10-07</w:t>
+            </w:r>
+          </w:p>
+        </w:tc>
+      </w:tr>
+      <w:tr>
+        <w:trPr/>
+        <w:tc>
+          <w:tcPr>
+            <w:tcW w:w="1919" w:type="dxa"/>
+            <w:tcBorders>
+              <w:left w:val="single" w:sz="6" w:space="0" w:color="BFC7D5"/>
+              <w:bottom w:val="single" w:sz="6" w:space="0" w:color="BFC7D5"/>
+              <w:right w:val="single" w:sz="6" w:space="0" w:color="BFC7D5"/>
+            </w:tcBorders>
+            <w:vAlign w:val="center"/>
+          </w:tcPr>
+          <w:p>
+            <w:pPr>
+              <w:pStyle w:val="TableContents"/>
+              <w:bidi w:val="0"/>
+              <w:spacing w:before="0" w:after="283"/>
+              <w:jc w:val="left"/>
+              <w:rPr/>
+            </w:pPr>
+            <w:r>
+              <w:rPr/>
+              <w:t>Approval record</w:t>
+            </w:r>
+          </w:p>
+        </w:tc>
+        <w:tc>
+          <w:tcPr>
+            <w:tcW w:w="6309" w:type="dxa"/>
+            <w:tcBorders>
+              <w:left w:val="single" w:sz="2" w:space="0" w:color="BFC7D5"/>
+              <w:bottom w:val="single" w:sz="6" w:space="0" w:color="BFC7D5"/>
+              <w:right w:val="single" w:sz="6" w:space="0" w:color="BFC7D5"/>
+            </w:tcBorders>
+            <w:vAlign w:val="center"/>
+          </w:tcPr>
+          <w:p>
+            <w:pPr>
+              <w:pStyle w:val="TableContents"/>
+              <w:bidi w:val="0"/>
+              <w:spacing w:before="0" w:after="283"/>
+              <w:jc w:val="left"/>
+              <w:rPr/>
+            </w:pPr>
+            <w:r>
+              <w:rPr>
+                <w:rStyle w:val="SourceText"/>
+              </w:rPr>
+              <w:t>records/approvals/2026-10-07_AR-2026-001_document_approval.md</w:t>
             </w:r>
           </w:p>
         </w:tc>
@@ -450,20 +724,20 @@
     </w:p>
     <w:tbl>
       <w:tblPr>
-        <w:tblW w:w="8119" w:type="dxa"/>
+        <w:tblW w:w="5000" w:type="pct"/>
         <w:jc w:val="left"/>
-        <w:tblInd w:w="0" w:type="dxa"/>
+        <w:tblInd w:w="-7" w:type="dxa"/>
         <w:tblLayout w:type="fixed"/>
         <w:tblCellMar>
-          <w:top w:w="28" w:type="dxa"/>
-          <w:left w:w="28" w:type="dxa"/>
-          <w:bottom w:w="28" w:type="dxa"/>
-          <w:right w:w="28" w:type="dxa"/>
+          <w:top w:w="60" w:type="dxa"/>
+          <w:left w:w="60" w:type="dxa"/>
+          <w:bottom w:w="60" w:type="dxa"/>
+          <w:right w:w="60" w:type="dxa"/>
         </w:tblCellMar>
       </w:tblPr>
       <w:tblGrid>
-        <w:gridCol w:w="1501"/>
-        <w:gridCol w:w="6618"/>
+        <w:gridCol w:w="1539"/>
+        <w:gridCol w:w="6689"/>
       </w:tblGrid>
       <w:tr>
         <w:trPr>
@@ -471,44 +745,60 @@
         </w:trPr>
         <w:tc>
           <w:tcPr>
-            <w:tcW w:w="1501" w:type="dxa"/>
-            <w:tcBorders/>
+            <w:tcW w:w="1539" w:type="dxa"/>
+            <w:tcBorders>
+              <w:top w:val="single" w:sz="6" w:space="0" w:color="BFC7D5"/>
+              <w:left w:val="single" w:sz="6" w:space="0" w:color="BFC7D5"/>
+              <w:bottom w:val="single" w:sz="2" w:space="0" w:color="BFC7D5"/>
+              <w:right w:val="single" w:sz="6" w:space="0" w:color="BFC7D5"/>
+            </w:tcBorders>
+            <w:shd w:fill="1F3A5F" w:val="clear"/>
             <w:vAlign w:val="center"/>
           </w:tcPr>
           <w:p>
             <w:pPr>
               <w:pStyle w:val="TableHeading"/>
-              <w:suppressLineNumbers/>
-              <w:shd w:fill="1F3A5F" w:val="clear"/>
-              <w:bidi w:val="0"/>
-              <w:spacing w:before="0" w:after="283"/>
-              <w:jc w:val="center"/>
-              <w:rPr/>
-            </w:pPr>
-            <w:r>
-              <w:rPr/>
+              <w:bidi w:val="0"/>
+              <w:spacing w:before="0" w:after="283"/>
+              <w:jc w:val="left"/>
+              <w:rPr>
+                <w:color w:val="FFFFFF"/>
+              </w:rPr>
+            </w:pPr>
+            <w:r>
+              <w:rPr>
+                <w:color w:val="FFFFFF"/>
+              </w:rPr>
               <w:t>Type</w:t>
             </w:r>
           </w:p>
         </w:tc>
         <w:tc>
           <w:tcPr>
-            <w:tcW w:w="6618" w:type="dxa"/>
-            <w:tcBorders/>
+            <w:tcW w:w="6689" w:type="dxa"/>
+            <w:tcBorders>
+              <w:top w:val="single" w:sz="6" w:space="0" w:color="BFC7D5"/>
+              <w:left w:val="single" w:sz="2" w:space="0" w:color="BFC7D5"/>
+              <w:bottom w:val="single" w:sz="2" w:space="0" w:color="BFC7D5"/>
+              <w:right w:val="single" w:sz="6" w:space="0" w:color="BFC7D5"/>
+            </w:tcBorders>
+            <w:shd w:fill="1F3A5F" w:val="clear"/>
             <w:vAlign w:val="center"/>
           </w:tcPr>
           <w:p>
             <w:pPr>
               <w:pStyle w:val="TableHeading"/>
-              <w:suppressLineNumbers/>
-              <w:shd w:fill="1F3A5F" w:val="clear"/>
-              <w:bidi w:val="0"/>
-              <w:spacing w:before="0" w:after="283"/>
-              <w:jc w:val="center"/>
-              <w:rPr/>
-            </w:pPr>
-            <w:r>
-              <w:rPr/>
+              <w:bidi w:val="0"/>
+              <w:spacing w:before="0" w:after="283"/>
+              <w:jc w:val="left"/>
+              <w:rPr>
+                <w:color w:val="FFFFFF"/>
+              </w:rPr>
+            </w:pPr>
+            <w:r>
+              <w:rPr>
+                <w:color w:val="FFFFFF"/>
+              </w:rPr>
               <w:t>Examples in this product</w:t>
             </w:r>
           </w:p>
@@ -518,8 +808,12 @@
         <w:trPr/>
         <w:tc>
           <w:tcPr>
-            <w:tcW w:w="1501" w:type="dxa"/>
-            <w:tcBorders/>
+            <w:tcW w:w="1539" w:type="dxa"/>
+            <w:tcBorders>
+              <w:left w:val="single" w:sz="6" w:space="0" w:color="BFC7D5"/>
+              <w:bottom w:val="single" w:sz="2" w:space="0" w:color="BFC7D5"/>
+              <w:right w:val="single" w:sz="6" w:space="0" w:color="BFC7D5"/>
+            </w:tcBorders>
             <w:vAlign w:val="center"/>
           </w:tcPr>
           <w:p>
@@ -538,8 +832,12 @@
         </w:tc>
         <w:tc>
           <w:tcPr>
-            <w:tcW w:w="6618" w:type="dxa"/>
-            <w:tcBorders/>
+            <w:tcW w:w="6689" w:type="dxa"/>
+            <w:tcBorders>
+              <w:left w:val="single" w:sz="2" w:space="0" w:color="BFC7D5"/>
+              <w:bottom w:val="single" w:sz="2" w:space="0" w:color="BFC7D5"/>
+              <w:right w:val="single" w:sz="6" w:space="0" w:color="BFC7D5"/>
+            </w:tcBorders>
             <w:vAlign w:val="center"/>
           </w:tcPr>
           <w:p>
@@ -561,8 +859,12 @@
         <w:trPr/>
         <w:tc>
           <w:tcPr>
-            <w:tcW w:w="1501" w:type="dxa"/>
-            <w:tcBorders/>
+            <w:tcW w:w="1539" w:type="dxa"/>
+            <w:tcBorders>
+              <w:left w:val="single" w:sz="6" w:space="0" w:color="BFC7D5"/>
+              <w:bottom w:val="single" w:sz="2" w:space="0" w:color="BFC7D5"/>
+              <w:right w:val="single" w:sz="6" w:space="0" w:color="BFC7D5"/>
+            </w:tcBorders>
             <w:vAlign w:val="center"/>
           </w:tcPr>
           <w:p>
@@ -581,8 +883,12 @@
         </w:tc>
         <w:tc>
           <w:tcPr>
-            <w:tcW w:w="6618" w:type="dxa"/>
-            <w:tcBorders/>
+            <w:tcW w:w="6689" w:type="dxa"/>
+            <w:tcBorders>
+              <w:left w:val="single" w:sz="2" w:space="0" w:color="BFC7D5"/>
+              <w:bottom w:val="single" w:sz="2" w:space="0" w:color="BFC7D5"/>
+              <w:right w:val="single" w:sz="6" w:space="0" w:color="BFC7D5"/>
+            </w:tcBorders>
             <w:vAlign w:val="center"/>
           </w:tcPr>
           <w:p>
@@ -646,8 +952,12 @@
         <w:trPr/>
         <w:tc>
           <w:tcPr>
-            <w:tcW w:w="1501" w:type="dxa"/>
-            <w:tcBorders/>
+            <w:tcW w:w="1539" w:type="dxa"/>
+            <w:tcBorders>
+              <w:left w:val="single" w:sz="6" w:space="0" w:color="BFC7D5"/>
+              <w:bottom w:val="single" w:sz="2" w:space="0" w:color="BFC7D5"/>
+              <w:right w:val="single" w:sz="6" w:space="0" w:color="BFC7D5"/>
+            </w:tcBorders>
             <w:vAlign w:val="center"/>
           </w:tcPr>
           <w:p>
@@ -666,8 +976,12 @@
         </w:tc>
         <w:tc>
           <w:tcPr>
-            <w:tcW w:w="6618" w:type="dxa"/>
-            <w:tcBorders/>
+            <w:tcW w:w="6689" w:type="dxa"/>
+            <w:tcBorders>
+              <w:left w:val="single" w:sz="2" w:space="0" w:color="BFC7D5"/>
+              <w:bottom w:val="single" w:sz="2" w:space="0" w:color="BFC7D5"/>
+              <w:right w:val="single" w:sz="6" w:space="0" w:color="BFC7D5"/>
+            </w:tcBorders>
             <w:vAlign w:val="center"/>
           </w:tcPr>
           <w:p>
@@ -715,8 +1029,12 @@
         <w:trPr/>
         <w:tc>
           <w:tcPr>
-            <w:tcW w:w="1501" w:type="dxa"/>
-            <w:tcBorders/>
+            <w:tcW w:w="1539" w:type="dxa"/>
+            <w:tcBorders>
+              <w:left w:val="single" w:sz="6" w:space="0" w:color="BFC7D5"/>
+              <w:bottom w:val="single" w:sz="2" w:space="0" w:color="BFC7D5"/>
+              <w:right w:val="single" w:sz="6" w:space="0" w:color="BFC7D5"/>
+            </w:tcBorders>
             <w:vAlign w:val="center"/>
           </w:tcPr>
           <w:p>
@@ -735,8 +1053,12 @@
         </w:tc>
         <w:tc>
           <w:tcPr>
-            <w:tcW w:w="6618" w:type="dxa"/>
-            <w:tcBorders/>
+            <w:tcW w:w="6689" w:type="dxa"/>
+            <w:tcBorders>
+              <w:left w:val="single" w:sz="2" w:space="0" w:color="BFC7D5"/>
+              <w:bottom w:val="single" w:sz="2" w:space="0" w:color="BFC7D5"/>
+              <w:right w:val="single" w:sz="6" w:space="0" w:color="BFC7D5"/>
+            </w:tcBorders>
             <w:vAlign w:val="center"/>
           </w:tcPr>
           <w:p>
@@ -770,8 +1092,12 @@
         <w:trPr/>
         <w:tc>
           <w:tcPr>
-            <w:tcW w:w="1501" w:type="dxa"/>
-            <w:tcBorders/>
+            <w:tcW w:w="1539" w:type="dxa"/>
+            <w:tcBorders>
+              <w:left w:val="single" w:sz="6" w:space="0" w:color="BFC7D5"/>
+              <w:bottom w:val="single" w:sz="2" w:space="0" w:color="BFC7D5"/>
+              <w:right w:val="single" w:sz="6" w:space="0" w:color="BFC7D5"/>
+            </w:tcBorders>
             <w:vAlign w:val="center"/>
           </w:tcPr>
           <w:p>
@@ -790,8 +1116,12 @@
         </w:tc>
         <w:tc>
           <w:tcPr>
-            <w:tcW w:w="6618" w:type="dxa"/>
-            <w:tcBorders/>
+            <w:tcW w:w="6689" w:type="dxa"/>
+            <w:tcBorders>
+              <w:left w:val="single" w:sz="2" w:space="0" w:color="BFC7D5"/>
+              <w:bottom w:val="single" w:sz="2" w:space="0" w:color="BFC7D5"/>
+              <w:right w:val="single" w:sz="6" w:space="0" w:color="BFC7D5"/>
+            </w:tcBorders>
             <w:vAlign w:val="center"/>
           </w:tcPr>
           <w:p>
@@ -829,8 +1159,12 @@
         <w:trPr/>
         <w:tc>
           <w:tcPr>
-            <w:tcW w:w="1501" w:type="dxa"/>
-            <w:tcBorders/>
+            <w:tcW w:w="1539" w:type="dxa"/>
+            <w:tcBorders>
+              <w:left w:val="single" w:sz="6" w:space="0" w:color="BFC7D5"/>
+              <w:bottom w:val="single" w:sz="6" w:space="0" w:color="BFC7D5"/>
+              <w:right w:val="single" w:sz="6" w:space="0" w:color="BFC7D5"/>
+            </w:tcBorders>
             <w:vAlign w:val="center"/>
           </w:tcPr>
           <w:p>
@@ -849,8 +1183,12 @@
         </w:tc>
         <w:tc>
           <w:tcPr>
-            <w:tcW w:w="6618" w:type="dxa"/>
-            <w:tcBorders/>
+            <w:tcW w:w="6689" w:type="dxa"/>
+            <w:tcBorders>
+              <w:left w:val="single" w:sz="2" w:space="0" w:color="BFC7D5"/>
+              <w:bottom w:val="single" w:sz="6" w:space="0" w:color="BFC7D5"/>
+              <w:right w:val="single" w:sz="6" w:space="0" w:color="BFC7D5"/>
+            </w:tcBorders>
             <w:vAlign w:val="center"/>
           </w:tcPr>
           <w:p>
@@ -895,20 +1233,20 @@
     </w:p>
     <w:tbl>
       <w:tblPr>
-        <w:tblW w:w="8119" w:type="dxa"/>
+        <w:tblW w:w="5000" w:type="pct"/>
         <w:jc w:val="left"/>
-        <w:tblInd w:w="0" w:type="dxa"/>
+        <w:tblInd w:w="-7" w:type="dxa"/>
         <w:tblLayout w:type="fixed"/>
         <w:tblCellMar>
-          <w:top w:w="28" w:type="dxa"/>
-          <w:left w:w="28" w:type="dxa"/>
-          <w:bottom w:w="28" w:type="dxa"/>
-          <w:right w:w="28" w:type="dxa"/>
+          <w:top w:w="60" w:type="dxa"/>
+          <w:left w:w="60" w:type="dxa"/>
+          <w:bottom w:w="60" w:type="dxa"/>
+          <w:right w:w="60" w:type="dxa"/>
         </w:tblCellMar>
       </w:tblPr>
       <w:tblGrid>
-        <w:gridCol w:w="1405"/>
-        <w:gridCol w:w="6714"/>
+        <w:gridCol w:w="1442"/>
+        <w:gridCol w:w="6786"/>
       </w:tblGrid>
       <w:tr>
         <w:trPr>
@@ -916,44 +1254,60 @@
         </w:trPr>
         <w:tc>
           <w:tcPr>
-            <w:tcW w:w="1405" w:type="dxa"/>
-            <w:tcBorders/>
+            <w:tcW w:w="1442" w:type="dxa"/>
+            <w:tcBorders>
+              <w:top w:val="single" w:sz="6" w:space="0" w:color="BFC7D5"/>
+              <w:left w:val="single" w:sz="6" w:space="0" w:color="BFC7D5"/>
+              <w:bottom w:val="single" w:sz="2" w:space="0" w:color="BFC7D5"/>
+              <w:right w:val="single" w:sz="6" w:space="0" w:color="BFC7D5"/>
+            </w:tcBorders>
+            <w:shd w:fill="1F3A5F" w:val="clear"/>
             <w:vAlign w:val="center"/>
           </w:tcPr>
           <w:p>
             <w:pPr>
               <w:pStyle w:val="TableHeading"/>
-              <w:suppressLineNumbers/>
-              <w:shd w:fill="1F3A5F" w:val="clear"/>
-              <w:bidi w:val="0"/>
-              <w:spacing w:before="0" w:after="283"/>
-              <w:jc w:val="center"/>
-              <w:rPr/>
-            </w:pPr>
-            <w:r>
-              <w:rPr/>
+              <w:bidi w:val="0"/>
+              <w:spacing w:before="0" w:after="283"/>
+              <w:jc w:val="left"/>
+              <w:rPr>
+                <w:color w:val="FFFFFF"/>
+              </w:rPr>
+            </w:pPr>
+            <w:r>
+              <w:rPr>
+                <w:color w:val="FFFFFF"/>
+              </w:rPr>
               <w:t>Role</w:t>
             </w:r>
           </w:p>
         </w:tc>
         <w:tc>
           <w:tcPr>
-            <w:tcW w:w="6714" w:type="dxa"/>
-            <w:tcBorders/>
+            <w:tcW w:w="6786" w:type="dxa"/>
+            <w:tcBorders>
+              <w:top w:val="single" w:sz="6" w:space="0" w:color="BFC7D5"/>
+              <w:left w:val="single" w:sz="2" w:space="0" w:color="BFC7D5"/>
+              <w:bottom w:val="single" w:sz="2" w:space="0" w:color="BFC7D5"/>
+              <w:right w:val="single" w:sz="6" w:space="0" w:color="BFC7D5"/>
+            </w:tcBorders>
+            <w:shd w:fill="1F3A5F" w:val="clear"/>
             <w:vAlign w:val="center"/>
           </w:tcPr>
           <w:p>
             <w:pPr>
               <w:pStyle w:val="TableHeading"/>
-              <w:suppressLineNumbers/>
-              <w:shd w:fill="1F3A5F" w:val="clear"/>
-              <w:bidi w:val="0"/>
-              <w:spacing w:before="0" w:after="283"/>
-              <w:jc w:val="center"/>
-              <w:rPr/>
-            </w:pPr>
-            <w:r>
-              <w:rPr/>
+              <w:bidi w:val="0"/>
+              <w:spacing w:before="0" w:after="283"/>
+              <w:jc w:val="left"/>
+              <w:rPr>
+                <w:color w:val="FFFFFF"/>
+              </w:rPr>
+            </w:pPr>
+            <w:r>
+              <w:rPr>
+                <w:color w:val="FFFFFF"/>
+              </w:rPr>
               <w:t>Responsibility</w:t>
             </w:r>
           </w:p>
@@ -963,8 +1317,12 @@
         <w:trPr/>
         <w:tc>
           <w:tcPr>
-            <w:tcW w:w="1405" w:type="dxa"/>
-            <w:tcBorders/>
+            <w:tcW w:w="1442" w:type="dxa"/>
+            <w:tcBorders>
+              <w:left w:val="single" w:sz="6" w:space="0" w:color="BFC7D5"/>
+              <w:bottom w:val="single" w:sz="2" w:space="0" w:color="BFC7D5"/>
+              <w:right w:val="single" w:sz="6" w:space="0" w:color="BFC7D5"/>
+            </w:tcBorders>
             <w:vAlign w:val="center"/>
           </w:tcPr>
           <w:p>
@@ -983,8 +1341,12 @@
         </w:tc>
         <w:tc>
           <w:tcPr>
-            <w:tcW w:w="6714" w:type="dxa"/>
-            <w:tcBorders/>
+            <w:tcW w:w="6786" w:type="dxa"/>
+            <w:tcBorders>
+              <w:left w:val="single" w:sz="2" w:space="0" w:color="BFC7D5"/>
+              <w:bottom w:val="single" w:sz="2" w:space="0" w:color="BFC7D5"/>
+              <w:right w:val="single" w:sz="6" w:space="0" w:color="BFC7D5"/>
+            </w:tcBorders>
             <w:vAlign w:val="center"/>
           </w:tcPr>
           <w:p>
@@ -1006,8 +1368,12 @@
         <w:trPr/>
         <w:tc>
           <w:tcPr>
-            <w:tcW w:w="1405" w:type="dxa"/>
-            <w:tcBorders/>
+            <w:tcW w:w="1442" w:type="dxa"/>
+            <w:tcBorders>
+              <w:left w:val="single" w:sz="6" w:space="0" w:color="BFC7D5"/>
+              <w:bottom w:val="single" w:sz="2" w:space="0" w:color="BFC7D5"/>
+              <w:right w:val="single" w:sz="6" w:space="0" w:color="BFC7D5"/>
+            </w:tcBorders>
             <w:vAlign w:val="center"/>
           </w:tcPr>
           <w:p>
@@ -1026,8 +1392,12 @@
         </w:tc>
         <w:tc>
           <w:tcPr>
-            <w:tcW w:w="6714" w:type="dxa"/>
-            <w:tcBorders/>
+            <w:tcW w:w="6786" w:type="dxa"/>
+            <w:tcBorders>
+              <w:left w:val="single" w:sz="2" w:space="0" w:color="BFC7D5"/>
+              <w:bottom w:val="single" w:sz="2" w:space="0" w:color="BFC7D5"/>
+              <w:right w:val="single" w:sz="6" w:space="0" w:color="BFC7D5"/>
+            </w:tcBorders>
             <w:vAlign w:val="center"/>
           </w:tcPr>
           <w:p>
@@ -1049,8 +1419,12 @@
         <w:trPr/>
         <w:tc>
           <w:tcPr>
-            <w:tcW w:w="1405" w:type="dxa"/>
-            <w:tcBorders/>
+            <w:tcW w:w="1442" w:type="dxa"/>
+            <w:tcBorders>
+              <w:left w:val="single" w:sz="6" w:space="0" w:color="BFC7D5"/>
+              <w:bottom w:val="single" w:sz="6" w:space="0" w:color="BFC7D5"/>
+              <w:right w:val="single" w:sz="6" w:space="0" w:color="BFC7D5"/>
+            </w:tcBorders>
             <w:vAlign w:val="center"/>
           </w:tcPr>
           <w:p>
@@ -1069,8 +1443,12 @@
         </w:tc>
         <w:tc>
           <w:tcPr>
-            <w:tcW w:w="6714" w:type="dxa"/>
-            <w:tcBorders/>
+            <w:tcW w:w="6786" w:type="dxa"/>
+            <w:tcBorders>
+              <w:left w:val="single" w:sz="2" w:space="0" w:color="BFC7D5"/>
+              <w:bottom w:val="single" w:sz="6" w:space="0" w:color="BFC7D5"/>
+              <w:right w:val="single" w:sz="6" w:space="0" w:color="BFC7D5"/>
+            </w:tcBorders>
             <w:vAlign w:val="center"/>
           </w:tcPr>
           <w:p>
@@ -1144,7 +1522,7 @@
         <w:rPr>
           <w:rStyle w:val="SourceText"/>
         </w:rPr>
-        <w:t>backend/Dockerfile:42</w:t>
+        <w:t>backend/Dockerfile:46</w:t>
       </w:r>
       <w:r>
         <w:rPr/>
@@ -1154,7 +1532,7 @@
         <w:rPr>
           <w:rStyle w:val="SourceText"/>
         </w:rPr>
-        <w:t>voice/Dockerfile:44</w:t>
+        <w:t>voice/Dockerfile:48</w:t>
       </w:r>
       <w:r>
         <w:rPr/>
@@ -1312,21 +1690,21 @@
     </w:p>
     <w:tbl>
       <w:tblPr>
-        <w:tblW w:w="8119" w:type="dxa"/>
+        <w:tblW w:w="5000" w:type="pct"/>
         <w:jc w:val="left"/>
-        <w:tblInd w:w="0" w:type="dxa"/>
+        <w:tblInd w:w="-7" w:type="dxa"/>
         <w:tblLayout w:type="fixed"/>
         <w:tblCellMar>
-          <w:top w:w="28" w:type="dxa"/>
-          <w:left w:w="28" w:type="dxa"/>
-          <w:bottom w:w="28" w:type="dxa"/>
-          <w:right w:w="28" w:type="dxa"/>
+          <w:top w:w="60" w:type="dxa"/>
+          <w:left w:w="60" w:type="dxa"/>
+          <w:bottom w:w="60" w:type="dxa"/>
+          <w:right w:w="60" w:type="dxa"/>
         </w:tblCellMar>
       </w:tblPr>
       <w:tblGrid>
-        <w:gridCol w:w="1270"/>
-        <w:gridCol w:w="2195"/>
-        <w:gridCol w:w="4654"/>
+        <w:gridCol w:w="1304"/>
+        <w:gridCol w:w="2241"/>
+        <w:gridCol w:w="4683"/>
       </w:tblGrid>
       <w:tr>
         <w:trPr>
@@ -1334,66 +1712,90 @@
         </w:trPr>
         <w:tc>
           <w:tcPr>
-            <w:tcW w:w="1270" w:type="dxa"/>
-            <w:tcBorders/>
+            <w:tcW w:w="1304" w:type="dxa"/>
+            <w:tcBorders>
+              <w:top w:val="single" w:sz="6" w:space="0" w:color="BFC7D5"/>
+              <w:left w:val="single" w:sz="6" w:space="0" w:color="BFC7D5"/>
+              <w:bottom w:val="single" w:sz="2" w:space="0" w:color="BFC7D5"/>
+              <w:right w:val="single" w:sz="6" w:space="0" w:color="BFC7D5"/>
+            </w:tcBorders>
+            <w:shd w:fill="1F3A5F" w:val="clear"/>
             <w:vAlign w:val="center"/>
           </w:tcPr>
           <w:p>
             <w:pPr>
               <w:pStyle w:val="TableHeading"/>
-              <w:suppressLineNumbers/>
-              <w:shd w:fill="1F3A5F" w:val="clear"/>
-              <w:bidi w:val="0"/>
-              <w:spacing w:before="0" w:after="283"/>
-              <w:jc w:val="center"/>
-              <w:rPr/>
-            </w:pPr>
-            <w:r>
-              <w:rPr/>
+              <w:bidi w:val="0"/>
+              <w:spacing w:before="0" w:after="283"/>
+              <w:jc w:val="left"/>
+              <w:rPr>
+                <w:color w:val="FFFFFF"/>
+              </w:rPr>
+            </w:pPr>
+            <w:r>
+              <w:rPr>
+                <w:color w:val="FFFFFF"/>
+              </w:rPr>
               <w:t>Provision type</w:t>
             </w:r>
           </w:p>
         </w:tc>
         <w:tc>
           <w:tcPr>
-            <w:tcW w:w="2195" w:type="dxa"/>
-            <w:tcBorders/>
+            <w:tcW w:w="2241" w:type="dxa"/>
+            <w:tcBorders>
+              <w:top w:val="single" w:sz="6" w:space="0" w:color="BFC7D5"/>
+              <w:left w:val="single" w:sz="2" w:space="0" w:color="BFC7D5"/>
+              <w:bottom w:val="single" w:sz="2" w:space="0" w:color="BFC7D5"/>
+              <w:right w:val="single" w:sz="6" w:space="0" w:color="BFC7D5"/>
+            </w:tcBorders>
+            <w:shd w:fill="1F3A5F" w:val="clear"/>
             <w:vAlign w:val="center"/>
           </w:tcPr>
           <w:p>
             <w:pPr>
               <w:pStyle w:val="TableHeading"/>
-              <w:suppressLineNumbers/>
-              <w:shd w:fill="1F3A5F" w:val="clear"/>
-              <w:bidi w:val="0"/>
-              <w:spacing w:before="0" w:after="283"/>
-              <w:jc w:val="center"/>
-              <w:rPr/>
-            </w:pPr>
-            <w:r>
-              <w:rPr/>
+              <w:bidi w:val="0"/>
+              <w:spacing w:before="0" w:after="283"/>
+              <w:jc w:val="left"/>
+              <w:rPr>
+                <w:color w:val="FFFFFF"/>
+              </w:rPr>
+            </w:pPr>
+            <w:r>
+              <w:rPr>
+                <w:color w:val="FFFFFF"/>
+              </w:rPr>
               <w:t>Control required</w:t>
             </w:r>
           </w:p>
         </w:tc>
         <w:tc>
           <w:tcPr>
-            <w:tcW w:w="4654" w:type="dxa"/>
-            <w:tcBorders/>
+            <w:tcW w:w="4683" w:type="dxa"/>
+            <w:tcBorders>
+              <w:top w:val="single" w:sz="6" w:space="0" w:color="BFC7D5"/>
+              <w:left w:val="single" w:sz="2" w:space="0" w:color="BFC7D5"/>
+              <w:bottom w:val="single" w:sz="2" w:space="0" w:color="BFC7D5"/>
+              <w:right w:val="single" w:sz="6" w:space="0" w:color="BFC7D5"/>
+            </w:tcBorders>
+            <w:shd w:fill="1F3A5F" w:val="clear"/>
             <w:vAlign w:val="center"/>
           </w:tcPr>
           <w:p>
             <w:pPr>
               <w:pStyle w:val="TableHeading"/>
-              <w:suppressLineNumbers/>
-              <w:shd w:fill="1F3A5F" w:val="clear"/>
-              <w:bidi w:val="0"/>
-              <w:spacing w:before="0" w:after="283"/>
-              <w:jc w:val="center"/>
-              <w:rPr/>
-            </w:pPr>
-            <w:r>
-              <w:rPr/>
+              <w:bidi w:val="0"/>
+              <w:spacing w:before="0" w:after="283"/>
+              <w:jc w:val="left"/>
+              <w:rPr>
+                <w:color w:val="FFFFFF"/>
+              </w:rPr>
+            </w:pPr>
+            <w:r>
+              <w:rPr>
+                <w:color w:val="FFFFFF"/>
+              </w:rPr>
               <w:t>Present state</w:t>
             </w:r>
           </w:p>
@@ -1403,8 +1805,12 @@
         <w:trPr/>
         <w:tc>
           <w:tcPr>
-            <w:tcW w:w="1270" w:type="dxa"/>
-            <w:tcBorders/>
+            <w:tcW w:w="1304" w:type="dxa"/>
+            <w:tcBorders>
+              <w:left w:val="single" w:sz="6" w:space="0" w:color="BFC7D5"/>
+              <w:bottom w:val="single" w:sz="2" w:space="0" w:color="BFC7D5"/>
+              <w:right w:val="single" w:sz="6" w:space="0" w:color="BFC7D5"/>
+            </w:tcBorders>
             <w:vAlign w:val="center"/>
           </w:tcPr>
           <w:p>
@@ -1423,8 +1829,12 @@
         </w:tc>
         <w:tc>
           <w:tcPr>
-            <w:tcW w:w="2195" w:type="dxa"/>
-            <w:tcBorders/>
+            <w:tcW w:w="2241" w:type="dxa"/>
+            <w:tcBorders>
+              <w:left w:val="single" w:sz="2" w:space="0" w:color="BFC7D5"/>
+              <w:bottom w:val="single" w:sz="2" w:space="0" w:color="BFC7D5"/>
+              <w:right w:val="single" w:sz="6" w:space="0" w:color="BFC7D5"/>
+            </w:tcBorders>
             <w:vAlign w:val="center"/>
           </w:tcPr>
           <w:p>
@@ -1443,8 +1853,12 @@
         </w:tc>
         <w:tc>
           <w:tcPr>
-            <w:tcW w:w="4654" w:type="dxa"/>
-            <w:tcBorders/>
+            <w:tcW w:w="4683" w:type="dxa"/>
+            <w:tcBorders>
+              <w:left w:val="single" w:sz="2" w:space="0" w:color="BFC7D5"/>
+              <w:bottom w:val="single" w:sz="2" w:space="0" w:color="BFC7D5"/>
+              <w:right w:val="single" w:sz="6" w:space="0" w:color="BFC7D5"/>
+            </w:tcBorders>
             <w:vAlign w:val="center"/>
           </w:tcPr>
           <w:p>
@@ -1476,8 +1890,12 @@
         <w:trPr/>
         <w:tc>
           <w:tcPr>
-            <w:tcW w:w="1270" w:type="dxa"/>
-            <w:tcBorders/>
+            <w:tcW w:w="1304" w:type="dxa"/>
+            <w:tcBorders>
+              <w:left w:val="single" w:sz="6" w:space="0" w:color="BFC7D5"/>
+              <w:bottom w:val="single" w:sz="2" w:space="0" w:color="BFC7D5"/>
+              <w:right w:val="single" w:sz="6" w:space="0" w:color="BFC7D5"/>
+            </w:tcBorders>
             <w:vAlign w:val="center"/>
           </w:tcPr>
           <w:p>
@@ -1496,8 +1914,12 @@
         </w:tc>
         <w:tc>
           <w:tcPr>
-            <w:tcW w:w="2195" w:type="dxa"/>
-            <w:tcBorders/>
+            <w:tcW w:w="2241" w:type="dxa"/>
+            <w:tcBorders>
+              <w:left w:val="single" w:sz="2" w:space="0" w:color="BFC7D5"/>
+              <w:bottom w:val="single" w:sz="2" w:space="0" w:color="BFC7D5"/>
+              <w:right w:val="single" w:sz="6" w:space="0" w:color="BFC7D5"/>
+            </w:tcBorders>
             <w:vAlign w:val="center"/>
           </w:tcPr>
           <w:p>
@@ -1516,8 +1938,12 @@
         </w:tc>
         <w:tc>
           <w:tcPr>
-            <w:tcW w:w="4654" w:type="dxa"/>
-            <w:tcBorders/>
+            <w:tcW w:w="4683" w:type="dxa"/>
+            <w:tcBorders>
+              <w:left w:val="single" w:sz="2" w:space="0" w:color="BFC7D5"/>
+              <w:bottom w:val="single" w:sz="2" w:space="0" w:color="BFC7D5"/>
+              <w:right w:val="single" w:sz="6" w:space="0" w:color="BFC7D5"/>
+            </w:tcBorders>
             <w:vAlign w:val="center"/>
           </w:tcPr>
           <w:p>
@@ -1596,7 +2022,7 @@
               <w:rPr>
                 <w:rStyle w:val="SourceText"/>
               </w:rPr>
-              <w:t>docker-compose.yml:224</w:t>
+              <w:t>docker-compose.yml:252</w:t>
             </w:r>
             <w:r>
               <w:rPr/>
@@ -1609,8 +2035,12 @@
         <w:trPr/>
         <w:tc>
           <w:tcPr>
-            <w:tcW w:w="1270" w:type="dxa"/>
-            <w:tcBorders/>
+            <w:tcW w:w="1304" w:type="dxa"/>
+            <w:tcBorders>
+              <w:left w:val="single" w:sz="6" w:space="0" w:color="BFC7D5"/>
+              <w:bottom w:val="single" w:sz="2" w:space="0" w:color="BFC7D5"/>
+              <w:right w:val="single" w:sz="6" w:space="0" w:color="BFC7D5"/>
+            </w:tcBorders>
             <w:vAlign w:val="center"/>
           </w:tcPr>
           <w:p>
@@ -1629,8 +2059,12 @@
         </w:tc>
         <w:tc>
           <w:tcPr>
-            <w:tcW w:w="2195" w:type="dxa"/>
-            <w:tcBorders/>
+            <w:tcW w:w="2241" w:type="dxa"/>
+            <w:tcBorders>
+              <w:left w:val="single" w:sz="2" w:space="0" w:color="BFC7D5"/>
+              <w:bottom w:val="single" w:sz="2" w:space="0" w:color="BFC7D5"/>
+              <w:right w:val="single" w:sz="6" w:space="0" w:color="BFC7D5"/>
+            </w:tcBorders>
             <w:vAlign w:val="center"/>
           </w:tcPr>
           <w:p>
@@ -1649,8 +2083,12 @@
         </w:tc>
         <w:tc>
           <w:tcPr>
-            <w:tcW w:w="4654" w:type="dxa"/>
-            <w:tcBorders/>
+            <w:tcW w:w="4683" w:type="dxa"/>
+            <w:tcBorders>
+              <w:left w:val="single" w:sz="2" w:space="0" w:color="BFC7D5"/>
+              <w:bottom w:val="single" w:sz="2" w:space="0" w:color="BFC7D5"/>
+              <w:right w:val="single" w:sz="6" w:space="0" w:color="BFC7D5"/>
+            </w:tcBorders>
             <w:vAlign w:val="center"/>
           </w:tcPr>
           <w:p>
@@ -1672,8 +2110,12 @@
         <w:trPr/>
         <w:tc>
           <w:tcPr>
-            <w:tcW w:w="1270" w:type="dxa"/>
-            <w:tcBorders/>
+            <w:tcW w:w="1304" w:type="dxa"/>
+            <w:tcBorders>
+              <w:left w:val="single" w:sz="6" w:space="0" w:color="BFC7D5"/>
+              <w:bottom w:val="single" w:sz="2" w:space="0" w:color="BFC7D5"/>
+              <w:right w:val="single" w:sz="6" w:space="0" w:color="BFC7D5"/>
+            </w:tcBorders>
             <w:vAlign w:val="center"/>
           </w:tcPr>
           <w:p>
@@ -1692,8 +2134,12 @@
         </w:tc>
         <w:tc>
           <w:tcPr>
-            <w:tcW w:w="2195" w:type="dxa"/>
-            <w:tcBorders/>
+            <w:tcW w:w="2241" w:type="dxa"/>
+            <w:tcBorders>
+              <w:left w:val="single" w:sz="2" w:space="0" w:color="BFC7D5"/>
+              <w:bottom w:val="single" w:sz="2" w:space="0" w:color="BFC7D5"/>
+              <w:right w:val="single" w:sz="6" w:space="0" w:color="BFC7D5"/>
+            </w:tcBorders>
             <w:vAlign w:val="center"/>
           </w:tcPr>
           <w:p>
@@ -1718,8 +2164,12 @@
         </w:tc>
         <w:tc>
           <w:tcPr>
-            <w:tcW w:w="4654" w:type="dxa"/>
-            <w:tcBorders/>
+            <w:tcW w:w="4683" w:type="dxa"/>
+            <w:tcBorders>
+              <w:left w:val="single" w:sz="2" w:space="0" w:color="BFC7D5"/>
+              <w:bottom w:val="single" w:sz="2" w:space="0" w:color="BFC7D5"/>
+              <w:right w:val="single" w:sz="6" w:space="0" w:color="BFC7D5"/>
+            </w:tcBorders>
             <w:vAlign w:val="center"/>
           </w:tcPr>
           <w:p>
@@ -1777,8 +2227,12 @@
         <w:trPr/>
         <w:tc>
           <w:tcPr>
-            <w:tcW w:w="1270" w:type="dxa"/>
-            <w:tcBorders/>
+            <w:tcW w:w="1304" w:type="dxa"/>
+            <w:tcBorders>
+              <w:left w:val="single" w:sz="6" w:space="0" w:color="BFC7D5"/>
+              <w:bottom w:val="single" w:sz="2" w:space="0" w:color="BFC7D5"/>
+              <w:right w:val="single" w:sz="6" w:space="0" w:color="BFC7D5"/>
+            </w:tcBorders>
             <w:vAlign w:val="center"/>
           </w:tcPr>
           <w:p>
@@ -1797,8 +2251,12 @@
         </w:tc>
         <w:tc>
           <w:tcPr>
-            <w:tcW w:w="2195" w:type="dxa"/>
-            <w:tcBorders/>
+            <w:tcW w:w="2241" w:type="dxa"/>
+            <w:tcBorders>
+              <w:left w:val="single" w:sz="2" w:space="0" w:color="BFC7D5"/>
+              <w:bottom w:val="single" w:sz="2" w:space="0" w:color="BFC7D5"/>
+              <w:right w:val="single" w:sz="6" w:space="0" w:color="BFC7D5"/>
+            </w:tcBorders>
             <w:vAlign w:val="center"/>
           </w:tcPr>
           <w:p>
@@ -1817,8 +2275,12 @@
         </w:tc>
         <w:tc>
           <w:tcPr>
-            <w:tcW w:w="4654" w:type="dxa"/>
-            <w:tcBorders/>
+            <w:tcW w:w="4683" w:type="dxa"/>
+            <w:tcBorders>
+              <w:left w:val="single" w:sz="2" w:space="0" w:color="BFC7D5"/>
+              <w:bottom w:val="single" w:sz="2" w:space="0" w:color="BFC7D5"/>
+              <w:right w:val="single" w:sz="6" w:space="0" w:color="BFC7D5"/>
+            </w:tcBorders>
             <w:vAlign w:val="center"/>
           </w:tcPr>
           <w:p>
@@ -1846,8 +2308,12 @@
         <w:trPr/>
         <w:tc>
           <w:tcPr>
-            <w:tcW w:w="1270" w:type="dxa"/>
-            <w:tcBorders/>
+            <w:tcW w:w="1304" w:type="dxa"/>
+            <w:tcBorders>
+              <w:left w:val="single" w:sz="6" w:space="0" w:color="BFC7D5"/>
+              <w:bottom w:val="single" w:sz="2" w:space="0" w:color="BFC7D5"/>
+              <w:right w:val="single" w:sz="6" w:space="0" w:color="BFC7D5"/>
+            </w:tcBorders>
             <w:vAlign w:val="center"/>
           </w:tcPr>
           <w:p>
@@ -1866,8 +2332,12 @@
         </w:tc>
         <w:tc>
           <w:tcPr>
-            <w:tcW w:w="2195" w:type="dxa"/>
-            <w:tcBorders/>
+            <w:tcW w:w="2241" w:type="dxa"/>
+            <w:tcBorders>
+              <w:left w:val="single" w:sz="2" w:space="0" w:color="BFC7D5"/>
+              <w:bottom w:val="single" w:sz="2" w:space="0" w:color="BFC7D5"/>
+              <w:right w:val="single" w:sz="6" w:space="0" w:color="BFC7D5"/>
+            </w:tcBorders>
             <w:vAlign w:val="center"/>
           </w:tcPr>
           <w:p>
@@ -1886,8 +2356,12 @@
         </w:tc>
         <w:tc>
           <w:tcPr>
-            <w:tcW w:w="4654" w:type="dxa"/>
-            <w:tcBorders/>
+            <w:tcW w:w="4683" w:type="dxa"/>
+            <w:tcBorders>
+              <w:left w:val="single" w:sz="2" w:space="0" w:color="BFC7D5"/>
+              <w:bottom w:val="single" w:sz="2" w:space="0" w:color="BFC7D5"/>
+              <w:right w:val="single" w:sz="6" w:space="0" w:color="BFC7D5"/>
+            </w:tcBorders>
             <w:vAlign w:val="center"/>
           </w:tcPr>
           <w:p>
@@ -1929,8 +2403,12 @@
         <w:trPr/>
         <w:tc>
           <w:tcPr>
-            <w:tcW w:w="1270" w:type="dxa"/>
-            <w:tcBorders/>
+            <w:tcW w:w="1304" w:type="dxa"/>
+            <w:tcBorders>
+              <w:left w:val="single" w:sz="6" w:space="0" w:color="BFC7D5"/>
+              <w:bottom w:val="single" w:sz="6" w:space="0" w:color="BFC7D5"/>
+              <w:right w:val="single" w:sz="6" w:space="0" w:color="BFC7D5"/>
+            </w:tcBorders>
             <w:vAlign w:val="center"/>
           </w:tcPr>
           <w:p>
@@ -1949,8 +2427,12 @@
         </w:tc>
         <w:tc>
           <w:tcPr>
-            <w:tcW w:w="2195" w:type="dxa"/>
-            <w:tcBorders/>
+            <w:tcW w:w="2241" w:type="dxa"/>
+            <w:tcBorders>
+              <w:left w:val="single" w:sz="2" w:space="0" w:color="BFC7D5"/>
+              <w:bottom w:val="single" w:sz="6" w:space="0" w:color="BFC7D5"/>
+              <w:right w:val="single" w:sz="6" w:space="0" w:color="BFC7D5"/>
+            </w:tcBorders>
             <w:vAlign w:val="center"/>
           </w:tcPr>
           <w:p>
@@ -1969,8 +2451,12 @@
         </w:tc>
         <w:tc>
           <w:tcPr>
-            <w:tcW w:w="4654" w:type="dxa"/>
-            <w:tcBorders/>
+            <w:tcW w:w="4683" w:type="dxa"/>
+            <w:tcBorders>
+              <w:left w:val="single" w:sz="2" w:space="0" w:color="BFC7D5"/>
+              <w:bottom w:val="single" w:sz="6" w:space="0" w:color="BFC7D5"/>
+              <w:right w:val="single" w:sz="6" w:space="0" w:color="BFC7D5"/>
+            </w:tcBorders>
             <w:vAlign w:val="center"/>
           </w:tcPr>
           <w:p>
@@ -2025,22 +2511,22 @@
     </w:p>
     <w:tbl>
       <w:tblPr>
-        <w:tblW w:w="8119" w:type="dxa"/>
+        <w:tblW w:w="8228" w:type="dxa"/>
         <w:jc w:val="left"/>
-        <w:tblInd w:w="0" w:type="dxa"/>
+        <w:tblInd w:w="-7" w:type="dxa"/>
         <w:tblLayout w:type="fixed"/>
         <w:tblCellMar>
-          <w:top w:w="28" w:type="dxa"/>
-          <w:left w:w="28" w:type="dxa"/>
-          <w:bottom w:w="28" w:type="dxa"/>
-          <w:right w:w="28" w:type="dxa"/>
+          <w:top w:w="60" w:type="dxa"/>
+          <w:left w:w="60" w:type="dxa"/>
+          <w:bottom w:w="60" w:type="dxa"/>
+          <w:right w:w="60" w:type="dxa"/>
         </w:tblCellMar>
       </w:tblPr>
       <w:tblGrid>
-        <w:gridCol w:w="1111"/>
-        <w:gridCol w:w="3241"/>
-        <w:gridCol w:w="1996"/>
-        <w:gridCol w:w="1771"/>
+        <w:gridCol w:w="1145"/>
+        <w:gridCol w:w="3276"/>
+        <w:gridCol w:w="2031"/>
+        <w:gridCol w:w="1776"/>
       </w:tblGrid>
       <w:tr>
         <w:trPr>
@@ -2048,88 +2534,120 @@
         </w:trPr>
         <w:tc>
           <w:tcPr>
-            <w:tcW w:w="1111" w:type="dxa"/>
-            <w:tcBorders/>
+            <w:tcW w:w="1145" w:type="dxa"/>
+            <w:tcBorders>
+              <w:top w:val="single" w:sz="6" w:space="0" w:color="BFC7D5"/>
+              <w:left w:val="single" w:sz="6" w:space="0" w:color="BFC7D5"/>
+              <w:bottom w:val="single" w:sz="2" w:space="0" w:color="BFC7D5"/>
+              <w:right w:val="single" w:sz="6" w:space="0" w:color="BFC7D5"/>
+            </w:tcBorders>
+            <w:shd w:fill="1F3A5F" w:val="clear"/>
             <w:vAlign w:val="center"/>
           </w:tcPr>
           <w:p>
             <w:pPr>
               <w:pStyle w:val="TableHeading"/>
-              <w:suppressLineNumbers/>
-              <w:shd w:fill="1F3A5F" w:val="clear"/>
-              <w:bidi w:val="0"/>
-              <w:spacing w:before="0" w:after="283"/>
-              <w:jc w:val="center"/>
-              <w:rPr/>
-            </w:pPr>
-            <w:r>
-              <w:rPr/>
+              <w:bidi w:val="0"/>
+              <w:spacing w:before="0" w:after="283"/>
+              <w:jc w:val="left"/>
+              <w:rPr>
+                <w:color w:val="FFFFFF"/>
+              </w:rPr>
+            </w:pPr>
+            <w:r>
+              <w:rPr>
+                <w:color w:val="FFFFFF"/>
+              </w:rPr>
               <w:t>Role</w:t>
             </w:r>
           </w:p>
         </w:tc>
         <w:tc>
           <w:tcPr>
-            <w:tcW w:w="3241" w:type="dxa"/>
-            <w:tcBorders/>
+            <w:tcW w:w="3276" w:type="dxa"/>
+            <w:tcBorders>
+              <w:top w:val="single" w:sz="6" w:space="0" w:color="BFC7D5"/>
+              <w:left w:val="single" w:sz="2" w:space="0" w:color="BFC7D5"/>
+              <w:bottom w:val="single" w:sz="2" w:space="0" w:color="BFC7D5"/>
+              <w:right w:val="single" w:sz="6" w:space="0" w:color="BFC7D5"/>
+            </w:tcBorders>
+            <w:shd w:fill="1F3A5F" w:val="clear"/>
             <w:vAlign w:val="center"/>
           </w:tcPr>
           <w:p>
             <w:pPr>
               <w:pStyle w:val="TableHeading"/>
-              <w:suppressLineNumbers/>
-              <w:shd w:fill="1F3A5F" w:val="clear"/>
-              <w:bidi w:val="0"/>
-              <w:spacing w:before="0" w:after="283"/>
-              <w:jc w:val="center"/>
-              <w:rPr/>
-            </w:pPr>
-            <w:r>
-              <w:rPr/>
+              <w:bidi w:val="0"/>
+              <w:spacing w:before="0" w:after="283"/>
+              <w:jc w:val="left"/>
+              <w:rPr>
+                <w:color w:val="FFFFFF"/>
+              </w:rPr>
+            </w:pPr>
+            <w:r>
+              <w:rPr>
+                <w:color w:val="FFFFFF"/>
+              </w:rPr>
               <w:t>Model identifier</w:t>
             </w:r>
           </w:p>
         </w:tc>
         <w:tc>
           <w:tcPr>
-            <w:tcW w:w="1996" w:type="dxa"/>
-            <w:tcBorders/>
+            <w:tcW w:w="2031" w:type="dxa"/>
+            <w:tcBorders>
+              <w:top w:val="single" w:sz="6" w:space="0" w:color="BFC7D5"/>
+              <w:left w:val="single" w:sz="2" w:space="0" w:color="BFC7D5"/>
+              <w:bottom w:val="single" w:sz="2" w:space="0" w:color="BFC7D5"/>
+              <w:right w:val="single" w:sz="6" w:space="0" w:color="BFC7D5"/>
+            </w:tcBorders>
+            <w:shd w:fill="1F3A5F" w:val="clear"/>
             <w:vAlign w:val="center"/>
           </w:tcPr>
           <w:p>
             <w:pPr>
               <w:pStyle w:val="TableHeading"/>
-              <w:suppressLineNumbers/>
-              <w:shd w:fill="1F3A5F" w:val="clear"/>
-              <w:bidi w:val="0"/>
-              <w:spacing w:before="0" w:after="283"/>
-              <w:jc w:val="center"/>
-              <w:rPr/>
-            </w:pPr>
-            <w:r>
-              <w:rPr/>
+              <w:bidi w:val="0"/>
+              <w:spacing w:before="0" w:after="283"/>
+              <w:jc w:val="left"/>
+              <w:rPr>
+                <w:color w:val="FFFFFF"/>
+              </w:rPr>
+            </w:pPr>
+            <w:r>
+              <w:rPr>
+                <w:color w:val="FFFFFF"/>
+              </w:rPr>
               <w:t>Provider</w:t>
             </w:r>
           </w:p>
         </w:tc>
         <w:tc>
           <w:tcPr>
-            <w:tcW w:w="1771" w:type="dxa"/>
-            <w:tcBorders/>
+            <w:tcW w:w="1776" w:type="dxa"/>
+            <w:tcBorders>
+              <w:top w:val="single" w:sz="6" w:space="0" w:color="BFC7D5"/>
+              <w:left w:val="single" w:sz="2" w:space="0" w:color="BFC7D5"/>
+              <w:bottom w:val="single" w:sz="2" w:space="0" w:color="BFC7D5"/>
+              <w:right w:val="single" w:sz="6" w:space="0" w:color="BFC7D5"/>
+            </w:tcBorders>
+            <w:shd w:fill="1F3A5F" w:val="clear"/>
             <w:vAlign w:val="center"/>
           </w:tcPr>
           <w:p>
             <w:pPr>
               <w:pStyle w:val="TableHeading"/>
-              <w:suppressLineNumbers/>
-              <w:shd w:fill="1F3A5F" w:val="clear"/>
-              <w:bidi w:val="0"/>
-              <w:spacing w:before="0" w:after="283"/>
-              <w:jc w:val="center"/>
-              <w:rPr/>
-            </w:pPr>
-            <w:r>
-              <w:rPr/>
+              <w:bidi w:val="0"/>
+              <w:spacing w:before="0" w:after="283"/>
+              <w:jc w:val="left"/>
+              <w:rPr>
+                <w:color w:val="FFFFFF"/>
+              </w:rPr>
+            </w:pPr>
+            <w:r>
+              <w:rPr>
+                <w:color w:val="FFFFFF"/>
+              </w:rPr>
               <w:t>How it reaches the product</w:t>
             </w:r>
           </w:p>
@@ -2139,8 +2657,12 @@
         <w:trPr/>
         <w:tc>
           <w:tcPr>
-            <w:tcW w:w="1111" w:type="dxa"/>
-            <w:tcBorders/>
+            <w:tcW w:w="1145" w:type="dxa"/>
+            <w:tcBorders>
+              <w:left w:val="single" w:sz="6" w:space="0" w:color="BFC7D5"/>
+              <w:bottom w:val="single" w:sz="2" w:space="0" w:color="BFC7D5"/>
+              <w:right w:val="single" w:sz="6" w:space="0" w:color="BFC7D5"/>
+            </w:tcBorders>
             <w:vAlign w:val="center"/>
           </w:tcPr>
           <w:p>
@@ -2159,8 +2681,12 @@
         </w:tc>
         <w:tc>
           <w:tcPr>
-            <w:tcW w:w="3241" w:type="dxa"/>
-            <w:tcBorders/>
+            <w:tcW w:w="3276" w:type="dxa"/>
+            <w:tcBorders>
+              <w:left w:val="single" w:sz="2" w:space="0" w:color="BFC7D5"/>
+              <w:bottom w:val="single" w:sz="2" w:space="0" w:color="BFC7D5"/>
+              <w:right w:val="single" w:sz="6" w:space="0" w:color="BFC7D5"/>
+            </w:tcBorders>
             <w:vAlign w:val="center"/>
           </w:tcPr>
           <w:p>
@@ -2181,8 +2707,12 @@
         </w:tc>
         <w:tc>
           <w:tcPr>
-            <w:tcW w:w="1996" w:type="dxa"/>
-            <w:tcBorders/>
+            <w:tcW w:w="2031" w:type="dxa"/>
+            <w:tcBorders>
+              <w:left w:val="single" w:sz="2" w:space="0" w:color="BFC7D5"/>
+              <w:bottom w:val="single" w:sz="2" w:space="0" w:color="BFC7D5"/>
+              <w:right w:val="single" w:sz="6" w:space="0" w:color="BFC7D5"/>
+            </w:tcBorders>
             <w:vAlign w:val="center"/>
           </w:tcPr>
           <w:p>
@@ -2201,8 +2731,12 @@
         </w:tc>
         <w:tc>
           <w:tcPr>
-            <w:tcW w:w="1771" w:type="dxa"/>
-            <w:tcBorders/>
+            <w:tcW w:w="1776" w:type="dxa"/>
+            <w:tcBorders>
+              <w:left w:val="single" w:sz="2" w:space="0" w:color="BFC7D5"/>
+              <w:bottom w:val="single" w:sz="2" w:space="0" w:color="BFC7D5"/>
+              <w:right w:val="single" w:sz="6" w:space="0" w:color="BFC7D5"/>
+            </w:tcBorders>
             <w:vAlign w:val="center"/>
           </w:tcPr>
           <w:p>
@@ -2240,8 +2774,12 @@
         <w:trPr/>
         <w:tc>
           <w:tcPr>
-            <w:tcW w:w="1111" w:type="dxa"/>
-            <w:tcBorders/>
+            <w:tcW w:w="1145" w:type="dxa"/>
+            <w:tcBorders>
+              <w:left w:val="single" w:sz="6" w:space="0" w:color="BFC7D5"/>
+              <w:bottom w:val="single" w:sz="2" w:space="0" w:color="BFC7D5"/>
+              <w:right w:val="single" w:sz="6" w:space="0" w:color="BFC7D5"/>
+            </w:tcBorders>
             <w:vAlign w:val="center"/>
           </w:tcPr>
           <w:p>
@@ -2260,8 +2798,12 @@
         </w:tc>
         <w:tc>
           <w:tcPr>
-            <w:tcW w:w="3241" w:type="dxa"/>
-            <w:tcBorders/>
+            <w:tcW w:w="3276" w:type="dxa"/>
+            <w:tcBorders>
+              <w:left w:val="single" w:sz="2" w:space="0" w:color="BFC7D5"/>
+              <w:bottom w:val="single" w:sz="2" w:space="0" w:color="BFC7D5"/>
+              <w:right w:val="single" w:sz="6" w:space="0" w:color="BFC7D5"/>
+            </w:tcBorders>
             <w:vAlign w:val="center"/>
           </w:tcPr>
           <w:p>
@@ -2282,8 +2824,12 @@
         </w:tc>
         <w:tc>
           <w:tcPr>
-            <w:tcW w:w="1996" w:type="dxa"/>
-            <w:tcBorders/>
+            <w:tcW w:w="2031" w:type="dxa"/>
+            <w:tcBorders>
+              <w:left w:val="single" w:sz="2" w:space="0" w:color="BFC7D5"/>
+              <w:bottom w:val="single" w:sz="2" w:space="0" w:color="BFC7D5"/>
+              <w:right w:val="single" w:sz="6" w:space="0" w:color="BFC7D5"/>
+            </w:tcBorders>
             <w:vAlign w:val="center"/>
           </w:tcPr>
           <w:p>
@@ -2302,8 +2848,12 @@
         </w:tc>
         <w:tc>
           <w:tcPr>
-            <w:tcW w:w="1771" w:type="dxa"/>
-            <w:tcBorders/>
+            <w:tcW w:w="1776" w:type="dxa"/>
+            <w:tcBorders>
+              <w:left w:val="single" w:sz="2" w:space="0" w:color="BFC7D5"/>
+              <w:bottom w:val="single" w:sz="2" w:space="0" w:color="BFC7D5"/>
+              <w:right w:val="single" w:sz="6" w:space="0" w:color="BFC7D5"/>
+            </w:tcBorders>
             <w:vAlign w:val="center"/>
           </w:tcPr>
           <w:p>
@@ -2325,8 +2875,12 @@
         <w:trPr/>
         <w:tc>
           <w:tcPr>
-            <w:tcW w:w="1111" w:type="dxa"/>
-            <w:tcBorders/>
+            <w:tcW w:w="1145" w:type="dxa"/>
+            <w:tcBorders>
+              <w:left w:val="single" w:sz="6" w:space="0" w:color="BFC7D5"/>
+              <w:bottom w:val="single" w:sz="2" w:space="0" w:color="BFC7D5"/>
+              <w:right w:val="single" w:sz="6" w:space="0" w:color="BFC7D5"/>
+            </w:tcBorders>
             <w:vAlign w:val="center"/>
           </w:tcPr>
           <w:p>
@@ -2345,8 +2899,12 @@
         </w:tc>
         <w:tc>
           <w:tcPr>
-            <w:tcW w:w="3241" w:type="dxa"/>
-            <w:tcBorders/>
+            <w:tcW w:w="3276" w:type="dxa"/>
+            <w:tcBorders>
+              <w:left w:val="single" w:sz="2" w:space="0" w:color="BFC7D5"/>
+              <w:bottom w:val="single" w:sz="2" w:space="0" w:color="BFC7D5"/>
+              <w:right w:val="single" w:sz="6" w:space="0" w:color="BFC7D5"/>
+            </w:tcBorders>
             <w:vAlign w:val="center"/>
           </w:tcPr>
           <w:p>
@@ -2367,8 +2925,12 @@
         </w:tc>
         <w:tc>
           <w:tcPr>
-            <w:tcW w:w="1996" w:type="dxa"/>
-            <w:tcBorders/>
+            <w:tcW w:w="2031" w:type="dxa"/>
+            <w:tcBorders>
+              <w:left w:val="single" w:sz="2" w:space="0" w:color="BFC7D5"/>
+              <w:bottom w:val="single" w:sz="2" w:space="0" w:color="BFC7D5"/>
+              <w:right w:val="single" w:sz="6" w:space="0" w:color="BFC7D5"/>
+            </w:tcBorders>
             <w:vAlign w:val="center"/>
           </w:tcPr>
           <w:p>
@@ -2387,8 +2949,12 @@
         </w:tc>
         <w:tc>
           <w:tcPr>
-            <w:tcW w:w="1771" w:type="dxa"/>
-            <w:tcBorders/>
+            <w:tcW w:w="1776" w:type="dxa"/>
+            <w:tcBorders>
+              <w:left w:val="single" w:sz="2" w:space="0" w:color="BFC7D5"/>
+              <w:bottom w:val="single" w:sz="2" w:space="0" w:color="BFC7D5"/>
+              <w:right w:val="single" w:sz="6" w:space="0" w:color="BFC7D5"/>
+            </w:tcBorders>
             <w:vAlign w:val="center"/>
           </w:tcPr>
           <w:p>
@@ -2416,8 +2982,12 @@
         <w:trPr/>
         <w:tc>
           <w:tcPr>
-            <w:tcW w:w="1111" w:type="dxa"/>
-            <w:tcBorders/>
+            <w:tcW w:w="1145" w:type="dxa"/>
+            <w:tcBorders>
+              <w:left w:val="single" w:sz="6" w:space="0" w:color="BFC7D5"/>
+              <w:bottom w:val="single" w:sz="2" w:space="0" w:color="BFC7D5"/>
+              <w:right w:val="single" w:sz="6" w:space="0" w:color="BFC7D5"/>
+            </w:tcBorders>
             <w:vAlign w:val="center"/>
           </w:tcPr>
           <w:p>
@@ -2436,8 +3006,12 @@
         </w:tc>
         <w:tc>
           <w:tcPr>
-            <w:tcW w:w="3241" w:type="dxa"/>
-            <w:tcBorders/>
+            <w:tcW w:w="3276" w:type="dxa"/>
+            <w:tcBorders>
+              <w:left w:val="single" w:sz="2" w:space="0" w:color="BFC7D5"/>
+              <w:bottom w:val="single" w:sz="2" w:space="0" w:color="BFC7D5"/>
+              <w:right w:val="single" w:sz="6" w:space="0" w:color="BFC7D5"/>
+            </w:tcBorders>
             <w:vAlign w:val="center"/>
           </w:tcPr>
           <w:p>
@@ -2458,8 +3032,12 @@
         </w:tc>
         <w:tc>
           <w:tcPr>
-            <w:tcW w:w="1996" w:type="dxa"/>
-            <w:tcBorders/>
+            <w:tcW w:w="2031" w:type="dxa"/>
+            <w:tcBorders>
+              <w:left w:val="single" w:sz="2" w:space="0" w:color="BFC7D5"/>
+              <w:bottom w:val="single" w:sz="2" w:space="0" w:color="BFC7D5"/>
+              <w:right w:val="single" w:sz="6" w:space="0" w:color="BFC7D5"/>
+            </w:tcBorders>
             <w:vAlign w:val="center"/>
           </w:tcPr>
           <w:p>
@@ -2490,8 +3068,12 @@
         </w:tc>
         <w:tc>
           <w:tcPr>
-            <w:tcW w:w="1771" w:type="dxa"/>
-            <w:tcBorders/>
+            <w:tcW w:w="1776" w:type="dxa"/>
+            <w:tcBorders>
+              <w:left w:val="single" w:sz="2" w:space="0" w:color="BFC7D5"/>
+              <w:bottom w:val="single" w:sz="2" w:space="0" w:color="BFC7D5"/>
+              <w:right w:val="single" w:sz="6" w:space="0" w:color="BFC7D5"/>
+            </w:tcBorders>
             <w:vAlign w:val="center"/>
           </w:tcPr>
           <w:p>
@@ -2510,7 +3092,7 @@
               <w:rPr>
                 <w:rStyle w:val="SourceText"/>
               </w:rPr>
-              <w:t>backend/Dockerfile:42</w:t>
+              <w:t>backend/Dockerfile:46</w:t>
             </w:r>
             <w:r>
               <w:rPr/>
@@ -2520,7 +3102,7 @@
               <w:rPr>
                 <w:rStyle w:val="SourceText"/>
               </w:rPr>
-              <w:t>voice/Dockerfile:44</w:t>
+              <w:t>voice/Dockerfile:48</w:t>
             </w:r>
             <w:r>
               <w:rPr/>
@@ -2533,8 +3115,12 @@
         <w:trPr/>
         <w:tc>
           <w:tcPr>
-            <w:tcW w:w="1111" w:type="dxa"/>
-            <w:tcBorders/>
+            <w:tcW w:w="1145" w:type="dxa"/>
+            <w:tcBorders>
+              <w:left w:val="single" w:sz="6" w:space="0" w:color="BFC7D5"/>
+              <w:bottom w:val="single" w:sz="2" w:space="0" w:color="BFC7D5"/>
+              <w:right w:val="single" w:sz="6" w:space="0" w:color="BFC7D5"/>
+            </w:tcBorders>
             <w:vAlign w:val="center"/>
           </w:tcPr>
           <w:p>
@@ -2553,8 +3139,12 @@
         </w:tc>
         <w:tc>
           <w:tcPr>
-            <w:tcW w:w="3241" w:type="dxa"/>
-            <w:tcBorders/>
+            <w:tcW w:w="3276" w:type="dxa"/>
+            <w:tcBorders>
+              <w:left w:val="single" w:sz="2" w:space="0" w:color="BFC7D5"/>
+              <w:bottom w:val="single" w:sz="2" w:space="0" w:color="BFC7D5"/>
+              <w:right w:val="single" w:sz="6" w:space="0" w:color="BFC7D5"/>
+            </w:tcBorders>
             <w:vAlign w:val="center"/>
           </w:tcPr>
           <w:p>
@@ -2575,8 +3165,12 @@
         </w:tc>
         <w:tc>
           <w:tcPr>
-            <w:tcW w:w="1996" w:type="dxa"/>
-            <w:tcBorders/>
+            <w:tcW w:w="2031" w:type="dxa"/>
+            <w:tcBorders>
+              <w:left w:val="single" w:sz="2" w:space="0" w:color="BFC7D5"/>
+              <w:bottom w:val="single" w:sz="2" w:space="0" w:color="BFC7D5"/>
+              <w:right w:val="single" w:sz="6" w:space="0" w:color="BFC7D5"/>
+            </w:tcBorders>
             <w:vAlign w:val="center"/>
           </w:tcPr>
           <w:p>
@@ -2595,8 +3189,12 @@
         </w:tc>
         <w:tc>
           <w:tcPr>
-            <w:tcW w:w="1771" w:type="dxa"/>
-            <w:tcBorders/>
+            <w:tcW w:w="1776" w:type="dxa"/>
+            <w:tcBorders>
+              <w:left w:val="single" w:sz="2" w:space="0" w:color="BFC7D5"/>
+              <w:bottom w:val="single" w:sz="2" w:space="0" w:color="BFC7D5"/>
+              <w:right w:val="single" w:sz="6" w:space="0" w:color="BFC7D5"/>
+            </w:tcBorders>
             <w:vAlign w:val="center"/>
           </w:tcPr>
           <w:p>
@@ -2615,7 +3213,7 @@
               <w:rPr>
                 <w:rStyle w:val="SourceText"/>
               </w:rPr>
-              <w:t>voice/Dockerfile:47-50</w:t>
+              <w:t>voice/Dockerfile:51-54</w:t>
             </w:r>
             <w:r>
               <w:rPr/>
@@ -2628,8 +3226,12 @@
         <w:trPr/>
         <w:tc>
           <w:tcPr>
-            <w:tcW w:w="1111" w:type="dxa"/>
-            <w:tcBorders/>
+            <w:tcW w:w="1145" w:type="dxa"/>
+            <w:tcBorders>
+              <w:left w:val="single" w:sz="6" w:space="0" w:color="BFC7D5"/>
+              <w:bottom w:val="single" w:sz="2" w:space="0" w:color="BFC7D5"/>
+              <w:right w:val="single" w:sz="6" w:space="0" w:color="BFC7D5"/>
+            </w:tcBorders>
             <w:vAlign w:val="center"/>
           </w:tcPr>
           <w:p>
@@ -2648,8 +3250,12 @@
         </w:tc>
         <w:tc>
           <w:tcPr>
-            <w:tcW w:w="3241" w:type="dxa"/>
-            <w:tcBorders/>
+            <w:tcW w:w="3276" w:type="dxa"/>
+            <w:tcBorders>
+              <w:left w:val="single" w:sz="2" w:space="0" w:color="BFC7D5"/>
+              <w:bottom w:val="single" w:sz="2" w:space="0" w:color="BFC7D5"/>
+              <w:right w:val="single" w:sz="6" w:space="0" w:color="BFC7D5"/>
+            </w:tcBorders>
             <w:vAlign w:val="center"/>
           </w:tcPr>
           <w:p>
@@ -2674,8 +3280,12 @@
         </w:tc>
         <w:tc>
           <w:tcPr>
-            <w:tcW w:w="1996" w:type="dxa"/>
-            <w:tcBorders/>
+            <w:tcW w:w="2031" w:type="dxa"/>
+            <w:tcBorders>
+              <w:left w:val="single" w:sz="2" w:space="0" w:color="BFC7D5"/>
+              <w:bottom w:val="single" w:sz="2" w:space="0" w:color="BFC7D5"/>
+              <w:right w:val="single" w:sz="6" w:space="0" w:color="BFC7D5"/>
+            </w:tcBorders>
             <w:vAlign w:val="center"/>
           </w:tcPr>
           <w:p>
@@ -2694,8 +3304,12 @@
         </w:tc>
         <w:tc>
           <w:tcPr>
-            <w:tcW w:w="1771" w:type="dxa"/>
-            <w:tcBorders/>
+            <w:tcW w:w="1776" w:type="dxa"/>
+            <w:tcBorders>
+              <w:left w:val="single" w:sz="2" w:space="0" w:color="BFC7D5"/>
+              <w:bottom w:val="single" w:sz="2" w:space="0" w:color="BFC7D5"/>
+              <w:right w:val="single" w:sz="6" w:space="0" w:color="BFC7D5"/>
+            </w:tcBorders>
             <w:vAlign w:val="center"/>
           </w:tcPr>
           <w:p>
@@ -2727,8 +3341,12 @@
         <w:trPr/>
         <w:tc>
           <w:tcPr>
-            <w:tcW w:w="1111" w:type="dxa"/>
-            <w:tcBorders/>
+            <w:tcW w:w="1145" w:type="dxa"/>
+            <w:tcBorders>
+              <w:left w:val="single" w:sz="6" w:space="0" w:color="BFC7D5"/>
+              <w:bottom w:val="single" w:sz="2" w:space="0" w:color="BFC7D5"/>
+              <w:right w:val="single" w:sz="6" w:space="0" w:color="BFC7D5"/>
+            </w:tcBorders>
             <w:vAlign w:val="center"/>
           </w:tcPr>
           <w:p>
@@ -2747,8 +3365,12 @@
         </w:tc>
         <w:tc>
           <w:tcPr>
-            <w:tcW w:w="3241" w:type="dxa"/>
-            <w:tcBorders/>
+            <w:tcW w:w="3276" w:type="dxa"/>
+            <w:tcBorders>
+              <w:left w:val="single" w:sz="2" w:space="0" w:color="BFC7D5"/>
+              <w:bottom w:val="single" w:sz="2" w:space="0" w:color="BFC7D5"/>
+              <w:right w:val="single" w:sz="6" w:space="0" w:color="BFC7D5"/>
+            </w:tcBorders>
             <w:vAlign w:val="center"/>
           </w:tcPr>
           <w:p>
@@ -2773,8 +3395,12 @@
         </w:tc>
         <w:tc>
           <w:tcPr>
-            <w:tcW w:w="1996" w:type="dxa"/>
-            <w:tcBorders/>
+            <w:tcW w:w="2031" w:type="dxa"/>
+            <w:tcBorders>
+              <w:left w:val="single" w:sz="2" w:space="0" w:color="BFC7D5"/>
+              <w:bottom w:val="single" w:sz="2" w:space="0" w:color="BFC7D5"/>
+              <w:right w:val="single" w:sz="6" w:space="0" w:color="BFC7D5"/>
+            </w:tcBorders>
             <w:vAlign w:val="center"/>
           </w:tcPr>
           <w:p>
@@ -2793,8 +3419,12 @@
         </w:tc>
         <w:tc>
           <w:tcPr>
-            <w:tcW w:w="1771" w:type="dxa"/>
-            <w:tcBorders/>
+            <w:tcW w:w="1776" w:type="dxa"/>
+            <w:tcBorders>
+              <w:left w:val="single" w:sz="2" w:space="0" w:color="BFC7D5"/>
+              <w:bottom w:val="single" w:sz="2" w:space="0" w:color="BFC7D5"/>
+              <w:right w:val="single" w:sz="6" w:space="0" w:color="BFC7D5"/>
+            </w:tcBorders>
             <w:vAlign w:val="center"/>
           </w:tcPr>
           <w:p>
@@ -2829,7 +3459,7 @@
               <w:rPr>
                 <w:rStyle w:val="SourceText"/>
               </w:rPr>
-              <w:t>voice/Dockerfile:62-63</w:t>
+              <w:t>voice/Dockerfile:66-67</w:t>
             </w:r>
             <w:r>
               <w:rPr/>
@@ -2842,8 +3472,12 @@
         <w:trPr/>
         <w:tc>
           <w:tcPr>
-            <w:tcW w:w="1111" w:type="dxa"/>
-            <w:tcBorders/>
+            <w:tcW w:w="1145" w:type="dxa"/>
+            <w:tcBorders>
+              <w:left w:val="single" w:sz="6" w:space="0" w:color="BFC7D5"/>
+              <w:bottom w:val="single" w:sz="2" w:space="0" w:color="BFC7D5"/>
+              <w:right w:val="single" w:sz="6" w:space="0" w:color="BFC7D5"/>
+            </w:tcBorders>
             <w:vAlign w:val="center"/>
           </w:tcPr>
           <w:p>
@@ -2862,8 +3496,12 @@
         </w:tc>
         <w:tc>
           <w:tcPr>
-            <w:tcW w:w="3241" w:type="dxa"/>
-            <w:tcBorders/>
+            <w:tcW w:w="3276" w:type="dxa"/>
+            <w:tcBorders>
+              <w:left w:val="single" w:sz="2" w:space="0" w:color="BFC7D5"/>
+              <w:bottom w:val="single" w:sz="2" w:space="0" w:color="BFC7D5"/>
+              <w:right w:val="single" w:sz="6" w:space="0" w:color="BFC7D5"/>
+            </w:tcBorders>
             <w:vAlign w:val="center"/>
           </w:tcPr>
           <w:p>
@@ -2882,8 +3520,12 @@
         </w:tc>
         <w:tc>
           <w:tcPr>
-            <w:tcW w:w="1996" w:type="dxa"/>
-            <w:tcBorders/>
+            <w:tcW w:w="2031" w:type="dxa"/>
+            <w:tcBorders>
+              <w:left w:val="single" w:sz="2" w:space="0" w:color="BFC7D5"/>
+              <w:bottom w:val="single" w:sz="2" w:space="0" w:color="BFC7D5"/>
+              <w:right w:val="single" w:sz="6" w:space="0" w:color="BFC7D5"/>
+            </w:tcBorders>
             <w:vAlign w:val="center"/>
           </w:tcPr>
           <w:p>
@@ -2902,8 +3544,12 @@
         </w:tc>
         <w:tc>
           <w:tcPr>
-            <w:tcW w:w="1771" w:type="dxa"/>
-            <w:tcBorders/>
+            <w:tcW w:w="1776" w:type="dxa"/>
+            <w:tcBorders>
+              <w:left w:val="single" w:sz="2" w:space="0" w:color="BFC7D5"/>
+              <w:bottom w:val="single" w:sz="2" w:space="0" w:color="BFC7D5"/>
+              <w:right w:val="single" w:sz="6" w:space="0" w:color="BFC7D5"/>
+            </w:tcBorders>
             <w:vAlign w:val="center"/>
           </w:tcPr>
           <w:p>
@@ -2928,7 +3574,7 @@
               <w:rPr>
                 <w:rStyle w:val="SourceText"/>
               </w:rPr>
-              <w:t>voice/Dockerfile:66-74</w:t>
+              <w:t>voice/Dockerfile:70-78</w:t>
             </w:r>
             <w:r>
               <w:rPr/>
@@ -2941,8 +3587,12 @@
         <w:trPr/>
         <w:tc>
           <w:tcPr>
-            <w:tcW w:w="1111" w:type="dxa"/>
-            <w:tcBorders/>
+            <w:tcW w:w="1145" w:type="dxa"/>
+            <w:tcBorders>
+              <w:left w:val="single" w:sz="6" w:space="0" w:color="BFC7D5"/>
+              <w:bottom w:val="single" w:sz="2" w:space="0" w:color="BFC7D5"/>
+              <w:right w:val="single" w:sz="6" w:space="0" w:color="BFC7D5"/>
+            </w:tcBorders>
             <w:vAlign w:val="center"/>
           </w:tcPr>
           <w:p>
@@ -2961,8 +3611,12 @@
         </w:tc>
         <w:tc>
           <w:tcPr>
-            <w:tcW w:w="3241" w:type="dxa"/>
-            <w:tcBorders/>
+            <w:tcW w:w="3276" w:type="dxa"/>
+            <w:tcBorders>
+              <w:left w:val="single" w:sz="2" w:space="0" w:color="BFC7D5"/>
+              <w:bottom w:val="single" w:sz="2" w:space="0" w:color="BFC7D5"/>
+              <w:right w:val="single" w:sz="6" w:space="0" w:color="BFC7D5"/>
+            </w:tcBorders>
             <w:vAlign w:val="center"/>
           </w:tcPr>
           <w:p>
@@ -2983,8 +3637,12 @@
         </w:tc>
         <w:tc>
           <w:tcPr>
-            <w:tcW w:w="1996" w:type="dxa"/>
-            <w:tcBorders/>
+            <w:tcW w:w="2031" w:type="dxa"/>
+            <w:tcBorders>
+              <w:left w:val="single" w:sz="2" w:space="0" w:color="BFC7D5"/>
+              <w:bottom w:val="single" w:sz="2" w:space="0" w:color="BFC7D5"/>
+              <w:right w:val="single" w:sz="6" w:space="0" w:color="BFC7D5"/>
+            </w:tcBorders>
             <w:vAlign w:val="center"/>
           </w:tcPr>
           <w:p>
@@ -3003,8 +3661,12 @@
         </w:tc>
         <w:tc>
           <w:tcPr>
-            <w:tcW w:w="1771" w:type="dxa"/>
-            <w:tcBorders/>
+            <w:tcW w:w="1776" w:type="dxa"/>
+            <w:tcBorders>
+              <w:left w:val="single" w:sz="2" w:space="0" w:color="BFC7D5"/>
+              <w:bottom w:val="single" w:sz="2" w:space="0" w:color="BFC7D5"/>
+              <w:right w:val="single" w:sz="6" w:space="0" w:color="BFC7D5"/>
+            </w:tcBorders>
             <w:vAlign w:val="center"/>
           </w:tcPr>
           <w:p>
@@ -3032,8 +3694,12 @@
         <w:trPr/>
         <w:tc>
           <w:tcPr>
-            <w:tcW w:w="1111" w:type="dxa"/>
-            <w:tcBorders/>
+            <w:tcW w:w="1145" w:type="dxa"/>
+            <w:tcBorders>
+              <w:left w:val="single" w:sz="6" w:space="0" w:color="BFC7D5"/>
+              <w:bottom w:val="single" w:sz="6" w:space="0" w:color="BFC7D5"/>
+              <w:right w:val="single" w:sz="6" w:space="0" w:color="BFC7D5"/>
+            </w:tcBorders>
             <w:vAlign w:val="center"/>
           </w:tcPr>
           <w:p>
@@ -3052,8 +3718,12 @@
         </w:tc>
         <w:tc>
           <w:tcPr>
-            <w:tcW w:w="3241" w:type="dxa"/>
-            <w:tcBorders/>
+            <w:tcW w:w="3276" w:type="dxa"/>
+            <w:tcBorders>
+              <w:left w:val="single" w:sz="2" w:space="0" w:color="BFC7D5"/>
+              <w:bottom w:val="single" w:sz="6" w:space="0" w:color="BFC7D5"/>
+              <w:right w:val="single" w:sz="6" w:space="0" w:color="BFC7D5"/>
+            </w:tcBorders>
             <w:vAlign w:val="center"/>
           </w:tcPr>
           <w:p>
@@ -3078,8 +3748,12 @@
         </w:tc>
         <w:tc>
           <w:tcPr>
-            <w:tcW w:w="1996" w:type="dxa"/>
-            <w:tcBorders/>
+            <w:tcW w:w="2031" w:type="dxa"/>
+            <w:tcBorders>
+              <w:left w:val="single" w:sz="2" w:space="0" w:color="BFC7D5"/>
+              <w:bottom w:val="single" w:sz="6" w:space="0" w:color="BFC7D5"/>
+              <w:right w:val="single" w:sz="6" w:space="0" w:color="BFC7D5"/>
+            </w:tcBorders>
             <w:vAlign w:val="center"/>
           </w:tcPr>
           <w:p>
@@ -3098,8 +3772,12 @@
         </w:tc>
         <w:tc>
           <w:tcPr>
-            <w:tcW w:w="1771" w:type="dxa"/>
-            <w:tcBorders/>
+            <w:tcW w:w="1776" w:type="dxa"/>
+            <w:tcBorders>
+              <w:left w:val="single" w:sz="2" w:space="0" w:color="BFC7D5"/>
+              <w:bottom w:val="single" w:sz="6" w:space="0" w:color="BFC7D5"/>
+              <w:right w:val="single" w:sz="6" w:space="0" w:color="BFC7D5"/>
+            </w:tcBorders>
             <w:vAlign w:val="center"/>
           </w:tcPr>
           <w:p>
@@ -3226,22 +3904,22 @@
     </w:p>
     <w:tbl>
       <w:tblPr>
-        <w:tblW w:w="8119" w:type="dxa"/>
+        <w:tblW w:w="5000" w:type="pct"/>
         <w:jc w:val="left"/>
-        <w:tblInd w:w="0" w:type="dxa"/>
+        <w:tblInd w:w="-7" w:type="dxa"/>
         <w:tblLayout w:type="fixed"/>
         <w:tblCellMar>
-          <w:top w:w="28" w:type="dxa"/>
-          <w:left w:w="28" w:type="dxa"/>
-          <w:bottom w:w="28" w:type="dxa"/>
-          <w:right w:w="28" w:type="dxa"/>
+          <w:top w:w="60" w:type="dxa"/>
+          <w:left w:w="60" w:type="dxa"/>
+          <w:bottom w:w="60" w:type="dxa"/>
+          <w:right w:w="60" w:type="dxa"/>
         </w:tblCellMar>
       </w:tblPr>
       <w:tblGrid>
-        <w:gridCol w:w="1966"/>
-        <w:gridCol w:w="1247"/>
-        <w:gridCol w:w="586"/>
-        <w:gridCol w:w="4320"/>
+        <w:gridCol w:w="1999"/>
+        <w:gridCol w:w="1282"/>
+        <w:gridCol w:w="621"/>
+        <w:gridCol w:w="4326"/>
       </w:tblGrid>
       <w:tr>
         <w:trPr>
@@ -3249,88 +3927,120 @@
         </w:trPr>
         <w:tc>
           <w:tcPr>
-            <w:tcW w:w="1966" w:type="dxa"/>
-            <w:tcBorders/>
+            <w:tcW w:w="1999" w:type="dxa"/>
+            <w:tcBorders>
+              <w:top w:val="single" w:sz="6" w:space="0" w:color="BFC7D5"/>
+              <w:left w:val="single" w:sz="6" w:space="0" w:color="BFC7D5"/>
+              <w:bottom w:val="single" w:sz="2" w:space="0" w:color="BFC7D5"/>
+              <w:right w:val="single" w:sz="6" w:space="0" w:color="BFC7D5"/>
+            </w:tcBorders>
+            <w:shd w:fill="1F3A5F" w:val="clear"/>
             <w:vAlign w:val="center"/>
           </w:tcPr>
           <w:p>
             <w:pPr>
               <w:pStyle w:val="TableHeading"/>
-              <w:suppressLineNumbers/>
-              <w:shd w:fill="1F3A5F" w:val="clear"/>
-              <w:bidi w:val="0"/>
-              <w:spacing w:before="0" w:after="283"/>
-              <w:jc w:val="center"/>
-              <w:rPr/>
-            </w:pPr>
-            <w:r>
-              <w:rPr/>
+              <w:bidi w:val="0"/>
+              <w:spacing w:before="0" w:after="283"/>
+              <w:jc w:val="left"/>
+              <w:rPr>
+                <w:color w:val="FFFFFF"/>
+              </w:rPr>
+            </w:pPr>
+            <w:r>
+              <w:rPr>
+                <w:color w:val="FFFFFF"/>
+              </w:rPr>
               <w:t>File</w:t>
             </w:r>
           </w:p>
         </w:tc>
         <w:tc>
           <w:tcPr>
-            <w:tcW w:w="1247" w:type="dxa"/>
-            <w:tcBorders/>
+            <w:tcW w:w="1282" w:type="dxa"/>
+            <w:tcBorders>
+              <w:top w:val="single" w:sz="6" w:space="0" w:color="BFC7D5"/>
+              <w:left w:val="single" w:sz="2" w:space="0" w:color="BFC7D5"/>
+              <w:bottom w:val="single" w:sz="2" w:space="0" w:color="BFC7D5"/>
+              <w:right w:val="single" w:sz="6" w:space="0" w:color="BFC7D5"/>
+            </w:tcBorders>
+            <w:shd w:fill="1F3A5F" w:val="clear"/>
             <w:vAlign w:val="center"/>
           </w:tcPr>
           <w:p>
             <w:pPr>
               <w:pStyle w:val="TableHeading"/>
-              <w:suppressLineNumbers/>
-              <w:shd w:fill="1F3A5F" w:val="clear"/>
-              <w:bidi w:val="0"/>
-              <w:spacing w:before="0" w:after="283"/>
-              <w:jc w:val="center"/>
-              <w:rPr/>
-            </w:pPr>
-            <w:r>
-              <w:rPr/>
+              <w:bidi w:val="0"/>
+              <w:spacing w:before="0" w:after="283"/>
+              <w:jc w:val="left"/>
+              <w:rPr>
+                <w:color w:val="FFFFFF"/>
+              </w:rPr>
+            </w:pPr>
+            <w:r>
+              <w:rPr>
+                <w:color w:val="FFFFFF"/>
+              </w:rPr>
               <w:t>Entries</w:t>
             </w:r>
           </w:p>
         </w:tc>
         <w:tc>
           <w:tcPr>
-            <w:tcW w:w="586" w:type="dxa"/>
-            <w:tcBorders/>
+            <w:tcW w:w="621" w:type="dxa"/>
+            <w:tcBorders>
+              <w:top w:val="single" w:sz="6" w:space="0" w:color="BFC7D5"/>
+              <w:left w:val="single" w:sz="2" w:space="0" w:color="BFC7D5"/>
+              <w:bottom w:val="single" w:sz="2" w:space="0" w:color="BFC7D5"/>
+              <w:right w:val="single" w:sz="6" w:space="0" w:color="BFC7D5"/>
+            </w:tcBorders>
+            <w:shd w:fill="1F3A5F" w:val="clear"/>
             <w:vAlign w:val="center"/>
           </w:tcPr>
           <w:p>
             <w:pPr>
               <w:pStyle w:val="TableHeading"/>
-              <w:suppressLineNumbers/>
-              <w:shd w:fill="1F3A5F" w:val="clear"/>
-              <w:bidi w:val="0"/>
-              <w:spacing w:before="0" w:after="283"/>
-              <w:jc w:val="center"/>
-              <w:rPr/>
-            </w:pPr>
-            <w:r>
-              <w:rPr/>
+              <w:bidi w:val="0"/>
+              <w:spacing w:before="0" w:after="283"/>
+              <w:jc w:val="left"/>
+              <w:rPr>
+                <w:color w:val="FFFFFF"/>
+              </w:rPr>
+            </w:pPr>
+            <w:r>
+              <w:rPr>
+                <w:color w:val="FFFFFF"/>
+              </w:rPr>
               <w:t>Exact</w:t>
             </w:r>
           </w:p>
         </w:tc>
         <w:tc>
           <w:tcPr>
-            <w:tcW w:w="4320" w:type="dxa"/>
-            <w:tcBorders/>
+            <w:tcW w:w="4326" w:type="dxa"/>
+            <w:tcBorders>
+              <w:top w:val="single" w:sz="6" w:space="0" w:color="BFC7D5"/>
+              <w:left w:val="single" w:sz="2" w:space="0" w:color="BFC7D5"/>
+              <w:bottom w:val="single" w:sz="2" w:space="0" w:color="BFC7D5"/>
+              <w:right w:val="single" w:sz="6" w:space="0" w:color="BFC7D5"/>
+            </w:tcBorders>
+            <w:shd w:fill="1F3A5F" w:val="clear"/>
             <w:vAlign w:val="center"/>
           </w:tcPr>
           <w:p>
             <w:pPr>
               <w:pStyle w:val="TableHeading"/>
-              <w:suppressLineNumbers/>
-              <w:shd w:fill="1F3A5F" w:val="clear"/>
-              <w:bidi w:val="0"/>
-              <w:spacing w:before="0" w:after="283"/>
-              <w:jc w:val="center"/>
-              <w:rPr/>
-            </w:pPr>
-            <w:r>
-              <w:rPr/>
+              <w:bidi w:val="0"/>
+              <w:spacing w:before="0" w:after="283"/>
+              <w:jc w:val="left"/>
+              <w:rPr>
+                <w:color w:val="FFFFFF"/>
+              </w:rPr>
+            </w:pPr>
+            <w:r>
+              <w:rPr>
+                <w:color w:val="FFFFFF"/>
+              </w:rPr>
               <w:t>Ranged</w:t>
             </w:r>
           </w:p>
@@ -3340,8 +4050,12 @@
         <w:trPr/>
         <w:tc>
           <w:tcPr>
-            <w:tcW w:w="1966" w:type="dxa"/>
-            <w:tcBorders/>
+            <w:tcW w:w="1999" w:type="dxa"/>
+            <w:tcBorders>
+              <w:left w:val="single" w:sz="6" w:space="0" w:color="BFC7D5"/>
+              <w:bottom w:val="single" w:sz="2" w:space="0" w:color="BFC7D5"/>
+              <w:right w:val="single" w:sz="6" w:space="0" w:color="BFC7D5"/>
+            </w:tcBorders>
             <w:vAlign w:val="center"/>
           </w:tcPr>
           <w:p>
@@ -3362,8 +4076,12 @@
         </w:tc>
         <w:tc>
           <w:tcPr>
-            <w:tcW w:w="1247" w:type="dxa"/>
-            <w:tcBorders/>
+            <w:tcW w:w="1282" w:type="dxa"/>
+            <w:tcBorders>
+              <w:left w:val="single" w:sz="2" w:space="0" w:color="BFC7D5"/>
+              <w:bottom w:val="single" w:sz="2" w:space="0" w:color="BFC7D5"/>
+              <w:right w:val="single" w:sz="6" w:space="0" w:color="BFC7D5"/>
+            </w:tcBorders>
             <w:vAlign w:val="center"/>
           </w:tcPr>
           <w:p>
@@ -3382,8 +4100,12 @@
         </w:tc>
         <w:tc>
           <w:tcPr>
-            <w:tcW w:w="586" w:type="dxa"/>
-            <w:tcBorders/>
+            <w:tcW w:w="621" w:type="dxa"/>
+            <w:tcBorders>
+              <w:left w:val="single" w:sz="2" w:space="0" w:color="BFC7D5"/>
+              <w:bottom w:val="single" w:sz="2" w:space="0" w:color="BFC7D5"/>
+              <w:right w:val="single" w:sz="6" w:space="0" w:color="BFC7D5"/>
+            </w:tcBorders>
             <w:vAlign w:val="center"/>
           </w:tcPr>
           <w:p>
@@ -3402,8 +4124,12 @@
         </w:tc>
         <w:tc>
           <w:tcPr>
-            <w:tcW w:w="4320" w:type="dxa"/>
-            <w:tcBorders/>
+            <w:tcW w:w="4326" w:type="dxa"/>
+            <w:tcBorders>
+              <w:left w:val="single" w:sz="2" w:space="0" w:color="BFC7D5"/>
+              <w:bottom w:val="single" w:sz="2" w:space="0" w:color="BFC7D5"/>
+              <w:right w:val="single" w:sz="6" w:space="0" w:color="BFC7D5"/>
+            </w:tcBorders>
             <w:vAlign w:val="center"/>
           </w:tcPr>
           <w:p>
@@ -3487,8 +4213,12 @@
         <w:trPr/>
         <w:tc>
           <w:tcPr>
-            <w:tcW w:w="1966" w:type="dxa"/>
-            <w:tcBorders/>
+            <w:tcW w:w="1999" w:type="dxa"/>
+            <w:tcBorders>
+              <w:left w:val="single" w:sz="6" w:space="0" w:color="BFC7D5"/>
+              <w:bottom w:val="single" w:sz="2" w:space="0" w:color="BFC7D5"/>
+              <w:right w:val="single" w:sz="6" w:space="0" w:color="BFC7D5"/>
+            </w:tcBorders>
             <w:vAlign w:val="center"/>
           </w:tcPr>
           <w:p>
@@ -3509,8 +4239,12 @@
         </w:tc>
         <w:tc>
           <w:tcPr>
-            <w:tcW w:w="1247" w:type="dxa"/>
-            <w:tcBorders/>
+            <w:tcW w:w="1282" w:type="dxa"/>
+            <w:tcBorders>
+              <w:left w:val="single" w:sz="2" w:space="0" w:color="BFC7D5"/>
+              <w:bottom w:val="single" w:sz="2" w:space="0" w:color="BFC7D5"/>
+              <w:right w:val="single" w:sz="6" w:space="0" w:color="BFC7D5"/>
+            </w:tcBorders>
             <w:vAlign w:val="center"/>
           </w:tcPr>
           <w:p>
@@ -3529,8 +4263,12 @@
         </w:tc>
         <w:tc>
           <w:tcPr>
-            <w:tcW w:w="586" w:type="dxa"/>
-            <w:tcBorders/>
+            <w:tcW w:w="621" w:type="dxa"/>
+            <w:tcBorders>
+              <w:left w:val="single" w:sz="2" w:space="0" w:color="BFC7D5"/>
+              <w:bottom w:val="single" w:sz="2" w:space="0" w:color="BFC7D5"/>
+              <w:right w:val="single" w:sz="6" w:space="0" w:color="BFC7D5"/>
+            </w:tcBorders>
             <w:vAlign w:val="center"/>
           </w:tcPr>
           <w:p>
@@ -3549,8 +4287,12 @@
         </w:tc>
         <w:tc>
           <w:tcPr>
-            <w:tcW w:w="4320" w:type="dxa"/>
-            <w:tcBorders/>
+            <w:tcW w:w="4326" w:type="dxa"/>
+            <w:tcBorders>
+              <w:left w:val="single" w:sz="2" w:space="0" w:color="BFC7D5"/>
+              <w:bottom w:val="single" w:sz="2" w:space="0" w:color="BFC7D5"/>
+              <w:right w:val="single" w:sz="6" w:space="0" w:color="BFC7D5"/>
+            </w:tcBorders>
             <w:vAlign w:val="center"/>
           </w:tcPr>
           <w:p>
@@ -3594,8 +4336,12 @@
         <w:trPr/>
         <w:tc>
           <w:tcPr>
-            <w:tcW w:w="1966" w:type="dxa"/>
-            <w:tcBorders/>
+            <w:tcW w:w="1999" w:type="dxa"/>
+            <w:tcBorders>
+              <w:left w:val="single" w:sz="6" w:space="0" w:color="BFC7D5"/>
+              <w:bottom w:val="single" w:sz="6" w:space="0" w:color="BFC7D5"/>
+              <w:right w:val="single" w:sz="6" w:space="0" w:color="BFC7D5"/>
+            </w:tcBorders>
             <w:vAlign w:val="center"/>
           </w:tcPr>
           <w:p>
@@ -3616,8 +4362,12 @@
         </w:tc>
         <w:tc>
           <w:tcPr>
-            <w:tcW w:w="1247" w:type="dxa"/>
-            <w:tcBorders/>
+            <w:tcW w:w="1282" w:type="dxa"/>
+            <w:tcBorders>
+              <w:left w:val="single" w:sz="2" w:space="0" w:color="BFC7D5"/>
+              <w:bottom w:val="single" w:sz="6" w:space="0" w:color="BFC7D5"/>
+              <w:right w:val="single" w:sz="6" w:space="0" w:color="BFC7D5"/>
+            </w:tcBorders>
             <w:vAlign w:val="center"/>
           </w:tcPr>
           <w:p>
@@ -3636,8 +4386,12 @@
         </w:tc>
         <w:tc>
           <w:tcPr>
-            <w:tcW w:w="586" w:type="dxa"/>
-            <w:tcBorders/>
+            <w:tcW w:w="621" w:type="dxa"/>
+            <w:tcBorders>
+              <w:left w:val="single" w:sz="2" w:space="0" w:color="BFC7D5"/>
+              <w:bottom w:val="single" w:sz="6" w:space="0" w:color="BFC7D5"/>
+              <w:right w:val="single" w:sz="6" w:space="0" w:color="BFC7D5"/>
+            </w:tcBorders>
             <w:vAlign w:val="center"/>
           </w:tcPr>
           <w:p>
@@ -3656,8 +4410,12 @@
         </w:tc>
         <w:tc>
           <w:tcPr>
-            <w:tcW w:w="4320" w:type="dxa"/>
-            <w:tcBorders/>
+            <w:tcW w:w="4326" w:type="dxa"/>
+            <w:tcBorders>
+              <w:left w:val="single" w:sz="2" w:space="0" w:color="BFC7D5"/>
+              <w:bottom w:val="single" w:sz="6" w:space="0" w:color="BFC7D5"/>
+              <w:right w:val="single" w:sz="6" w:space="0" w:color="BFC7D5"/>
+            </w:tcBorders>
             <w:vAlign w:val="center"/>
           </w:tcPr>
           <w:p>
@@ -3706,21 +4464,21 @@
     </w:p>
     <w:tbl>
       <w:tblPr>
-        <w:tblW w:w="8119" w:type="dxa"/>
+        <w:tblW w:w="5000" w:type="pct"/>
         <w:jc w:val="left"/>
-        <w:tblInd w:w="0" w:type="dxa"/>
+        <w:tblInd w:w="-7" w:type="dxa"/>
         <w:tblLayout w:type="fixed"/>
         <w:tblCellMar>
-          <w:top w:w="28" w:type="dxa"/>
-          <w:left w:w="28" w:type="dxa"/>
-          <w:bottom w:w="28" w:type="dxa"/>
-          <w:right w:w="28" w:type="dxa"/>
+          <w:top w:w="60" w:type="dxa"/>
+          <w:left w:w="60" w:type="dxa"/>
+          <w:bottom w:w="60" w:type="dxa"/>
+          <w:right w:w="60" w:type="dxa"/>
         </w:tblCellMar>
       </w:tblPr>
       <w:tblGrid>
-        <w:gridCol w:w="2487"/>
-        <w:gridCol w:w="2584"/>
-        <w:gridCol w:w="3048"/>
+        <w:gridCol w:w="2794"/>
+        <w:gridCol w:w="2542"/>
+        <w:gridCol w:w="2892"/>
       </w:tblGrid>
       <w:tr>
         <w:trPr>
@@ -3728,66 +4486,90 @@
         </w:trPr>
         <w:tc>
           <w:tcPr>
-            <w:tcW w:w="2487" w:type="dxa"/>
-            <w:tcBorders/>
+            <w:tcW w:w="2794" w:type="dxa"/>
+            <w:tcBorders>
+              <w:top w:val="single" w:sz="6" w:space="0" w:color="BFC7D5"/>
+              <w:left w:val="single" w:sz="6" w:space="0" w:color="BFC7D5"/>
+              <w:bottom w:val="single" w:sz="2" w:space="0" w:color="BFC7D5"/>
+              <w:right w:val="single" w:sz="6" w:space="0" w:color="BFC7D5"/>
+            </w:tcBorders>
+            <w:shd w:fill="1F3A5F" w:val="clear"/>
             <w:vAlign w:val="center"/>
           </w:tcPr>
           <w:p>
             <w:pPr>
               <w:pStyle w:val="TableHeading"/>
-              <w:suppressLineNumbers/>
-              <w:shd w:fill="1F3A5F" w:val="clear"/>
-              <w:bidi w:val="0"/>
-              <w:spacing w:before="0" w:after="283"/>
-              <w:jc w:val="center"/>
-              <w:rPr/>
-            </w:pPr>
-            <w:r>
-              <w:rPr/>
+              <w:bidi w:val="0"/>
+              <w:spacing w:before="0" w:after="283"/>
+              <w:jc w:val="left"/>
+              <w:rPr>
+                <w:color w:val="FFFFFF"/>
+              </w:rPr>
+            </w:pPr>
+            <w:r>
+              <w:rPr>
+                <w:color w:val="FFFFFF"/>
+              </w:rPr>
               <w:t>Install</w:t>
             </w:r>
           </w:p>
         </w:tc>
         <w:tc>
           <w:tcPr>
-            <w:tcW w:w="2584" w:type="dxa"/>
-            <w:tcBorders/>
+            <w:tcW w:w="2542" w:type="dxa"/>
+            <w:tcBorders>
+              <w:top w:val="single" w:sz="6" w:space="0" w:color="BFC7D5"/>
+              <w:left w:val="single" w:sz="2" w:space="0" w:color="BFC7D5"/>
+              <w:bottom w:val="single" w:sz="2" w:space="0" w:color="BFC7D5"/>
+              <w:right w:val="single" w:sz="6" w:space="0" w:color="BFC7D5"/>
+            </w:tcBorders>
+            <w:shd w:fill="1F3A5F" w:val="clear"/>
             <w:vAlign w:val="center"/>
           </w:tcPr>
           <w:p>
             <w:pPr>
               <w:pStyle w:val="TableHeading"/>
-              <w:suppressLineNumbers/>
-              <w:shd w:fill="1F3A5F" w:val="clear"/>
-              <w:bidi w:val="0"/>
-              <w:spacing w:before="0" w:after="283"/>
-              <w:jc w:val="center"/>
-              <w:rPr/>
-            </w:pPr>
-            <w:r>
-              <w:rPr/>
+              <w:bidi w:val="0"/>
+              <w:spacing w:before="0" w:after="283"/>
+              <w:jc w:val="left"/>
+              <w:rPr>
+                <w:color w:val="FFFFFF"/>
+              </w:rPr>
+            </w:pPr>
+            <w:r>
+              <w:rPr>
+                <w:color w:val="FFFFFF"/>
+              </w:rPr>
               <w:t>Location</w:t>
             </w:r>
           </w:p>
         </w:tc>
         <w:tc>
           <w:tcPr>
-            <w:tcW w:w="3048" w:type="dxa"/>
-            <w:tcBorders/>
+            <w:tcW w:w="2892" w:type="dxa"/>
+            <w:tcBorders>
+              <w:top w:val="single" w:sz="6" w:space="0" w:color="BFC7D5"/>
+              <w:left w:val="single" w:sz="2" w:space="0" w:color="BFC7D5"/>
+              <w:bottom w:val="single" w:sz="2" w:space="0" w:color="BFC7D5"/>
+              <w:right w:val="single" w:sz="6" w:space="0" w:color="BFC7D5"/>
+            </w:tcBorders>
+            <w:shd w:fill="1F3A5F" w:val="clear"/>
             <w:vAlign w:val="center"/>
           </w:tcPr>
           <w:p>
             <w:pPr>
               <w:pStyle w:val="TableHeading"/>
-              <w:suppressLineNumbers/>
-              <w:shd w:fill="1F3A5F" w:val="clear"/>
-              <w:bidi w:val="0"/>
-              <w:spacing w:before="0" w:after="283"/>
-              <w:jc w:val="center"/>
-              <w:rPr/>
-            </w:pPr>
-            <w:r>
-              <w:rPr/>
+              <w:bidi w:val="0"/>
+              <w:spacing w:before="0" w:after="283"/>
+              <w:jc w:val="left"/>
+              <w:rPr>
+                <w:color w:val="FFFFFF"/>
+              </w:rPr>
+            </w:pPr>
+            <w:r>
+              <w:rPr>
+                <w:color w:val="FFFFFF"/>
+              </w:rPr>
               <w:t>Risk</w:t>
             </w:r>
           </w:p>
@@ -3797,45 +4579,53 @@
         <w:trPr/>
         <w:tc>
           <w:tcPr>
-            <w:tcW w:w="2487" w:type="dxa"/>
-            <w:tcBorders/>
-            <w:vAlign w:val="center"/>
-          </w:tcPr>
-          <w:p>
-            <w:pPr>
-              <w:pStyle w:val="TableContents"/>
-              <w:bidi w:val="0"/>
-              <w:spacing w:before="0" w:after="283"/>
-              <w:jc w:val="left"/>
-              <w:rPr/>
-            </w:pPr>
-            <w:r>
-              <w:rPr>
-                <w:rStyle w:val="SourceText"/>
-              </w:rPr>
-              <w:t>nemo_toolkit[asr] @ git+https://github.com/NVIDIA/NeMo.git@main</w:t>
-            </w:r>
-          </w:p>
-        </w:tc>
-        <w:tc>
-          <w:tcPr>
-            <w:tcW w:w="2584" w:type="dxa"/>
-            <w:tcBorders/>
-            <w:vAlign w:val="center"/>
-          </w:tcPr>
-          <w:p>
-            <w:pPr>
-              <w:pStyle w:val="TableContents"/>
-              <w:bidi w:val="0"/>
-              <w:spacing w:before="0" w:after="283"/>
-              <w:jc w:val="left"/>
-              <w:rPr/>
-            </w:pPr>
-            <w:r>
-              <w:rPr>
-                <w:rStyle w:val="SourceText"/>
-              </w:rPr>
-              <w:t>backend/Dockerfile:19</w:t>
+            <w:tcW w:w="2794" w:type="dxa"/>
+            <w:tcBorders>
+              <w:left w:val="single" w:sz="6" w:space="0" w:color="BFC7D5"/>
+              <w:bottom w:val="single" w:sz="2" w:space="0" w:color="BFC7D5"/>
+              <w:right w:val="single" w:sz="6" w:space="0" w:color="BFC7D5"/>
+            </w:tcBorders>
+            <w:vAlign w:val="center"/>
+          </w:tcPr>
+          <w:p>
+            <w:pPr>
+              <w:pStyle w:val="TableContents"/>
+              <w:bidi w:val="0"/>
+              <w:spacing w:before="0" w:after="283"/>
+              <w:jc w:val="left"/>
+              <w:rPr/>
+            </w:pPr>
+            <w:r>
+              <w:rPr>
+                <w:rStyle w:val="SourceText"/>
+              </w:rPr>
+              <w:t>nemo_toolkit[asr] @ git+https://github.com/NVIDIA/NeMo.git@60ce9407…</w:t>
+            </w:r>
+          </w:p>
+        </w:tc>
+        <w:tc>
+          <w:tcPr>
+            <w:tcW w:w="2542" w:type="dxa"/>
+            <w:tcBorders>
+              <w:left w:val="single" w:sz="2" w:space="0" w:color="BFC7D5"/>
+              <w:bottom w:val="single" w:sz="2" w:space="0" w:color="BFC7D5"/>
+              <w:right w:val="single" w:sz="6" w:space="0" w:color="BFC7D5"/>
+            </w:tcBorders>
+            <w:vAlign w:val="center"/>
+          </w:tcPr>
+          <w:p>
+            <w:pPr>
+              <w:pStyle w:val="TableContents"/>
+              <w:bidi w:val="0"/>
+              <w:spacing w:before="0" w:after="283"/>
+              <w:jc w:val="left"/>
+              <w:rPr/>
+            </w:pPr>
+            <w:r>
+              <w:rPr>
+                <w:rStyle w:val="SourceText"/>
+              </w:rPr>
+              <w:t>backend/Dockerfile:23</w:t>
             </w:r>
             <w:r>
               <w:rPr/>
@@ -3845,33 +4635,51 @@
               <w:rPr>
                 <w:rStyle w:val="SourceText"/>
               </w:rPr>
-              <w:t>voice/Dockerfile:18</w:t>
-            </w:r>
-          </w:p>
-        </w:tc>
-        <w:tc>
-          <w:tcPr>
-            <w:tcW w:w="3048" w:type="dxa"/>
-            <w:tcBorders/>
-            <w:vAlign w:val="center"/>
-          </w:tcPr>
-          <w:p>
-            <w:pPr>
-              <w:pStyle w:val="TableContents"/>
-              <w:bidi w:val="0"/>
-              <w:spacing w:before="0" w:after="283"/>
-              <w:jc w:val="left"/>
-              <w:rPr/>
-            </w:pPr>
-            <w:r>
-              <w:rPr>
-                <w:rStyle w:val="Strong"/>
-              </w:rPr>
-              <w:t>A moving branch, not a release.</w:t>
-            </w:r>
-            <w:r>
-              <w:rPr/>
-              <w:t xml:space="preserve"> See §8</w:t>
+              <w:t>voice/Dockerfile:22</w:t>
+            </w:r>
+          </w:p>
+        </w:tc>
+        <w:tc>
+          <w:tcPr>
+            <w:tcW w:w="2892" w:type="dxa"/>
+            <w:tcBorders>
+              <w:left w:val="single" w:sz="2" w:space="0" w:color="BFC7D5"/>
+              <w:bottom w:val="single" w:sz="2" w:space="0" w:color="BFC7D5"/>
+              <w:right w:val="single" w:sz="6" w:space="0" w:color="BFC7D5"/>
+            </w:tcBorders>
+            <w:vAlign w:val="center"/>
+          </w:tcPr>
+          <w:p>
+            <w:pPr>
+              <w:pStyle w:val="TableContents"/>
+              <w:bidi w:val="0"/>
+              <w:spacing w:before="0" w:after="283"/>
+              <w:jc w:val="left"/>
+              <w:rPr/>
+            </w:pPr>
+            <w:r>
+              <w:rPr/>
+              <w:t xml:space="preserve">Pinned to an exact commit since </w:t>
+            </w:r>
+            <w:r>
+              <w:rPr>
+                <w:rStyle w:val="SourceText"/>
+              </w:rPr>
+              <w:t>51fd3bc</w:t>
+            </w:r>
+            <w:r>
+              <w:rPr/>
+              <w:t xml:space="preserve"> (2026-09-22); it was the moving branch </w:t>
+            </w:r>
+            <w:r>
+              <w:rPr>
+                <w:rStyle w:val="SourceText"/>
+              </w:rPr>
+              <w:t>@main</w:t>
+            </w:r>
+            <w:r>
+              <w:rPr/>
+              <w:t xml:space="preserve"> before that. See §8</w:t>
             </w:r>
           </w:p>
         </w:tc>
@@ -3880,8 +4688,12 @@
         <w:trPr/>
         <w:tc>
           <w:tcPr>
-            <w:tcW w:w="2487" w:type="dxa"/>
-            <w:tcBorders/>
+            <w:tcW w:w="2794" w:type="dxa"/>
+            <w:tcBorders>
+              <w:left w:val="single" w:sz="6" w:space="0" w:color="BFC7D5"/>
+              <w:bottom w:val="single" w:sz="2" w:space="0" w:color="BFC7D5"/>
+              <w:right w:val="single" w:sz="6" w:space="0" w:color="BFC7D5"/>
+            </w:tcBorders>
             <w:vAlign w:val="center"/>
           </w:tcPr>
           <w:p>
@@ -3902,23 +4714,27 @@
         </w:tc>
         <w:tc>
           <w:tcPr>
-            <w:tcW w:w="2584" w:type="dxa"/>
-            <w:tcBorders/>
-            <w:vAlign w:val="center"/>
-          </w:tcPr>
-          <w:p>
-            <w:pPr>
-              <w:pStyle w:val="TableContents"/>
-              <w:bidi w:val="0"/>
-              <w:spacing w:before="0" w:after="283"/>
-              <w:jc w:val="left"/>
-              <w:rPr/>
-            </w:pPr>
-            <w:r>
-              <w:rPr>
-                <w:rStyle w:val="SourceText"/>
-              </w:rPr>
-              <w:t>backend/Dockerfile:25</w:t>
+            <w:tcW w:w="2542" w:type="dxa"/>
+            <w:tcBorders>
+              <w:left w:val="single" w:sz="2" w:space="0" w:color="BFC7D5"/>
+              <w:bottom w:val="single" w:sz="2" w:space="0" w:color="BFC7D5"/>
+              <w:right w:val="single" w:sz="6" w:space="0" w:color="BFC7D5"/>
+            </w:tcBorders>
+            <w:vAlign w:val="center"/>
+          </w:tcPr>
+          <w:p>
+            <w:pPr>
+              <w:pStyle w:val="TableContents"/>
+              <w:bidi w:val="0"/>
+              <w:spacing w:before="0" w:after="283"/>
+              <w:jc w:val="left"/>
+              <w:rPr/>
+            </w:pPr>
+            <w:r>
+              <w:rPr>
+                <w:rStyle w:val="SourceText"/>
+              </w:rPr>
+              <w:t>backend/Dockerfile:29</w:t>
             </w:r>
             <w:r>
               <w:rPr/>
@@ -3928,14 +4744,18 @@
               <w:rPr>
                 <w:rStyle w:val="SourceText"/>
               </w:rPr>
-              <w:t>voice/Dockerfile:21</w:t>
-            </w:r>
-          </w:p>
-        </w:tc>
-        <w:tc>
-          <w:tcPr>
-            <w:tcW w:w="3048" w:type="dxa"/>
-            <w:tcBorders/>
+              <w:t>voice/Dockerfile:25</w:t>
+            </w:r>
+          </w:p>
+        </w:tc>
+        <w:tc>
+          <w:tcPr>
+            <w:tcW w:w="2892" w:type="dxa"/>
+            <w:tcBorders>
+              <w:left w:val="single" w:sz="2" w:space="0" w:color="BFC7D5"/>
+              <w:bottom w:val="single" w:sz="2" w:space="0" w:color="BFC7D5"/>
+              <w:right w:val="single" w:sz="6" w:space="0" w:color="BFC7D5"/>
+            </w:tcBorders>
             <w:vAlign w:val="center"/>
           </w:tcPr>
           <w:p>
@@ -3957,8 +4777,12 @@
         <w:trPr/>
         <w:tc>
           <w:tcPr>
-            <w:tcW w:w="2487" w:type="dxa"/>
-            <w:tcBorders/>
+            <w:tcW w:w="2794" w:type="dxa"/>
+            <w:tcBorders>
+              <w:left w:val="single" w:sz="6" w:space="0" w:color="BFC7D5"/>
+              <w:bottom w:val="single" w:sz="2" w:space="0" w:color="BFC7D5"/>
+              <w:right w:val="single" w:sz="6" w:space="0" w:color="BFC7D5"/>
+            </w:tcBorders>
             <w:vAlign w:val="center"/>
           </w:tcPr>
           <w:p>
@@ -3979,30 +4803,38 @@
         </w:tc>
         <w:tc>
           <w:tcPr>
-            <w:tcW w:w="2584" w:type="dxa"/>
-            <w:tcBorders/>
-            <w:vAlign w:val="center"/>
-          </w:tcPr>
-          <w:p>
-            <w:pPr>
-              <w:pStyle w:val="TableContents"/>
-              <w:bidi w:val="0"/>
-              <w:spacing w:before="0" w:after="283"/>
-              <w:jc w:val="left"/>
-              <w:rPr/>
-            </w:pPr>
-            <w:r>
-              <w:rPr>
-                <w:rStyle w:val="SourceText"/>
-              </w:rPr>
-              <w:t>voice/Dockerfile:66</w:t>
-            </w:r>
-          </w:p>
-        </w:tc>
-        <w:tc>
-          <w:tcPr>
-            <w:tcW w:w="3048" w:type="dxa"/>
-            <w:tcBorders/>
+            <w:tcW w:w="2542" w:type="dxa"/>
+            <w:tcBorders>
+              <w:left w:val="single" w:sz="2" w:space="0" w:color="BFC7D5"/>
+              <w:bottom w:val="single" w:sz="2" w:space="0" w:color="BFC7D5"/>
+              <w:right w:val="single" w:sz="6" w:space="0" w:color="BFC7D5"/>
+            </w:tcBorders>
+            <w:vAlign w:val="center"/>
+          </w:tcPr>
+          <w:p>
+            <w:pPr>
+              <w:pStyle w:val="TableContents"/>
+              <w:bidi w:val="0"/>
+              <w:spacing w:before="0" w:after="283"/>
+              <w:jc w:val="left"/>
+              <w:rPr/>
+            </w:pPr>
+            <w:r>
+              <w:rPr>
+                <w:rStyle w:val="SourceText"/>
+              </w:rPr>
+              <w:t>voice/Dockerfile:70</w:t>
+            </w:r>
+          </w:p>
+        </w:tc>
+        <w:tc>
+          <w:tcPr>
+            <w:tcW w:w="2892" w:type="dxa"/>
+            <w:tcBorders>
+              <w:left w:val="single" w:sz="2" w:space="0" w:color="BFC7D5"/>
+              <w:bottom w:val="single" w:sz="2" w:space="0" w:color="BFC7D5"/>
+              <w:right w:val="single" w:sz="6" w:space="0" w:color="BFC7D5"/>
+            </w:tcBorders>
             <w:vAlign w:val="center"/>
           </w:tcPr>
           <w:p>
@@ -4040,8 +4872,12 @@
         <w:trPr/>
         <w:tc>
           <w:tcPr>
-            <w:tcW w:w="2487" w:type="dxa"/>
-            <w:tcBorders/>
+            <w:tcW w:w="2794" w:type="dxa"/>
+            <w:tcBorders>
+              <w:left w:val="single" w:sz="6" w:space="0" w:color="BFC7D5"/>
+              <w:bottom w:val="single" w:sz="2" w:space="0" w:color="BFC7D5"/>
+              <w:right w:val="single" w:sz="6" w:space="0" w:color="BFC7D5"/>
+            </w:tcBorders>
             <w:vAlign w:val="center"/>
           </w:tcPr>
           <w:p>
@@ -4062,8 +4898,12 @@
         </w:tc>
         <w:tc>
           <w:tcPr>
-            <w:tcW w:w="2584" w:type="dxa"/>
-            <w:tcBorders/>
+            <w:tcW w:w="2542" w:type="dxa"/>
+            <w:tcBorders>
+              <w:left w:val="single" w:sz="2" w:space="0" w:color="BFC7D5"/>
+              <w:bottom w:val="single" w:sz="2" w:space="0" w:color="BFC7D5"/>
+              <w:right w:val="single" w:sz="6" w:space="0" w:color="BFC7D5"/>
+            </w:tcBorders>
             <w:vAlign w:val="center"/>
           </w:tcPr>
           <w:p>
@@ -4084,8 +4924,12 @@
         </w:tc>
         <w:tc>
           <w:tcPr>
-            <w:tcW w:w="3048" w:type="dxa"/>
-            <w:tcBorders/>
+            <w:tcW w:w="2892" w:type="dxa"/>
+            <w:tcBorders>
+              <w:left w:val="single" w:sz="2" w:space="0" w:color="BFC7D5"/>
+              <w:bottom w:val="single" w:sz="2" w:space="0" w:color="BFC7D5"/>
+              <w:right w:val="single" w:sz="6" w:space="0" w:color="BFC7D5"/>
+            </w:tcBorders>
             <w:vAlign w:val="center"/>
           </w:tcPr>
           <w:p>
@@ -4107,8 +4951,12 @@
         <w:trPr/>
         <w:tc>
           <w:tcPr>
-            <w:tcW w:w="2487" w:type="dxa"/>
-            <w:tcBorders/>
+            <w:tcW w:w="2794" w:type="dxa"/>
+            <w:tcBorders>
+              <w:left w:val="single" w:sz="6" w:space="0" w:color="BFC7D5"/>
+              <w:bottom w:val="single" w:sz="6" w:space="0" w:color="BFC7D5"/>
+              <w:right w:val="single" w:sz="6" w:space="0" w:color="BFC7D5"/>
+            </w:tcBorders>
             <w:vAlign w:val="center"/>
           </w:tcPr>
           <w:p>
@@ -4129,30 +4977,38 @@
         </w:tc>
         <w:tc>
           <w:tcPr>
-            <w:tcW w:w="2584" w:type="dxa"/>
-            <w:tcBorders/>
-            <w:vAlign w:val="center"/>
-          </w:tcPr>
-          <w:p>
-            <w:pPr>
-              <w:pStyle w:val="TableContents"/>
-              <w:bidi w:val="0"/>
-              <w:spacing w:before="0" w:after="283"/>
-              <w:jc w:val="left"/>
-              <w:rPr/>
-            </w:pPr>
-            <w:r>
-              <w:rPr>
-                <w:rStyle w:val="SourceText"/>
-              </w:rPr>
-              <w:t>docker-compose.yml:224</w:t>
-            </w:r>
-          </w:p>
-        </w:tc>
-        <w:tc>
-          <w:tcPr>
-            <w:tcW w:w="3048" w:type="dxa"/>
-            <w:tcBorders/>
+            <w:tcW w:w="2542" w:type="dxa"/>
+            <w:tcBorders>
+              <w:left w:val="single" w:sz="2" w:space="0" w:color="BFC7D5"/>
+              <w:bottom w:val="single" w:sz="6" w:space="0" w:color="BFC7D5"/>
+              <w:right w:val="single" w:sz="6" w:space="0" w:color="BFC7D5"/>
+            </w:tcBorders>
+            <w:vAlign w:val="center"/>
+          </w:tcPr>
+          <w:p>
+            <w:pPr>
+              <w:pStyle w:val="TableContents"/>
+              <w:bidi w:val="0"/>
+              <w:spacing w:before="0" w:after="283"/>
+              <w:jc w:val="left"/>
+              <w:rPr/>
+            </w:pPr>
+            <w:r>
+              <w:rPr>
+                <w:rStyle w:val="SourceText"/>
+              </w:rPr>
+              <w:t>docker-compose.yml:252</w:t>
+            </w:r>
+          </w:p>
+        </w:tc>
+        <w:tc>
+          <w:tcPr>
+            <w:tcW w:w="2892" w:type="dxa"/>
+            <w:tcBorders>
+              <w:left w:val="single" w:sz="2" w:space="0" w:color="BFC7D5"/>
+              <w:bottom w:val="single" w:sz="6" w:space="0" w:color="BFC7D5"/>
+              <w:right w:val="single" w:sz="6" w:space="0" w:color="BFC7D5"/>
+            </w:tcBorders>
             <w:vAlign w:val="center"/>
           </w:tcPr>
           <w:p>
@@ -4246,7 +5102,17 @@
       </w:pPr>
       <w:r>
         <w:rPr/>
-        <w:t xml:space="preserve">Both the backend and voice images install NVIDIA NeMo from the tip of its </w:t>
+        <w:t xml:space="preserve">Until commit </w:t>
+      </w:r>
+      <w:r>
+        <w:rPr>
+          <w:rStyle w:val="SourceText"/>
+        </w:rPr>
+        <w:t>51fd3bc</w:t>
+      </w:r>
+      <w:r>
+        <w:rPr/>
+        <w:t xml:space="preserve"> (2026-09-22) both the backend and voice images installed NVIDIA NeMo from the tip of its </w:t>
       </w:r>
       <w:r>
         <w:rPr>
@@ -4283,13 +5149,13 @@
       </w:pPr>
       <w:r>
         <w:rPr/>
-        <w:t>(</w:t>
+        <w:t>That was the single largest supplier risk in the product. The dependency was not a release; it was whatever NVIDIA last pushed. Two builds of the same EchoMind commit, minutes apart, could install different code. Both images now install the exact commit verified in production (</w:t>
       </w:r>
       <w:r>
         <w:rPr>
           <w:rStyle w:val="SourceText"/>
         </w:rPr>
-        <w:t>backend/Dockerfile:19</w:t>
+        <w:t>backend/Dockerfile:23</w:t>
       </w:r>
       <w:r>
         <w:rPr/>
@@ -4299,23 +5165,26 @@
         <w:rPr>
           <w:rStyle w:val="SourceText"/>
         </w:rPr>
-        <w:t>voice/Dockerfile:18</w:t>
-      </w:r>
-      <w:r>
-        <w:rPr/>
-        <w:t>)</w:t>
+        <w:t>voice/Dockerfile:22</w:t>
+      </w:r>
+      <w:r>
+        <w:rPr/>
+        <w:t>):</w:t>
       </w:r>
     </w:p>
     <w:p>
       <w:pPr>
-        <w:pStyle w:val="BodyText"/>
+        <w:pStyle w:val="PreformattedText"/>
         <w:bidi w:val="0"/>
+        <w:spacing w:before="0" w:after="283"/>
         <w:jc w:val="left"/>
         <w:rPr/>
       </w:pPr>
       <w:r>
-        <w:rPr/>
-        <w:t>This is the single largest supplier risk in the product. The dependency is not a release; it is whatever NVIDIA last pushed. Two builds of the same EchoMind commit, minutes apart, can install different code.</w:t>
+        <w:rPr>
+          <w:rStyle w:val="SourceText"/>
+        </w:rPr>
+        <w:t>pip install --no-cache-dir "nemo_toolkit[asr] @ git+https://github.com/NVIDIA/NeMo.git@60ce9407ef60a3327ffaf2c15931b9b3b834afc2"</w:t>
       </w:r>
     </w:p>
     <w:p>
@@ -4465,7 +5334,7 @@
         <w:rPr>
           <w:rStyle w:val="SourceText"/>
         </w:rPr>
-        <w:t>backend/Dockerfile:30-32</w:t>
+        <w:t>backend/Dockerfile:34-36</w:t>
       </w:r>
       <w:r>
         <w:rPr/>
@@ -4502,7 +5371,7 @@
         <w:rPr>
           <w:rStyle w:val="SourceText"/>
         </w:rPr>
-        <w:t>voice/Dockerfile:77-79</w:t>
+        <w:t>voice/Dockerfile:81-83</w:t>
       </w:r>
       <w:r>
         <w:rPr/>
@@ -4534,17 +5403,17 @@
       </w:r>
       <w:r>
         <w:rPr/>
-        <w:t xml:space="preserve"> The mitigation addresses the symptom that was observed. It does not address the cause, which is that the dependency has no fixed version. The residual risk is that the next incompatible change from </w:t>
+        <w:t xml:space="preserve"> The setuptools re-pin addressed the symptom that was observed. The cause — a dependency with no fixed version — was closed on 2026-09-22 by pinning to a specific commit SHA (commit </w:t>
       </w:r>
       <w:r>
         <w:rPr>
           <w:rStyle w:val="SourceText"/>
         </w:rPr>
-        <w:t>main</w:t>
-      </w:r>
-      <w:r>
-        <w:rPr/>
-        <w:t xml:space="preserve"> will be a different one, and will be discovered the same way — by a build or a runtime crash. The controls that would close it are, in ascending order of effort: pinning to a NeMo release tag; pinning to a specific commit SHA; or vendoring the subset actually used (a </w:t>
+        <w:t>51fd3bc</w:t>
+      </w:r>
+      <w:r>
+        <w:rPr/>
+        <w:t xml:space="preserve">, risk R-01 closed). Moving to a NeMo release tag, or vendoring the subset actually used (a </w:t>
       </w:r>
       <w:r>
         <w:rPr>
@@ -4554,29 +5423,17 @@
       </w:r>
       <w:r>
         <w:rPr/>
-        <w:t xml:space="preserve"> package is already vendored in the tree, so the pattern exists).</w:t>
-      </w:r>
-    </w:p>
-    <w:p>
-      <w:pPr>
-        <w:pStyle w:val="BodyText"/>
-        <w:bidi w:val="0"/>
-        <w:jc w:val="left"/>
-        <w:rPr/>
-      </w:pPr>
-      <w:r>
-        <w:rPr/>
-        <w:t xml:space="preserve">Until one of those is adopted, </w:t>
+        <w:t xml:space="preserve"> package is already vendored in the tree), remain options for a later release. A NeMo upgrade is now a deliberate change: new SHA, rebuild, and the release checks in </w:t>
       </w:r>
       <w:r>
         <w:rPr>
-          <w:rStyle w:val="Strong"/>
+          <w:rStyle w:val="SourceText"/>
         </w:rPr>
-        <w:t>every image build is a live, unversioned dependency on a third-party branch</w:t>
-      </w:r>
-      <w:r>
-        <w:rPr/>
-        <w:t>, and this must be stated as such to any customer who asks how the product is built.</w:t>
+        <w:t>SOP-08</w:t>
+      </w:r>
+      <w:r>
+        <w:rPr/>
+        <w:t>. The remaining unpinned items are the ones in the §7 table.</w:t>
       </w:r>
     </w:p>
     <w:p>
@@ -4745,17 +5602,17 @@
       </w:r>
       <w:r>
         <w:rPr/>
-        <w:t xml:space="preserve"> as a supplier, with the rationale to be completed by the Engineering Lead: </w:t>
+        <w:t xml:space="preserve"> as a supplier, with the rationale to be completed by the Engineering Lead: workaround for transient </w:t>
       </w:r>
       <w:r>
         <w:rPr>
           <w:rStyle w:val="SourceText"/>
         </w:rPr>
-        <w:t>________________________</w:t>
-      </w:r>
-      <w:r>
-        <w:rPr/>
-        <w:t>.</w:t>
+        <w:t>ports.ubuntu.com</w:t>
+      </w:r>
+      <w:r>
+        <w:rPr/>
+        <w:t xml:space="preserve"> mirror-sync failures during builds; to be replaced by an official mirror or removed (Richard Watson Stephen Amudha, 2026-10-07).</w:t>
       </w:r>
     </w:p>
     <w:p>
@@ -4796,21 +5653,21 @@
     </w:p>
     <w:tbl>
       <w:tblPr>
-        <w:tblW w:w="8119" w:type="dxa"/>
+        <w:tblW w:w="5000" w:type="pct"/>
         <w:jc w:val="left"/>
-        <w:tblInd w:w="0" w:type="dxa"/>
+        <w:tblInd w:w="-7" w:type="dxa"/>
         <w:tblLayout w:type="fixed"/>
         <w:tblCellMar>
-          <w:top w:w="28" w:type="dxa"/>
-          <w:left w:w="28" w:type="dxa"/>
-          <w:bottom w:w="28" w:type="dxa"/>
-          <w:right w:w="28" w:type="dxa"/>
+          <w:top w:w="60" w:type="dxa"/>
+          <w:left w:w="60" w:type="dxa"/>
+          <w:bottom w:w="60" w:type="dxa"/>
+          <w:right w:w="60" w:type="dxa"/>
         </w:tblCellMar>
       </w:tblPr>
       <w:tblGrid>
-        <w:gridCol w:w="330"/>
-        <w:gridCol w:w="3823"/>
-        <w:gridCol w:w="3966"/>
+        <w:gridCol w:w="363"/>
+        <w:gridCol w:w="3875"/>
+        <w:gridCol w:w="3990"/>
       </w:tblGrid>
       <w:tr>
         <w:trPr>
@@ -4818,66 +5675,90 @@
         </w:trPr>
         <w:tc>
           <w:tcPr>
-            <w:tcW w:w="330" w:type="dxa"/>
-            <w:tcBorders/>
+            <w:tcW w:w="363" w:type="dxa"/>
+            <w:tcBorders>
+              <w:top w:val="single" w:sz="6" w:space="0" w:color="BFC7D5"/>
+              <w:left w:val="single" w:sz="6" w:space="0" w:color="BFC7D5"/>
+              <w:bottom w:val="single" w:sz="2" w:space="0" w:color="BFC7D5"/>
+              <w:right w:val="single" w:sz="6" w:space="0" w:color="BFC7D5"/>
+            </w:tcBorders>
+            <w:shd w:fill="1F3A5F" w:val="clear"/>
             <w:vAlign w:val="center"/>
           </w:tcPr>
           <w:p>
             <w:pPr>
               <w:pStyle w:val="TableHeading"/>
-              <w:suppressLineNumbers/>
-              <w:shd w:fill="1F3A5F" w:val="clear"/>
-              <w:bidi w:val="0"/>
-              <w:spacing w:before="0" w:after="283"/>
-              <w:jc w:val="center"/>
-              <w:rPr/>
-            </w:pPr>
-            <w:r>
-              <w:rPr/>
+              <w:bidi w:val="0"/>
+              <w:spacing w:before="0" w:after="283"/>
+              <w:jc w:val="left"/>
+              <w:rPr>
+                <w:color w:val="FFFFFF"/>
+              </w:rPr>
+            </w:pPr>
+            <w:r>
+              <w:rPr>
+                <w:color w:val="FFFFFF"/>
+              </w:rPr>
               <w:t>#</w:t>
             </w:r>
           </w:p>
         </w:tc>
         <w:tc>
           <w:tcPr>
-            <w:tcW w:w="3823" w:type="dxa"/>
-            <w:tcBorders/>
+            <w:tcW w:w="3875" w:type="dxa"/>
+            <w:tcBorders>
+              <w:top w:val="single" w:sz="6" w:space="0" w:color="BFC7D5"/>
+              <w:left w:val="single" w:sz="2" w:space="0" w:color="BFC7D5"/>
+              <w:bottom w:val="single" w:sz="2" w:space="0" w:color="BFC7D5"/>
+              <w:right w:val="single" w:sz="6" w:space="0" w:color="BFC7D5"/>
+            </w:tcBorders>
+            <w:shd w:fill="1F3A5F" w:val="clear"/>
             <w:vAlign w:val="center"/>
           </w:tcPr>
           <w:p>
             <w:pPr>
               <w:pStyle w:val="TableHeading"/>
-              <w:suppressLineNumbers/>
-              <w:shd w:fill="1F3A5F" w:val="clear"/>
-              <w:bidi w:val="0"/>
-              <w:spacing w:before="0" w:after="283"/>
-              <w:jc w:val="center"/>
-              <w:rPr/>
-            </w:pPr>
-            <w:r>
-              <w:rPr/>
+              <w:bidi w:val="0"/>
+              <w:spacing w:before="0" w:after="283"/>
+              <w:jc w:val="left"/>
+              <w:rPr>
+                <w:color w:val="FFFFFF"/>
+              </w:rPr>
+            </w:pPr>
+            <w:r>
+              <w:rPr>
+                <w:color w:val="FFFFFF"/>
+              </w:rPr>
               <w:t>Criterion</w:t>
             </w:r>
           </w:p>
         </w:tc>
         <w:tc>
           <w:tcPr>
-            <w:tcW w:w="3966" w:type="dxa"/>
-            <w:tcBorders/>
+            <w:tcW w:w="3990" w:type="dxa"/>
+            <w:tcBorders>
+              <w:top w:val="single" w:sz="6" w:space="0" w:color="BFC7D5"/>
+              <w:left w:val="single" w:sz="2" w:space="0" w:color="BFC7D5"/>
+              <w:bottom w:val="single" w:sz="2" w:space="0" w:color="BFC7D5"/>
+              <w:right w:val="single" w:sz="6" w:space="0" w:color="BFC7D5"/>
+            </w:tcBorders>
+            <w:shd w:fill="1F3A5F" w:val="clear"/>
             <w:vAlign w:val="center"/>
           </w:tcPr>
           <w:p>
             <w:pPr>
               <w:pStyle w:val="TableHeading"/>
-              <w:suppressLineNumbers/>
-              <w:shd w:fill="1F3A5F" w:val="clear"/>
-              <w:bidi w:val="0"/>
-              <w:spacing w:before="0" w:after="283"/>
-              <w:jc w:val="center"/>
-              <w:rPr/>
-            </w:pPr>
-            <w:r>
-              <w:rPr/>
+              <w:bidi w:val="0"/>
+              <w:spacing w:before="0" w:after="283"/>
+              <w:jc w:val="left"/>
+              <w:rPr>
+                <w:color w:val="FFFFFF"/>
+              </w:rPr>
+            </w:pPr>
+            <w:r>
+              <w:rPr>
+                <w:color w:val="FFFFFF"/>
+              </w:rPr>
               <w:t>Why it matters for this product</w:t>
             </w:r>
           </w:p>
@@ -4887,8 +5768,12 @@
         <w:trPr/>
         <w:tc>
           <w:tcPr>
-            <w:tcW w:w="330" w:type="dxa"/>
-            <w:tcBorders/>
+            <w:tcW w:w="363" w:type="dxa"/>
+            <w:tcBorders>
+              <w:left w:val="single" w:sz="6" w:space="0" w:color="BFC7D5"/>
+              <w:bottom w:val="single" w:sz="2" w:space="0" w:color="BFC7D5"/>
+              <w:right w:val="single" w:sz="6" w:space="0" w:color="BFC7D5"/>
+            </w:tcBorders>
             <w:vAlign w:val="center"/>
           </w:tcPr>
           <w:p>
@@ -4907,8 +5792,12 @@
         </w:tc>
         <w:tc>
           <w:tcPr>
-            <w:tcW w:w="3823" w:type="dxa"/>
-            <w:tcBorders/>
+            <w:tcW w:w="3875" w:type="dxa"/>
+            <w:tcBorders>
+              <w:left w:val="single" w:sz="2" w:space="0" w:color="BFC7D5"/>
+              <w:bottom w:val="single" w:sz="2" w:space="0" w:color="BFC7D5"/>
+              <w:right w:val="single" w:sz="6" w:space="0" w:color="BFC7D5"/>
+            </w:tcBorders>
             <w:vAlign w:val="center"/>
           </w:tcPr>
           <w:p>
@@ -4929,8 +5818,12 @@
         </w:tc>
         <w:tc>
           <w:tcPr>
-            <w:tcW w:w="3966" w:type="dxa"/>
-            <w:tcBorders/>
+            <w:tcW w:w="3990" w:type="dxa"/>
+            <w:tcBorders>
+              <w:left w:val="single" w:sz="2" w:space="0" w:color="BFC7D5"/>
+              <w:bottom w:val="single" w:sz="2" w:space="0" w:color="BFC7D5"/>
+              <w:right w:val="single" w:sz="6" w:space="0" w:color="BFC7D5"/>
+            </w:tcBorders>
             <w:vAlign w:val="center"/>
           </w:tcPr>
           <w:p>
@@ -4952,8 +5845,12 @@
         <w:trPr/>
         <w:tc>
           <w:tcPr>
-            <w:tcW w:w="330" w:type="dxa"/>
-            <w:tcBorders/>
+            <w:tcW w:w="363" w:type="dxa"/>
+            <w:tcBorders>
+              <w:left w:val="single" w:sz="6" w:space="0" w:color="BFC7D5"/>
+              <w:bottom w:val="single" w:sz="2" w:space="0" w:color="BFC7D5"/>
+              <w:right w:val="single" w:sz="6" w:space="0" w:color="BFC7D5"/>
+            </w:tcBorders>
             <w:vAlign w:val="center"/>
           </w:tcPr>
           <w:p>
@@ -4972,8 +5869,12 @@
         </w:tc>
         <w:tc>
           <w:tcPr>
-            <w:tcW w:w="3823" w:type="dxa"/>
-            <w:tcBorders/>
+            <w:tcW w:w="3875" w:type="dxa"/>
+            <w:tcBorders>
+              <w:left w:val="single" w:sz="2" w:space="0" w:color="BFC7D5"/>
+              <w:bottom w:val="single" w:sz="2" w:space="0" w:color="BFC7D5"/>
+              <w:right w:val="single" w:sz="6" w:space="0" w:color="BFC7D5"/>
+            </w:tcBorders>
             <w:vAlign w:val="center"/>
           </w:tcPr>
           <w:p>
@@ -4994,8 +5895,12 @@
         </w:tc>
         <w:tc>
           <w:tcPr>
-            <w:tcW w:w="3966" w:type="dxa"/>
-            <w:tcBorders/>
+            <w:tcW w:w="3990" w:type="dxa"/>
+            <w:tcBorders>
+              <w:left w:val="single" w:sz="2" w:space="0" w:color="BFC7D5"/>
+              <w:bottom w:val="single" w:sz="2" w:space="0" w:color="BFC7D5"/>
+              <w:right w:val="single" w:sz="6" w:space="0" w:color="BFC7D5"/>
+            </w:tcBorders>
             <w:vAlign w:val="center"/>
           </w:tcPr>
           <w:p>
@@ -5017,8 +5922,12 @@
         <w:trPr/>
         <w:tc>
           <w:tcPr>
-            <w:tcW w:w="330" w:type="dxa"/>
-            <w:tcBorders/>
+            <w:tcW w:w="363" w:type="dxa"/>
+            <w:tcBorders>
+              <w:left w:val="single" w:sz="6" w:space="0" w:color="BFC7D5"/>
+              <w:bottom w:val="single" w:sz="2" w:space="0" w:color="BFC7D5"/>
+              <w:right w:val="single" w:sz="6" w:space="0" w:color="BFC7D5"/>
+            </w:tcBorders>
             <w:vAlign w:val="center"/>
           </w:tcPr>
           <w:p>
@@ -5037,8 +5946,12 @@
         </w:tc>
         <w:tc>
           <w:tcPr>
-            <w:tcW w:w="3823" w:type="dxa"/>
-            <w:tcBorders/>
+            <w:tcW w:w="3875" w:type="dxa"/>
+            <w:tcBorders>
+              <w:left w:val="single" w:sz="2" w:space="0" w:color="BFC7D5"/>
+              <w:bottom w:val="single" w:sz="2" w:space="0" w:color="BFC7D5"/>
+              <w:right w:val="single" w:sz="6" w:space="0" w:color="BFC7D5"/>
+            </w:tcBorders>
             <w:vAlign w:val="center"/>
           </w:tcPr>
           <w:p>
@@ -5059,8 +5972,12 @@
         </w:tc>
         <w:tc>
           <w:tcPr>
-            <w:tcW w:w="3966" w:type="dxa"/>
-            <w:tcBorders/>
+            <w:tcW w:w="3990" w:type="dxa"/>
+            <w:tcBorders>
+              <w:left w:val="single" w:sz="2" w:space="0" w:color="BFC7D5"/>
+              <w:bottom w:val="single" w:sz="2" w:space="0" w:color="BFC7D5"/>
+              <w:right w:val="single" w:sz="6" w:space="0" w:color="BFC7D5"/>
+            </w:tcBorders>
             <w:vAlign w:val="center"/>
           </w:tcPr>
           <w:p>
@@ -5082,8 +5999,12 @@
         <w:trPr/>
         <w:tc>
           <w:tcPr>
-            <w:tcW w:w="330" w:type="dxa"/>
-            <w:tcBorders/>
+            <w:tcW w:w="363" w:type="dxa"/>
+            <w:tcBorders>
+              <w:left w:val="single" w:sz="6" w:space="0" w:color="BFC7D5"/>
+              <w:bottom w:val="single" w:sz="2" w:space="0" w:color="BFC7D5"/>
+              <w:right w:val="single" w:sz="6" w:space="0" w:color="BFC7D5"/>
+            </w:tcBorders>
             <w:vAlign w:val="center"/>
           </w:tcPr>
           <w:p>
@@ -5102,8 +6023,12 @@
         </w:tc>
         <w:tc>
           <w:tcPr>
-            <w:tcW w:w="3823" w:type="dxa"/>
-            <w:tcBorders/>
+            <w:tcW w:w="3875" w:type="dxa"/>
+            <w:tcBorders>
+              <w:left w:val="single" w:sz="2" w:space="0" w:color="BFC7D5"/>
+              <w:bottom w:val="single" w:sz="2" w:space="0" w:color="BFC7D5"/>
+              <w:right w:val="single" w:sz="6" w:space="0" w:color="BFC7D5"/>
+            </w:tcBorders>
             <w:vAlign w:val="center"/>
           </w:tcPr>
           <w:p>
@@ -5124,8 +6049,12 @@
         </w:tc>
         <w:tc>
           <w:tcPr>
-            <w:tcW w:w="3966" w:type="dxa"/>
-            <w:tcBorders/>
+            <w:tcW w:w="3990" w:type="dxa"/>
+            <w:tcBorders>
+              <w:left w:val="single" w:sz="2" w:space="0" w:color="BFC7D5"/>
+              <w:bottom w:val="single" w:sz="2" w:space="0" w:color="BFC7D5"/>
+              <w:right w:val="single" w:sz="6" w:space="0" w:color="BFC7D5"/>
+            </w:tcBorders>
             <w:vAlign w:val="center"/>
           </w:tcPr>
           <w:p>
@@ -5147,8 +6076,12 @@
         <w:trPr/>
         <w:tc>
           <w:tcPr>
-            <w:tcW w:w="330" w:type="dxa"/>
-            <w:tcBorders/>
+            <w:tcW w:w="363" w:type="dxa"/>
+            <w:tcBorders>
+              <w:left w:val="single" w:sz="6" w:space="0" w:color="BFC7D5"/>
+              <w:bottom w:val="single" w:sz="2" w:space="0" w:color="BFC7D5"/>
+              <w:right w:val="single" w:sz="6" w:space="0" w:color="BFC7D5"/>
+            </w:tcBorders>
             <w:vAlign w:val="center"/>
           </w:tcPr>
           <w:p>
@@ -5167,8 +6100,12 @@
         </w:tc>
         <w:tc>
           <w:tcPr>
-            <w:tcW w:w="3823" w:type="dxa"/>
-            <w:tcBorders/>
+            <w:tcW w:w="3875" w:type="dxa"/>
+            <w:tcBorders>
+              <w:left w:val="single" w:sz="2" w:space="0" w:color="BFC7D5"/>
+              <w:bottom w:val="single" w:sz="2" w:space="0" w:color="BFC7D5"/>
+              <w:right w:val="single" w:sz="6" w:space="0" w:color="BFC7D5"/>
+            </w:tcBorders>
             <w:vAlign w:val="center"/>
           </w:tcPr>
           <w:p>
@@ -5193,8 +6130,12 @@
         </w:tc>
         <w:tc>
           <w:tcPr>
-            <w:tcW w:w="3966" w:type="dxa"/>
-            <w:tcBorders/>
+            <w:tcW w:w="3990" w:type="dxa"/>
+            <w:tcBorders>
+              <w:left w:val="single" w:sz="2" w:space="0" w:color="BFC7D5"/>
+              <w:bottom w:val="single" w:sz="2" w:space="0" w:color="BFC7D5"/>
+              <w:right w:val="single" w:sz="6" w:space="0" w:color="BFC7D5"/>
+            </w:tcBorders>
             <w:vAlign w:val="center"/>
           </w:tcPr>
           <w:p>
@@ -5216,8 +6157,12 @@
         <w:trPr/>
         <w:tc>
           <w:tcPr>
-            <w:tcW w:w="330" w:type="dxa"/>
-            <w:tcBorders/>
+            <w:tcW w:w="363" w:type="dxa"/>
+            <w:tcBorders>
+              <w:left w:val="single" w:sz="6" w:space="0" w:color="BFC7D5"/>
+              <w:bottom w:val="single" w:sz="2" w:space="0" w:color="BFC7D5"/>
+              <w:right w:val="single" w:sz="6" w:space="0" w:color="BFC7D5"/>
+            </w:tcBorders>
             <w:vAlign w:val="center"/>
           </w:tcPr>
           <w:p>
@@ -5236,8 +6181,12 @@
         </w:tc>
         <w:tc>
           <w:tcPr>
-            <w:tcW w:w="3823" w:type="dxa"/>
-            <w:tcBorders/>
+            <w:tcW w:w="3875" w:type="dxa"/>
+            <w:tcBorders>
+              <w:left w:val="single" w:sz="2" w:space="0" w:color="BFC7D5"/>
+              <w:bottom w:val="single" w:sz="2" w:space="0" w:color="BFC7D5"/>
+              <w:right w:val="single" w:sz="6" w:space="0" w:color="BFC7D5"/>
+            </w:tcBorders>
             <w:vAlign w:val="center"/>
           </w:tcPr>
           <w:p>
@@ -5258,8 +6207,12 @@
         </w:tc>
         <w:tc>
           <w:tcPr>
-            <w:tcW w:w="3966" w:type="dxa"/>
-            <w:tcBorders/>
+            <w:tcW w:w="3990" w:type="dxa"/>
+            <w:tcBorders>
+              <w:left w:val="single" w:sz="2" w:space="0" w:color="BFC7D5"/>
+              <w:bottom w:val="single" w:sz="2" w:space="0" w:color="BFC7D5"/>
+              <w:right w:val="single" w:sz="6" w:space="0" w:color="BFC7D5"/>
+            </w:tcBorders>
             <w:vAlign w:val="center"/>
           </w:tcPr>
           <w:p>
@@ -5281,8 +6234,12 @@
         <w:trPr/>
         <w:tc>
           <w:tcPr>
-            <w:tcW w:w="330" w:type="dxa"/>
-            <w:tcBorders/>
+            <w:tcW w:w="363" w:type="dxa"/>
+            <w:tcBorders>
+              <w:left w:val="single" w:sz="6" w:space="0" w:color="BFC7D5"/>
+              <w:bottom w:val="single" w:sz="6" w:space="0" w:color="BFC7D5"/>
+              <w:right w:val="single" w:sz="6" w:space="0" w:color="BFC7D5"/>
+            </w:tcBorders>
             <w:vAlign w:val="center"/>
           </w:tcPr>
           <w:p>
@@ -5301,8 +6258,12 @@
         </w:tc>
         <w:tc>
           <w:tcPr>
-            <w:tcW w:w="3823" w:type="dxa"/>
-            <w:tcBorders/>
+            <w:tcW w:w="3875" w:type="dxa"/>
+            <w:tcBorders>
+              <w:left w:val="single" w:sz="2" w:space="0" w:color="BFC7D5"/>
+              <w:bottom w:val="single" w:sz="6" w:space="0" w:color="BFC7D5"/>
+              <w:right w:val="single" w:sz="6" w:space="0" w:color="BFC7D5"/>
+            </w:tcBorders>
             <w:vAlign w:val="center"/>
           </w:tcPr>
           <w:p>
@@ -5323,8 +6284,12 @@
         </w:tc>
         <w:tc>
           <w:tcPr>
-            <w:tcW w:w="3966" w:type="dxa"/>
-            <w:tcBorders/>
+            <w:tcW w:w="3990" w:type="dxa"/>
+            <w:tcBorders>
+              <w:left w:val="single" w:sz="2" w:space="0" w:color="BFC7D5"/>
+              <w:bottom w:val="single" w:sz="6" w:space="0" w:color="BFC7D5"/>
+              <w:right w:val="single" w:sz="6" w:space="0" w:color="BFC7D5"/>
+            </w:tcBorders>
             <w:vAlign w:val="center"/>
           </w:tcPr>
           <w:p>
@@ -5486,20 +6451,20 @@
     </w:p>
     <w:tbl>
       <w:tblPr>
-        <w:tblW w:w="8119" w:type="dxa"/>
+        <w:tblW w:w="5000" w:type="pct"/>
         <w:jc w:val="left"/>
-        <w:tblInd w:w="0" w:type="dxa"/>
+        <w:tblInd w:w="-7" w:type="dxa"/>
         <w:tblLayout w:type="fixed"/>
         <w:tblCellMar>
-          <w:top w:w="28" w:type="dxa"/>
-          <w:left w:w="28" w:type="dxa"/>
-          <w:bottom w:w="28" w:type="dxa"/>
-          <w:right w:w="28" w:type="dxa"/>
+          <w:top w:w="60" w:type="dxa"/>
+          <w:left w:w="60" w:type="dxa"/>
+          <w:bottom w:w="60" w:type="dxa"/>
+          <w:right w:w="60" w:type="dxa"/>
         </w:tblCellMar>
       </w:tblPr>
       <w:tblGrid>
-        <w:gridCol w:w="2321"/>
-        <w:gridCol w:w="5798"/>
+        <w:gridCol w:w="2371"/>
+        <w:gridCol w:w="5857"/>
       </w:tblGrid>
       <w:tr>
         <w:trPr>
@@ -5507,44 +6472,60 @@
         </w:trPr>
         <w:tc>
           <w:tcPr>
-            <w:tcW w:w="2321" w:type="dxa"/>
-            <w:tcBorders/>
+            <w:tcW w:w="2371" w:type="dxa"/>
+            <w:tcBorders>
+              <w:top w:val="single" w:sz="6" w:space="0" w:color="BFC7D5"/>
+              <w:left w:val="single" w:sz="6" w:space="0" w:color="BFC7D5"/>
+              <w:bottom w:val="single" w:sz="2" w:space="0" w:color="BFC7D5"/>
+              <w:right w:val="single" w:sz="6" w:space="0" w:color="BFC7D5"/>
+            </w:tcBorders>
+            <w:shd w:fill="1F3A5F" w:val="clear"/>
             <w:vAlign w:val="center"/>
           </w:tcPr>
           <w:p>
             <w:pPr>
               <w:pStyle w:val="TableHeading"/>
-              <w:suppressLineNumbers/>
-              <w:shd w:fill="1F3A5F" w:val="clear"/>
-              <w:bidi w:val="0"/>
-              <w:spacing w:before="0" w:after="283"/>
-              <w:jc w:val="center"/>
-              <w:rPr/>
-            </w:pPr>
-            <w:r>
-              <w:rPr/>
+              <w:bidi w:val="0"/>
+              <w:spacing w:before="0" w:after="283"/>
+              <w:jc w:val="left"/>
+              <w:rPr>
+                <w:color w:val="FFFFFF"/>
+              </w:rPr>
+            </w:pPr>
+            <w:r>
+              <w:rPr>
+                <w:color w:val="FFFFFF"/>
+              </w:rPr>
               <w:t>Trigger</w:t>
             </w:r>
           </w:p>
         </w:tc>
         <w:tc>
           <w:tcPr>
-            <w:tcW w:w="5798" w:type="dxa"/>
-            <w:tcBorders/>
+            <w:tcW w:w="5857" w:type="dxa"/>
+            <w:tcBorders>
+              <w:top w:val="single" w:sz="6" w:space="0" w:color="BFC7D5"/>
+              <w:left w:val="single" w:sz="2" w:space="0" w:color="BFC7D5"/>
+              <w:bottom w:val="single" w:sz="2" w:space="0" w:color="BFC7D5"/>
+              <w:right w:val="single" w:sz="6" w:space="0" w:color="BFC7D5"/>
+            </w:tcBorders>
+            <w:shd w:fill="1F3A5F" w:val="clear"/>
             <w:vAlign w:val="center"/>
           </w:tcPr>
           <w:p>
             <w:pPr>
               <w:pStyle w:val="TableHeading"/>
-              <w:suppressLineNumbers/>
-              <w:shd w:fill="1F3A5F" w:val="clear"/>
-              <w:bidi w:val="0"/>
-              <w:spacing w:before="0" w:after="283"/>
-              <w:jc w:val="center"/>
-              <w:rPr/>
-            </w:pPr>
-            <w:r>
-              <w:rPr/>
+              <w:bidi w:val="0"/>
+              <w:spacing w:before="0" w:after="283"/>
+              <w:jc w:val="left"/>
+              <w:rPr>
+                <w:color w:val="FFFFFF"/>
+              </w:rPr>
+            </w:pPr>
+            <w:r>
+              <w:rPr>
+                <w:color w:val="FFFFFF"/>
+              </w:rPr>
               <w:t>Action</w:t>
             </w:r>
           </w:p>
@@ -5554,8 +6535,12 @@
         <w:trPr/>
         <w:tc>
           <w:tcPr>
-            <w:tcW w:w="2321" w:type="dxa"/>
-            <w:tcBorders/>
+            <w:tcW w:w="2371" w:type="dxa"/>
+            <w:tcBorders>
+              <w:left w:val="single" w:sz="6" w:space="0" w:color="BFC7D5"/>
+              <w:bottom w:val="single" w:sz="2" w:space="0" w:color="BFC7D5"/>
+              <w:right w:val="single" w:sz="6" w:space="0" w:color="BFC7D5"/>
+            </w:tcBorders>
             <w:vAlign w:val="center"/>
           </w:tcPr>
           <w:p>
@@ -5574,8 +6559,12 @@
         </w:tc>
         <w:tc>
           <w:tcPr>
-            <w:tcW w:w="5798" w:type="dxa"/>
-            <w:tcBorders/>
+            <w:tcW w:w="5857" w:type="dxa"/>
+            <w:tcBorders>
+              <w:left w:val="single" w:sz="2" w:space="0" w:color="BFC7D5"/>
+              <w:bottom w:val="single" w:sz="2" w:space="0" w:color="BFC7D5"/>
+              <w:right w:val="single" w:sz="6" w:space="0" w:color="BFC7D5"/>
+            </w:tcBorders>
             <w:vAlign w:val="center"/>
           </w:tcPr>
           <w:p>
@@ -5597,8 +6586,12 @@
         <w:trPr/>
         <w:tc>
           <w:tcPr>
-            <w:tcW w:w="2321" w:type="dxa"/>
-            <w:tcBorders/>
+            <w:tcW w:w="2371" w:type="dxa"/>
+            <w:tcBorders>
+              <w:left w:val="single" w:sz="6" w:space="0" w:color="BFC7D5"/>
+              <w:bottom w:val="single" w:sz="2" w:space="0" w:color="BFC7D5"/>
+              <w:right w:val="single" w:sz="6" w:space="0" w:color="BFC7D5"/>
+            </w:tcBorders>
             <w:vAlign w:val="center"/>
           </w:tcPr>
           <w:p>
@@ -5617,8 +6610,12 @@
         </w:tc>
         <w:tc>
           <w:tcPr>
-            <w:tcW w:w="5798" w:type="dxa"/>
-            <w:tcBorders/>
+            <w:tcW w:w="5857" w:type="dxa"/>
+            <w:tcBorders>
+              <w:left w:val="single" w:sz="2" w:space="0" w:color="BFC7D5"/>
+              <w:bottom w:val="single" w:sz="2" w:space="0" w:color="BFC7D5"/>
+              <w:right w:val="single" w:sz="6" w:space="0" w:color="BFC7D5"/>
+            </w:tcBorders>
             <w:vAlign w:val="center"/>
           </w:tcPr>
           <w:p>
@@ -5640,8 +6637,12 @@
         <w:trPr/>
         <w:tc>
           <w:tcPr>
-            <w:tcW w:w="2321" w:type="dxa"/>
-            <w:tcBorders/>
+            <w:tcW w:w="2371" w:type="dxa"/>
+            <w:tcBorders>
+              <w:left w:val="single" w:sz="6" w:space="0" w:color="BFC7D5"/>
+              <w:bottom w:val="single" w:sz="2" w:space="0" w:color="BFC7D5"/>
+              <w:right w:val="single" w:sz="6" w:space="0" w:color="BFC7D5"/>
+            </w:tcBorders>
             <w:vAlign w:val="center"/>
           </w:tcPr>
           <w:p>
@@ -5660,8 +6661,12 @@
         </w:tc>
         <w:tc>
           <w:tcPr>
-            <w:tcW w:w="5798" w:type="dxa"/>
-            <w:tcBorders/>
+            <w:tcW w:w="5857" w:type="dxa"/>
+            <w:tcBorders>
+              <w:left w:val="single" w:sz="2" w:space="0" w:color="BFC7D5"/>
+              <w:bottom w:val="single" w:sz="2" w:space="0" w:color="BFC7D5"/>
+              <w:right w:val="single" w:sz="6" w:space="0" w:color="BFC7D5"/>
+            </w:tcBorders>
             <w:vAlign w:val="center"/>
           </w:tcPr>
           <w:p>
@@ -5683,8 +6688,12 @@
         <w:trPr/>
         <w:tc>
           <w:tcPr>
-            <w:tcW w:w="2321" w:type="dxa"/>
-            <w:tcBorders/>
+            <w:tcW w:w="2371" w:type="dxa"/>
+            <w:tcBorders>
+              <w:left w:val="single" w:sz="6" w:space="0" w:color="BFC7D5"/>
+              <w:bottom w:val="single" w:sz="2" w:space="0" w:color="BFC7D5"/>
+              <w:right w:val="single" w:sz="6" w:space="0" w:color="BFC7D5"/>
+            </w:tcBorders>
             <w:vAlign w:val="center"/>
           </w:tcPr>
           <w:p>
@@ -5703,8 +6712,12 @@
         </w:tc>
         <w:tc>
           <w:tcPr>
-            <w:tcW w:w="5798" w:type="dxa"/>
-            <w:tcBorders/>
+            <w:tcW w:w="5857" w:type="dxa"/>
+            <w:tcBorders>
+              <w:left w:val="single" w:sz="2" w:space="0" w:color="BFC7D5"/>
+              <w:bottom w:val="single" w:sz="2" w:space="0" w:color="BFC7D5"/>
+              <w:right w:val="single" w:sz="6" w:space="0" w:color="BFC7D5"/>
+            </w:tcBorders>
             <w:vAlign w:val="center"/>
           </w:tcPr>
           <w:p>
@@ -5726,8 +6739,12 @@
         <w:trPr/>
         <w:tc>
           <w:tcPr>
-            <w:tcW w:w="2321" w:type="dxa"/>
-            <w:tcBorders/>
+            <w:tcW w:w="2371" w:type="dxa"/>
+            <w:tcBorders>
+              <w:left w:val="single" w:sz="6" w:space="0" w:color="BFC7D5"/>
+              <w:bottom w:val="single" w:sz="6" w:space="0" w:color="BFC7D5"/>
+              <w:right w:val="single" w:sz="6" w:space="0" w:color="BFC7D5"/>
+            </w:tcBorders>
             <w:vAlign w:val="center"/>
           </w:tcPr>
           <w:p>
@@ -5746,8 +6763,12 @@
         </w:tc>
         <w:tc>
           <w:tcPr>
-            <w:tcW w:w="5798" w:type="dxa"/>
-            <w:tcBorders/>
+            <w:tcW w:w="5857" w:type="dxa"/>
+            <w:tcBorders>
+              <w:left w:val="single" w:sz="2" w:space="0" w:color="BFC7D5"/>
+              <w:bottom w:val="single" w:sz="6" w:space="0" w:color="BFC7D5"/>
+              <w:right w:val="single" w:sz="6" w:space="0" w:color="BFC7D5"/>
+            </w:tcBorders>
             <w:vAlign w:val="center"/>
           </w:tcPr>
           <w:p>
@@ -5786,20 +6807,24 @@
         <w:rPr/>
       </w:pPr>
       <w:r>
-        <w:rPr>
-          <w:rStyle w:val="Strong"/>
-        </w:rPr>
-        <w:t>No formal supplier assessment has been carried out for any provider.</w:t>
-      </w:r>
-      <w:r>
-        <w:rPr/>
-        <w:t xml:space="preserve"> Scores, ratings and approved-supplier status: </w:t>
+        <w:rPr/>
+        <w:t xml:space="preserve">A first assessment of the critical providers is </w:t>
       </w:r>
       <w:r>
         <w:rPr>
           <w:rStyle w:val="SourceText"/>
         </w:rPr>
-        <w:t>________________________</w:t>
+        <w:t>evidence-2026/14_Provider_Review/EM26-14b</w:t>
+      </w:r>
+      <w:r>
+        <w:rPr/>
+        <w:t xml:space="preserve"> (approved 2026-10-07). Procurement suppliers are governed by the AJACE Inc. approved supplier list; model and software providers are inventoried in </w:t>
+      </w:r>
+      <w:r>
+        <w:rPr>
+          <w:rStyle w:val="SourceText"/>
+        </w:rPr>
+        <w:t>REG-02</w:t>
       </w:r>
       <w:r>
         <w:rPr/>
@@ -5844,20 +6869,20 @@
     </w:p>
     <w:tbl>
       <w:tblPr>
-        <w:tblW w:w="8119" w:type="dxa"/>
+        <w:tblW w:w="5000" w:type="pct"/>
         <w:jc w:val="left"/>
-        <w:tblInd w:w="0" w:type="dxa"/>
+        <w:tblInd w:w="-7" w:type="dxa"/>
         <w:tblLayout w:type="fixed"/>
         <w:tblCellMar>
-          <w:top w:w="28" w:type="dxa"/>
-          <w:left w:w="28" w:type="dxa"/>
-          <w:bottom w:w="28" w:type="dxa"/>
-          <w:right w:w="28" w:type="dxa"/>
+          <w:top w:w="60" w:type="dxa"/>
+          <w:left w:w="60" w:type="dxa"/>
+          <w:bottom w:w="60" w:type="dxa"/>
+          <w:right w:w="60" w:type="dxa"/>
         </w:tblCellMar>
       </w:tblPr>
       <w:tblGrid>
-        <w:gridCol w:w="1340"/>
-        <w:gridCol w:w="6779"/>
+        <w:gridCol w:w="1376"/>
+        <w:gridCol w:w="6852"/>
       </w:tblGrid>
       <w:tr>
         <w:trPr>
@@ -5865,44 +6890,60 @@
         </w:trPr>
         <w:tc>
           <w:tcPr>
-            <w:tcW w:w="1340" w:type="dxa"/>
-            <w:tcBorders/>
+            <w:tcW w:w="1376" w:type="dxa"/>
+            <w:tcBorders>
+              <w:top w:val="single" w:sz="6" w:space="0" w:color="BFC7D5"/>
+              <w:left w:val="single" w:sz="6" w:space="0" w:color="BFC7D5"/>
+              <w:bottom w:val="single" w:sz="2" w:space="0" w:color="BFC7D5"/>
+              <w:right w:val="single" w:sz="6" w:space="0" w:color="BFC7D5"/>
+            </w:tcBorders>
+            <w:shd w:fill="1F3A5F" w:val="clear"/>
             <w:vAlign w:val="center"/>
           </w:tcPr>
           <w:p>
             <w:pPr>
               <w:pStyle w:val="TableHeading"/>
-              <w:suppressLineNumbers/>
-              <w:shd w:fill="1F3A5F" w:val="clear"/>
-              <w:bidi w:val="0"/>
-              <w:spacing w:before="0" w:after="283"/>
-              <w:jc w:val="center"/>
-              <w:rPr/>
-            </w:pPr>
-            <w:r>
-              <w:rPr/>
+              <w:bidi w:val="0"/>
+              <w:spacing w:before="0" w:after="283"/>
+              <w:jc w:val="left"/>
+              <w:rPr>
+                <w:color w:val="FFFFFF"/>
+              </w:rPr>
+            </w:pPr>
+            <w:r>
+              <w:rPr>
+                <w:color w:val="FFFFFF"/>
+              </w:rPr>
               <w:t>Obligation</w:t>
             </w:r>
           </w:p>
         </w:tc>
         <w:tc>
           <w:tcPr>
-            <w:tcW w:w="6779" w:type="dxa"/>
-            <w:tcBorders/>
+            <w:tcW w:w="6852" w:type="dxa"/>
+            <w:tcBorders>
+              <w:top w:val="single" w:sz="6" w:space="0" w:color="BFC7D5"/>
+              <w:left w:val="single" w:sz="2" w:space="0" w:color="BFC7D5"/>
+              <w:bottom w:val="single" w:sz="2" w:space="0" w:color="BFC7D5"/>
+              <w:right w:val="single" w:sz="6" w:space="0" w:color="BFC7D5"/>
+            </w:tcBorders>
+            <w:shd w:fill="1F3A5F" w:val="clear"/>
             <w:vAlign w:val="center"/>
           </w:tcPr>
           <w:p>
             <w:pPr>
               <w:pStyle w:val="TableHeading"/>
-              <w:suppressLineNumbers/>
-              <w:shd w:fill="1F3A5F" w:val="clear"/>
-              <w:bidi w:val="0"/>
-              <w:spacing w:before="0" w:after="283"/>
-              <w:jc w:val="center"/>
-              <w:rPr/>
-            </w:pPr>
-            <w:r>
-              <w:rPr/>
+              <w:bidi w:val="0"/>
+              <w:spacing w:before="0" w:after="283"/>
+              <w:jc w:val="left"/>
+              <w:rPr>
+                <w:color w:val="FFFFFF"/>
+              </w:rPr>
+            </w:pPr>
+            <w:r>
+              <w:rPr>
+                <w:color w:val="FFFFFF"/>
+              </w:rPr>
               <w:t>Present state</w:t>
             </w:r>
           </w:p>
@@ -5912,8 +6953,12 @@
         <w:trPr/>
         <w:tc>
           <w:tcPr>
-            <w:tcW w:w="1340" w:type="dxa"/>
-            <w:tcBorders/>
+            <w:tcW w:w="1376" w:type="dxa"/>
+            <w:tcBorders>
+              <w:left w:val="single" w:sz="6" w:space="0" w:color="BFC7D5"/>
+              <w:bottom w:val="single" w:sz="2" w:space="0" w:color="BFC7D5"/>
+              <w:right w:val="single" w:sz="6" w:space="0" w:color="BFC7D5"/>
+            </w:tcBorders>
             <w:vAlign w:val="center"/>
           </w:tcPr>
           <w:p>
@@ -5932,8 +6977,12 @@
         </w:tc>
         <w:tc>
           <w:tcPr>
-            <w:tcW w:w="6779" w:type="dxa"/>
-            <w:tcBorders/>
+            <w:tcW w:w="6852" w:type="dxa"/>
+            <w:tcBorders>
+              <w:left w:val="single" w:sz="2" w:space="0" w:color="BFC7D5"/>
+              <w:bottom w:val="single" w:sz="2" w:space="0" w:color="BFC7D5"/>
+              <w:right w:val="single" w:sz="6" w:space="0" w:color="BFC7D5"/>
+            </w:tcBorders>
             <w:vAlign w:val="center"/>
           </w:tcPr>
           <w:p>
@@ -5973,8 +7022,12 @@
         <w:trPr/>
         <w:tc>
           <w:tcPr>
-            <w:tcW w:w="1340" w:type="dxa"/>
-            <w:tcBorders/>
+            <w:tcW w:w="1376" w:type="dxa"/>
+            <w:tcBorders>
+              <w:left w:val="single" w:sz="6" w:space="0" w:color="BFC7D5"/>
+              <w:bottom w:val="single" w:sz="2" w:space="0" w:color="BFC7D5"/>
+              <w:right w:val="single" w:sz="6" w:space="0" w:color="BFC7D5"/>
+            </w:tcBorders>
             <w:vAlign w:val="center"/>
           </w:tcPr>
           <w:p>
@@ -5993,8 +7046,12 @@
         </w:tc>
         <w:tc>
           <w:tcPr>
-            <w:tcW w:w="6779" w:type="dxa"/>
-            <w:tcBorders/>
+            <w:tcW w:w="6852" w:type="dxa"/>
+            <w:tcBorders>
+              <w:left w:val="single" w:sz="2" w:space="0" w:color="BFC7D5"/>
+              <w:bottom w:val="single" w:sz="2" w:space="0" w:color="BFC7D5"/>
+              <w:right w:val="single" w:sz="6" w:space="0" w:color="BFC7D5"/>
+            </w:tcBorders>
             <w:vAlign w:val="center"/>
           </w:tcPr>
           <w:p>
@@ -6030,8 +7087,12 @@
         <w:trPr/>
         <w:tc>
           <w:tcPr>
-            <w:tcW w:w="1340" w:type="dxa"/>
-            <w:tcBorders/>
+            <w:tcW w:w="1376" w:type="dxa"/>
+            <w:tcBorders>
+              <w:left w:val="single" w:sz="6" w:space="0" w:color="BFC7D5"/>
+              <w:bottom w:val="single" w:sz="2" w:space="0" w:color="BFC7D5"/>
+              <w:right w:val="single" w:sz="6" w:space="0" w:color="BFC7D5"/>
+            </w:tcBorders>
             <w:vAlign w:val="center"/>
           </w:tcPr>
           <w:p>
@@ -6050,8 +7111,12 @@
         </w:tc>
         <w:tc>
           <w:tcPr>
-            <w:tcW w:w="6779" w:type="dxa"/>
-            <w:tcBorders/>
+            <w:tcW w:w="6852" w:type="dxa"/>
+            <w:tcBorders>
+              <w:left w:val="single" w:sz="2" w:space="0" w:color="BFC7D5"/>
+              <w:bottom w:val="single" w:sz="2" w:space="0" w:color="BFC7D5"/>
+              <w:right w:val="single" w:sz="6" w:space="0" w:color="BFC7D5"/>
+            </w:tcBorders>
             <w:vAlign w:val="center"/>
           </w:tcPr>
           <w:p>
@@ -6079,8 +7144,12 @@
         <w:trPr/>
         <w:tc>
           <w:tcPr>
-            <w:tcW w:w="1340" w:type="dxa"/>
-            <w:tcBorders/>
+            <w:tcW w:w="1376" w:type="dxa"/>
+            <w:tcBorders>
+              <w:left w:val="single" w:sz="6" w:space="0" w:color="BFC7D5"/>
+              <w:bottom w:val="single" w:sz="2" w:space="0" w:color="BFC7D5"/>
+              <w:right w:val="single" w:sz="6" w:space="0" w:color="BFC7D5"/>
+            </w:tcBorders>
             <w:vAlign w:val="center"/>
           </w:tcPr>
           <w:p>
@@ -6099,8 +7168,12 @@
         </w:tc>
         <w:tc>
           <w:tcPr>
-            <w:tcW w:w="6779" w:type="dxa"/>
-            <w:tcBorders/>
+            <w:tcW w:w="6852" w:type="dxa"/>
+            <w:tcBorders>
+              <w:left w:val="single" w:sz="2" w:space="0" w:color="BFC7D5"/>
+              <w:bottom w:val="single" w:sz="2" w:space="0" w:color="BFC7D5"/>
+              <w:right w:val="single" w:sz="6" w:space="0" w:color="BFC7D5"/>
+            </w:tcBorders>
             <w:vAlign w:val="center"/>
           </w:tcPr>
           <w:p>
@@ -6128,8 +7201,12 @@
         <w:trPr/>
         <w:tc>
           <w:tcPr>
-            <w:tcW w:w="1340" w:type="dxa"/>
-            <w:tcBorders/>
+            <w:tcW w:w="1376" w:type="dxa"/>
+            <w:tcBorders>
+              <w:left w:val="single" w:sz="6" w:space="0" w:color="BFC7D5"/>
+              <w:bottom w:val="single" w:sz="2" w:space="0" w:color="BFC7D5"/>
+              <w:right w:val="single" w:sz="6" w:space="0" w:color="BFC7D5"/>
+            </w:tcBorders>
             <w:vAlign w:val="center"/>
           </w:tcPr>
           <w:p>
@@ -6148,8 +7225,12 @@
         </w:tc>
         <w:tc>
           <w:tcPr>
-            <w:tcW w:w="6779" w:type="dxa"/>
-            <w:tcBorders/>
+            <w:tcW w:w="6852" w:type="dxa"/>
+            <w:tcBorders>
+              <w:left w:val="single" w:sz="2" w:space="0" w:color="BFC7D5"/>
+              <w:bottom w:val="single" w:sz="2" w:space="0" w:color="BFC7D5"/>
+              <w:right w:val="single" w:sz="6" w:space="0" w:color="BFC7D5"/>
+            </w:tcBorders>
             <w:vAlign w:val="center"/>
           </w:tcPr>
           <w:p>
@@ -6197,8 +7278,12 @@
         <w:trPr/>
         <w:tc>
           <w:tcPr>
-            <w:tcW w:w="1340" w:type="dxa"/>
-            <w:tcBorders/>
+            <w:tcW w:w="1376" w:type="dxa"/>
+            <w:tcBorders>
+              <w:left w:val="single" w:sz="6" w:space="0" w:color="BFC7D5"/>
+              <w:bottom w:val="single" w:sz="6" w:space="0" w:color="BFC7D5"/>
+              <w:right w:val="single" w:sz="6" w:space="0" w:color="BFC7D5"/>
+            </w:tcBorders>
             <w:vAlign w:val="center"/>
           </w:tcPr>
           <w:p>
@@ -6217,8 +7302,12 @@
         </w:tc>
         <w:tc>
           <w:tcPr>
-            <w:tcW w:w="6779" w:type="dxa"/>
-            <w:tcBorders/>
+            <w:tcW w:w="6852" w:type="dxa"/>
+            <w:tcBorders>
+              <w:left w:val="single" w:sz="2" w:space="0" w:color="BFC7D5"/>
+              <w:bottom w:val="single" w:sz="6" w:space="0" w:color="BFC7D5"/>
+              <w:right w:val="single" w:sz="6" w:space="0" w:color="BFC7D5"/>
+            </w:tcBorders>
             <w:vAlign w:val="center"/>
           </w:tcPr>
           <w:p>
@@ -6283,7 +7372,7 @@
               <w:rPr>
                 <w:rStyle w:val="SourceText"/>
               </w:rPr>
-              <w:t>backend/Dockerfile:42</w:t>
+              <w:t>backend/Dockerfile:46</w:t>
             </w:r>
             <w:r>
               <w:rPr/>
@@ -6293,7 +7382,7 @@
               <w:rPr>
                 <w:rStyle w:val="SourceText"/>
               </w:rPr>
-              <w:t>voice/Dockerfile:44</w:t>
+              <w:t>voice/Dockerfile:48</w:t>
             </w:r>
             <w:r>
               <w:rPr/>
@@ -6463,21 +7552,21 @@
     </w:p>
     <w:tbl>
       <w:tblPr>
-        <w:tblW w:w="8119" w:type="dxa"/>
+        <w:tblW w:w="5000" w:type="pct"/>
         <w:jc w:val="left"/>
-        <w:tblInd w:w="0" w:type="dxa"/>
+        <w:tblInd w:w="-7" w:type="dxa"/>
         <w:tblLayout w:type="fixed"/>
         <w:tblCellMar>
-          <w:top w:w="28" w:type="dxa"/>
-          <w:left w:w="28" w:type="dxa"/>
-          <w:bottom w:w="28" w:type="dxa"/>
-          <w:right w:w="28" w:type="dxa"/>
+          <w:top w:w="60" w:type="dxa"/>
+          <w:left w:w="60" w:type="dxa"/>
+          <w:bottom w:w="60" w:type="dxa"/>
+          <w:right w:w="60" w:type="dxa"/>
         </w:tblCellMar>
       </w:tblPr>
       <w:tblGrid>
-        <w:gridCol w:w="2508"/>
-        <w:gridCol w:w="4071"/>
-        <w:gridCol w:w="1540"/>
+        <w:gridCol w:w="2553"/>
+        <w:gridCol w:w="4124"/>
+        <w:gridCol w:w="1551"/>
       </w:tblGrid>
       <w:tr>
         <w:trPr>
@@ -6485,66 +7574,90 @@
         </w:trPr>
         <w:tc>
           <w:tcPr>
-            <w:tcW w:w="2508" w:type="dxa"/>
-            <w:tcBorders/>
+            <w:tcW w:w="2553" w:type="dxa"/>
+            <w:tcBorders>
+              <w:top w:val="single" w:sz="6" w:space="0" w:color="BFC7D5"/>
+              <w:left w:val="single" w:sz="6" w:space="0" w:color="BFC7D5"/>
+              <w:bottom w:val="single" w:sz="2" w:space="0" w:color="BFC7D5"/>
+              <w:right w:val="single" w:sz="6" w:space="0" w:color="BFC7D5"/>
+            </w:tcBorders>
+            <w:shd w:fill="1F3A5F" w:val="clear"/>
             <w:vAlign w:val="center"/>
           </w:tcPr>
           <w:p>
             <w:pPr>
               <w:pStyle w:val="TableHeading"/>
-              <w:suppressLineNumbers/>
-              <w:shd w:fill="1F3A5F" w:val="clear"/>
-              <w:bidi w:val="0"/>
-              <w:spacing w:before="0" w:after="283"/>
-              <w:jc w:val="center"/>
-              <w:rPr/>
-            </w:pPr>
-            <w:r>
-              <w:rPr/>
+              <w:bidi w:val="0"/>
+              <w:spacing w:before="0" w:after="283"/>
+              <w:jc w:val="left"/>
+              <w:rPr>
+                <w:color w:val="FFFFFF"/>
+              </w:rPr>
+            </w:pPr>
+            <w:r>
+              <w:rPr>
+                <w:color w:val="FFFFFF"/>
+              </w:rPr>
               <w:t>Record</w:t>
             </w:r>
           </w:p>
         </w:tc>
         <w:tc>
           <w:tcPr>
-            <w:tcW w:w="4071" w:type="dxa"/>
-            <w:tcBorders/>
+            <w:tcW w:w="4124" w:type="dxa"/>
+            <w:tcBorders>
+              <w:top w:val="single" w:sz="6" w:space="0" w:color="BFC7D5"/>
+              <w:left w:val="single" w:sz="2" w:space="0" w:color="BFC7D5"/>
+              <w:bottom w:val="single" w:sz="2" w:space="0" w:color="BFC7D5"/>
+              <w:right w:val="single" w:sz="6" w:space="0" w:color="BFC7D5"/>
+            </w:tcBorders>
+            <w:shd w:fill="1F3A5F" w:val="clear"/>
             <w:vAlign w:val="center"/>
           </w:tcPr>
           <w:p>
             <w:pPr>
               <w:pStyle w:val="TableHeading"/>
-              <w:suppressLineNumbers/>
-              <w:shd w:fill="1F3A5F" w:val="clear"/>
-              <w:bidi w:val="0"/>
-              <w:spacing w:before="0" w:after="283"/>
-              <w:jc w:val="center"/>
-              <w:rPr/>
-            </w:pPr>
-            <w:r>
-              <w:rPr/>
+              <w:bidi w:val="0"/>
+              <w:spacing w:before="0" w:after="283"/>
+              <w:jc w:val="left"/>
+              <w:rPr>
+                <w:color w:val="FFFFFF"/>
+              </w:rPr>
+            </w:pPr>
+            <w:r>
+              <w:rPr>
+                <w:color w:val="FFFFFF"/>
+              </w:rPr>
               <w:t>Where it lives</w:t>
             </w:r>
           </w:p>
         </w:tc>
         <w:tc>
           <w:tcPr>
-            <w:tcW w:w="1540" w:type="dxa"/>
-            <w:tcBorders/>
+            <w:tcW w:w="1551" w:type="dxa"/>
+            <w:tcBorders>
+              <w:top w:val="single" w:sz="6" w:space="0" w:color="BFC7D5"/>
+              <w:left w:val="single" w:sz="2" w:space="0" w:color="BFC7D5"/>
+              <w:bottom w:val="single" w:sz="2" w:space="0" w:color="BFC7D5"/>
+              <w:right w:val="single" w:sz="6" w:space="0" w:color="BFC7D5"/>
+            </w:tcBorders>
+            <w:shd w:fill="1F3A5F" w:val="clear"/>
             <w:vAlign w:val="center"/>
           </w:tcPr>
           <w:p>
             <w:pPr>
               <w:pStyle w:val="TableHeading"/>
-              <w:suppressLineNumbers/>
-              <w:shd w:fill="1F3A5F" w:val="clear"/>
-              <w:bidi w:val="0"/>
-              <w:spacing w:before="0" w:after="283"/>
-              <w:jc w:val="center"/>
-              <w:rPr/>
-            </w:pPr>
-            <w:r>
-              <w:rPr/>
+              <w:bidi w:val="0"/>
+              <w:spacing w:before="0" w:after="283"/>
+              <w:jc w:val="left"/>
+              <w:rPr>
+                <w:color w:val="FFFFFF"/>
+              </w:rPr>
+            </w:pPr>
+            <w:r>
+              <w:rPr>
+                <w:color w:val="FFFFFF"/>
+              </w:rPr>
               <w:t>Retention</w:t>
             </w:r>
           </w:p>
@@ -6554,8 +7667,12 @@
         <w:trPr/>
         <w:tc>
           <w:tcPr>
-            <w:tcW w:w="2508" w:type="dxa"/>
-            <w:tcBorders/>
+            <w:tcW w:w="2553" w:type="dxa"/>
+            <w:tcBorders>
+              <w:left w:val="single" w:sz="6" w:space="0" w:color="BFC7D5"/>
+              <w:bottom w:val="single" w:sz="2" w:space="0" w:color="BFC7D5"/>
+              <w:right w:val="single" w:sz="6" w:space="0" w:color="BFC7D5"/>
+            </w:tcBorders>
             <w:vAlign w:val="center"/>
           </w:tcPr>
           <w:p>
@@ -6574,8 +7691,12 @@
         </w:tc>
         <w:tc>
           <w:tcPr>
-            <w:tcW w:w="4071" w:type="dxa"/>
-            <w:tcBorders/>
+            <w:tcW w:w="4124" w:type="dxa"/>
+            <w:tcBorders>
+              <w:left w:val="single" w:sz="2" w:space="0" w:color="BFC7D5"/>
+              <w:bottom w:val="single" w:sz="2" w:space="0" w:color="BFC7D5"/>
+              <w:right w:val="single" w:sz="6" w:space="0" w:color="BFC7D5"/>
+            </w:tcBorders>
             <w:vAlign w:val="center"/>
           </w:tcPr>
           <w:p>
@@ -6596,8 +7717,12 @@
         </w:tc>
         <w:tc>
           <w:tcPr>
-            <w:tcW w:w="1540" w:type="dxa"/>
-            <w:tcBorders/>
+            <w:tcW w:w="1551" w:type="dxa"/>
+            <w:tcBorders>
+              <w:left w:val="single" w:sz="2" w:space="0" w:color="BFC7D5"/>
+              <w:bottom w:val="single" w:sz="2" w:space="0" w:color="BFC7D5"/>
+              <w:right w:val="single" w:sz="6" w:space="0" w:color="BFC7D5"/>
+            </w:tcBorders>
             <w:vAlign w:val="center"/>
           </w:tcPr>
           <w:p>
@@ -6619,8 +7744,12 @@
         <w:trPr/>
         <w:tc>
           <w:tcPr>
-            <w:tcW w:w="2508" w:type="dxa"/>
-            <w:tcBorders/>
+            <w:tcW w:w="2553" w:type="dxa"/>
+            <w:tcBorders>
+              <w:left w:val="single" w:sz="6" w:space="0" w:color="BFC7D5"/>
+              <w:bottom w:val="single" w:sz="2" w:space="0" w:color="BFC7D5"/>
+              <w:right w:val="single" w:sz="6" w:space="0" w:color="BFC7D5"/>
+            </w:tcBorders>
             <w:vAlign w:val="center"/>
           </w:tcPr>
           <w:p>
@@ -6639,8 +7768,12 @@
         </w:tc>
         <w:tc>
           <w:tcPr>
-            <w:tcW w:w="4071" w:type="dxa"/>
-            <w:tcBorders/>
+            <w:tcW w:w="4124" w:type="dxa"/>
+            <w:tcBorders>
+              <w:left w:val="single" w:sz="2" w:space="0" w:color="BFC7D5"/>
+              <w:bottom w:val="single" w:sz="2" w:space="0" w:color="BFC7D5"/>
+              <w:right w:val="single" w:sz="6" w:space="0" w:color="BFC7D5"/>
+            </w:tcBorders>
             <w:vAlign w:val="center"/>
           </w:tcPr>
           <w:p>
@@ -6685,8 +7818,12 @@
         </w:tc>
         <w:tc>
           <w:tcPr>
-            <w:tcW w:w="1540" w:type="dxa"/>
-            <w:tcBorders/>
+            <w:tcW w:w="1551" w:type="dxa"/>
+            <w:tcBorders>
+              <w:left w:val="single" w:sz="2" w:space="0" w:color="BFC7D5"/>
+              <w:bottom w:val="single" w:sz="2" w:space="0" w:color="BFC7D5"/>
+              <w:right w:val="single" w:sz="6" w:space="0" w:color="BFC7D5"/>
+            </w:tcBorders>
             <w:vAlign w:val="center"/>
           </w:tcPr>
           <w:p>
@@ -6708,8 +7845,12 @@
         <w:trPr/>
         <w:tc>
           <w:tcPr>
-            <w:tcW w:w="2508" w:type="dxa"/>
-            <w:tcBorders/>
+            <w:tcW w:w="2553" w:type="dxa"/>
+            <w:tcBorders>
+              <w:left w:val="single" w:sz="6" w:space="0" w:color="BFC7D5"/>
+              <w:bottom w:val="single" w:sz="2" w:space="0" w:color="BFC7D5"/>
+              <w:right w:val="single" w:sz="6" w:space="0" w:color="BFC7D5"/>
+            </w:tcBorders>
             <w:vAlign w:val="center"/>
           </w:tcPr>
           <w:p>
@@ -6728,8 +7869,12 @@
         </w:tc>
         <w:tc>
           <w:tcPr>
-            <w:tcW w:w="4071" w:type="dxa"/>
-            <w:tcBorders/>
+            <w:tcW w:w="4124" w:type="dxa"/>
+            <w:tcBorders>
+              <w:left w:val="single" w:sz="2" w:space="0" w:color="BFC7D5"/>
+              <w:bottom w:val="single" w:sz="2" w:space="0" w:color="BFC7D5"/>
+              <w:right w:val="single" w:sz="6" w:space="0" w:color="BFC7D5"/>
+            </w:tcBorders>
             <w:vAlign w:val="center"/>
           </w:tcPr>
           <w:p>
@@ -6748,8 +7893,12 @@
         </w:tc>
         <w:tc>
           <w:tcPr>
-            <w:tcW w:w="1540" w:type="dxa"/>
-            <w:tcBorders/>
+            <w:tcW w:w="1551" w:type="dxa"/>
+            <w:tcBorders>
+              <w:left w:val="single" w:sz="2" w:space="0" w:color="BFC7D5"/>
+              <w:bottom w:val="single" w:sz="2" w:space="0" w:color="BFC7D5"/>
+              <w:right w:val="single" w:sz="6" w:space="0" w:color="BFC7D5"/>
+            </w:tcBorders>
             <w:vAlign w:val="center"/>
           </w:tcPr>
           <w:p>
@@ -6771,8 +7920,12 @@
         <w:trPr/>
         <w:tc>
           <w:tcPr>
-            <w:tcW w:w="2508" w:type="dxa"/>
-            <w:tcBorders/>
+            <w:tcW w:w="2553" w:type="dxa"/>
+            <w:tcBorders>
+              <w:left w:val="single" w:sz="6" w:space="0" w:color="BFC7D5"/>
+              <w:bottom w:val="single" w:sz="2" w:space="0" w:color="BFC7D5"/>
+              <w:right w:val="single" w:sz="6" w:space="0" w:color="BFC7D5"/>
+            </w:tcBorders>
             <w:vAlign w:val="center"/>
           </w:tcPr>
           <w:p>
@@ -6791,8 +7944,12 @@
         </w:tc>
         <w:tc>
           <w:tcPr>
-            <w:tcW w:w="4071" w:type="dxa"/>
-            <w:tcBorders/>
+            <w:tcW w:w="4124" w:type="dxa"/>
+            <w:tcBorders>
+              <w:left w:val="single" w:sz="2" w:space="0" w:color="BFC7D5"/>
+              <w:bottom w:val="single" w:sz="2" w:space="0" w:color="BFC7D5"/>
+              <w:right w:val="single" w:sz="6" w:space="0" w:color="BFC7D5"/>
+            </w:tcBorders>
             <w:vAlign w:val="center"/>
           </w:tcPr>
           <w:p>
@@ -6821,8 +7978,12 @@
         </w:tc>
         <w:tc>
           <w:tcPr>
-            <w:tcW w:w="1540" w:type="dxa"/>
-            <w:tcBorders/>
+            <w:tcW w:w="1551" w:type="dxa"/>
+            <w:tcBorders>
+              <w:left w:val="single" w:sz="2" w:space="0" w:color="BFC7D5"/>
+              <w:bottom w:val="single" w:sz="2" w:space="0" w:color="BFC7D5"/>
+              <w:right w:val="single" w:sz="6" w:space="0" w:color="BFC7D5"/>
+            </w:tcBorders>
             <w:vAlign w:val="center"/>
           </w:tcPr>
           <w:p>
@@ -6844,8 +8005,12 @@
         <w:trPr/>
         <w:tc>
           <w:tcPr>
-            <w:tcW w:w="2508" w:type="dxa"/>
-            <w:tcBorders/>
+            <w:tcW w:w="2553" w:type="dxa"/>
+            <w:tcBorders>
+              <w:left w:val="single" w:sz="6" w:space="0" w:color="BFC7D5"/>
+              <w:bottom w:val="single" w:sz="2" w:space="0" w:color="BFC7D5"/>
+              <w:right w:val="single" w:sz="6" w:space="0" w:color="BFC7D5"/>
+            </w:tcBorders>
             <w:vAlign w:val="center"/>
           </w:tcPr>
           <w:p>
@@ -6864,8 +8029,12 @@
         </w:tc>
         <w:tc>
           <w:tcPr>
-            <w:tcW w:w="4071" w:type="dxa"/>
-            <w:tcBorders/>
+            <w:tcW w:w="4124" w:type="dxa"/>
+            <w:tcBorders>
+              <w:left w:val="single" w:sz="2" w:space="0" w:color="BFC7D5"/>
+              <w:bottom w:val="single" w:sz="2" w:space="0" w:color="BFC7D5"/>
+              <w:right w:val="single" w:sz="6" w:space="0" w:color="BFC7D5"/>
+            </w:tcBorders>
             <w:vAlign w:val="center"/>
           </w:tcPr>
           <w:p>
@@ -6884,8 +8053,12 @@
         </w:tc>
         <w:tc>
           <w:tcPr>
-            <w:tcW w:w="1540" w:type="dxa"/>
-            <w:tcBorders/>
+            <w:tcW w:w="1551" w:type="dxa"/>
+            <w:tcBorders>
+              <w:left w:val="single" w:sz="2" w:space="0" w:color="BFC7D5"/>
+              <w:bottom w:val="single" w:sz="2" w:space="0" w:color="BFC7D5"/>
+              <w:right w:val="single" w:sz="6" w:space="0" w:color="BFC7D5"/>
+            </w:tcBorders>
             <w:vAlign w:val="center"/>
           </w:tcPr>
           <w:p>
@@ -6907,8 +8080,12 @@
         <w:trPr/>
         <w:tc>
           <w:tcPr>
-            <w:tcW w:w="2508" w:type="dxa"/>
-            <w:tcBorders/>
+            <w:tcW w:w="2553" w:type="dxa"/>
+            <w:tcBorders>
+              <w:left w:val="single" w:sz="6" w:space="0" w:color="BFC7D5"/>
+              <w:bottom w:val="single" w:sz="2" w:space="0" w:color="BFC7D5"/>
+              <w:right w:val="single" w:sz="6" w:space="0" w:color="BFC7D5"/>
+            </w:tcBorders>
             <w:vAlign w:val="center"/>
           </w:tcPr>
           <w:p>
@@ -6927,8 +8104,12 @@
         </w:tc>
         <w:tc>
           <w:tcPr>
-            <w:tcW w:w="4071" w:type="dxa"/>
-            <w:tcBorders/>
+            <w:tcW w:w="4124" w:type="dxa"/>
+            <w:tcBorders>
+              <w:left w:val="single" w:sz="2" w:space="0" w:color="BFC7D5"/>
+              <w:bottom w:val="single" w:sz="2" w:space="0" w:color="BFC7D5"/>
+              <w:right w:val="single" w:sz="6" w:space="0" w:color="BFC7D5"/>
+            </w:tcBorders>
             <w:vAlign w:val="center"/>
           </w:tcPr>
           <w:p>
@@ -6953,8 +8134,12 @@
         </w:tc>
         <w:tc>
           <w:tcPr>
-            <w:tcW w:w="1540" w:type="dxa"/>
-            <w:tcBorders/>
+            <w:tcW w:w="1551" w:type="dxa"/>
+            <w:tcBorders>
+              <w:left w:val="single" w:sz="2" w:space="0" w:color="BFC7D5"/>
+              <w:bottom w:val="single" w:sz="2" w:space="0" w:color="BFC7D5"/>
+              <w:right w:val="single" w:sz="6" w:space="0" w:color="BFC7D5"/>
+            </w:tcBorders>
             <w:vAlign w:val="center"/>
           </w:tcPr>
           <w:p>
@@ -6976,8 +8161,12 @@
         <w:trPr/>
         <w:tc>
           <w:tcPr>
-            <w:tcW w:w="2508" w:type="dxa"/>
-            <w:tcBorders/>
+            <w:tcW w:w="2553" w:type="dxa"/>
+            <w:tcBorders>
+              <w:left w:val="single" w:sz="6" w:space="0" w:color="BFC7D5"/>
+              <w:bottom w:val="single" w:sz="6" w:space="0" w:color="BFC7D5"/>
+              <w:right w:val="single" w:sz="6" w:space="0" w:color="BFC7D5"/>
+            </w:tcBorders>
             <w:vAlign w:val="center"/>
           </w:tcPr>
           <w:p>
@@ -7016,8 +8205,12 @@
         </w:tc>
         <w:tc>
           <w:tcPr>
-            <w:tcW w:w="4071" w:type="dxa"/>
-            <w:tcBorders/>
+            <w:tcW w:w="4124" w:type="dxa"/>
+            <w:tcBorders>
+              <w:left w:val="single" w:sz="2" w:space="0" w:color="BFC7D5"/>
+              <w:bottom w:val="single" w:sz="6" w:space="0" w:color="BFC7D5"/>
+              <w:right w:val="single" w:sz="6" w:space="0" w:color="BFC7D5"/>
+            </w:tcBorders>
             <w:vAlign w:val="center"/>
           </w:tcPr>
           <w:p>
@@ -7036,8 +8229,12 @@
         </w:tc>
         <w:tc>
           <w:tcPr>
-            <w:tcW w:w="1540" w:type="dxa"/>
-            <w:tcBorders/>
+            <w:tcW w:w="1551" w:type="dxa"/>
+            <w:tcBorders>
+              <w:left w:val="single" w:sz="2" w:space="0" w:color="BFC7D5"/>
+              <w:bottom w:val="single" w:sz="6" w:space="0" w:color="BFC7D5"/>
+              <w:right w:val="single" w:sz="6" w:space="0" w:color="BFC7D5"/>
+            </w:tcBorders>
             <w:vAlign w:val="center"/>
           </w:tcPr>
           <w:p>
@@ -7070,22 +8267,22 @@
     </w:p>
     <w:tbl>
       <w:tblPr>
-        <w:tblW w:w="8119" w:type="dxa"/>
+        <w:tblW w:w="5000" w:type="pct"/>
         <w:jc w:val="left"/>
-        <w:tblInd w:w="0" w:type="dxa"/>
+        <w:tblInd w:w="-7" w:type="dxa"/>
         <w:tblLayout w:type="fixed"/>
         <w:tblCellMar>
-          <w:top w:w="28" w:type="dxa"/>
-          <w:left w:w="28" w:type="dxa"/>
-          <w:bottom w:w="28" w:type="dxa"/>
-          <w:right w:w="28" w:type="dxa"/>
+          <w:top w:w="60" w:type="dxa"/>
+          <w:left w:w="60" w:type="dxa"/>
+          <w:bottom w:w="60" w:type="dxa"/>
+          <w:right w:w="60" w:type="dxa"/>
         </w:tblCellMar>
       </w:tblPr>
       <w:tblGrid>
-        <w:gridCol w:w="338"/>
-        <w:gridCol w:w="1671"/>
-        <w:gridCol w:w="3868"/>
-        <w:gridCol w:w="2242"/>
+        <w:gridCol w:w="369"/>
+        <w:gridCol w:w="1669"/>
+        <w:gridCol w:w="3871"/>
+        <w:gridCol w:w="2319"/>
       </w:tblGrid>
       <w:tr>
         <w:trPr>
@@ -7093,88 +8290,120 @@
         </w:trPr>
         <w:tc>
           <w:tcPr>
-            <w:tcW w:w="338" w:type="dxa"/>
-            <w:tcBorders/>
+            <w:tcW w:w="369" w:type="dxa"/>
+            <w:tcBorders>
+              <w:top w:val="single" w:sz="6" w:space="0" w:color="BFC7D5"/>
+              <w:left w:val="single" w:sz="6" w:space="0" w:color="BFC7D5"/>
+              <w:bottom w:val="single" w:sz="2" w:space="0" w:color="BFC7D5"/>
+              <w:right w:val="single" w:sz="6" w:space="0" w:color="BFC7D5"/>
+            </w:tcBorders>
+            <w:shd w:fill="1F3A5F" w:val="clear"/>
             <w:vAlign w:val="center"/>
           </w:tcPr>
           <w:p>
             <w:pPr>
               <w:pStyle w:val="TableHeading"/>
-              <w:suppressLineNumbers/>
-              <w:shd w:fill="1F3A5F" w:val="clear"/>
-              <w:bidi w:val="0"/>
-              <w:spacing w:before="0" w:after="283"/>
-              <w:jc w:val="center"/>
-              <w:rPr/>
-            </w:pPr>
-            <w:r>
-              <w:rPr/>
+              <w:bidi w:val="0"/>
+              <w:spacing w:before="0" w:after="283"/>
+              <w:jc w:val="left"/>
+              <w:rPr>
+                <w:color w:val="FFFFFF"/>
+              </w:rPr>
+            </w:pPr>
+            <w:r>
+              <w:rPr>
+                <w:color w:val="FFFFFF"/>
+              </w:rPr>
               <w:t>#</w:t>
             </w:r>
           </w:p>
         </w:tc>
         <w:tc>
           <w:tcPr>
-            <w:tcW w:w="1671" w:type="dxa"/>
-            <w:tcBorders/>
+            <w:tcW w:w="1669" w:type="dxa"/>
+            <w:tcBorders>
+              <w:top w:val="single" w:sz="6" w:space="0" w:color="BFC7D5"/>
+              <w:left w:val="single" w:sz="2" w:space="0" w:color="BFC7D5"/>
+              <w:bottom w:val="single" w:sz="2" w:space="0" w:color="BFC7D5"/>
+              <w:right w:val="single" w:sz="6" w:space="0" w:color="BFC7D5"/>
+            </w:tcBorders>
+            <w:shd w:fill="1F3A5F" w:val="clear"/>
             <w:vAlign w:val="center"/>
           </w:tcPr>
           <w:p>
             <w:pPr>
               <w:pStyle w:val="TableHeading"/>
-              <w:suppressLineNumbers/>
-              <w:shd w:fill="1F3A5F" w:val="clear"/>
-              <w:bidi w:val="0"/>
-              <w:spacing w:before="0" w:after="283"/>
-              <w:jc w:val="center"/>
-              <w:rPr/>
-            </w:pPr>
-            <w:r>
-              <w:rPr/>
+              <w:bidi w:val="0"/>
+              <w:spacing w:before="0" w:after="283"/>
+              <w:jc w:val="left"/>
+              <w:rPr>
+                <w:color w:val="FFFFFF"/>
+              </w:rPr>
+            </w:pPr>
+            <w:r>
+              <w:rPr>
+                <w:color w:val="FFFFFF"/>
+              </w:rPr>
               <w:t>Requirement of this procedure</w:t>
             </w:r>
           </w:p>
         </w:tc>
         <w:tc>
           <w:tcPr>
-            <w:tcW w:w="3868" w:type="dxa"/>
-            <w:tcBorders/>
+            <w:tcW w:w="3871" w:type="dxa"/>
+            <w:tcBorders>
+              <w:top w:val="single" w:sz="6" w:space="0" w:color="BFC7D5"/>
+              <w:left w:val="single" w:sz="2" w:space="0" w:color="BFC7D5"/>
+              <w:bottom w:val="single" w:sz="2" w:space="0" w:color="BFC7D5"/>
+              <w:right w:val="single" w:sz="6" w:space="0" w:color="BFC7D5"/>
+            </w:tcBorders>
+            <w:shd w:fill="1F3A5F" w:val="clear"/>
             <w:vAlign w:val="center"/>
           </w:tcPr>
           <w:p>
             <w:pPr>
               <w:pStyle w:val="TableHeading"/>
-              <w:suppressLineNumbers/>
-              <w:shd w:fill="1F3A5F" w:val="clear"/>
-              <w:bidi w:val="0"/>
-              <w:spacing w:before="0" w:after="283"/>
-              <w:jc w:val="center"/>
-              <w:rPr/>
-            </w:pPr>
-            <w:r>
-              <w:rPr/>
+              <w:bidi w:val="0"/>
+              <w:spacing w:before="0" w:after="283"/>
+              <w:jc w:val="left"/>
+              <w:rPr>
+                <w:color w:val="FFFFFF"/>
+              </w:rPr>
+            </w:pPr>
+            <w:r>
+              <w:rPr>
+                <w:color w:val="FFFFFF"/>
+              </w:rPr>
               <w:t>Present state</w:t>
             </w:r>
           </w:p>
         </w:tc>
         <w:tc>
           <w:tcPr>
-            <w:tcW w:w="2242" w:type="dxa"/>
-            <w:tcBorders/>
+            <w:tcW w:w="2319" w:type="dxa"/>
+            <w:tcBorders>
+              <w:top w:val="single" w:sz="6" w:space="0" w:color="BFC7D5"/>
+              <w:left w:val="single" w:sz="2" w:space="0" w:color="BFC7D5"/>
+              <w:bottom w:val="single" w:sz="2" w:space="0" w:color="BFC7D5"/>
+              <w:right w:val="single" w:sz="6" w:space="0" w:color="BFC7D5"/>
+            </w:tcBorders>
+            <w:shd w:fill="1F3A5F" w:val="clear"/>
             <w:vAlign w:val="center"/>
           </w:tcPr>
           <w:p>
             <w:pPr>
               <w:pStyle w:val="TableHeading"/>
-              <w:suppressLineNumbers/>
-              <w:shd w:fill="1F3A5F" w:val="clear"/>
-              <w:bidi w:val="0"/>
-              <w:spacing w:before="0" w:after="283"/>
-              <w:jc w:val="center"/>
-              <w:rPr/>
-            </w:pPr>
-            <w:r>
-              <w:rPr/>
+              <w:bidi w:val="0"/>
+              <w:spacing w:before="0" w:after="283"/>
+              <w:jc w:val="left"/>
+              <w:rPr>
+                <w:color w:val="FFFFFF"/>
+              </w:rPr>
+            </w:pPr>
+            <w:r>
+              <w:rPr>
+                <w:color w:val="FFFFFF"/>
+              </w:rPr>
               <w:t>Gap</w:t>
             </w:r>
           </w:p>
@@ -7184,8 +8413,12 @@
         <w:trPr/>
         <w:tc>
           <w:tcPr>
-            <w:tcW w:w="338" w:type="dxa"/>
-            <w:tcBorders/>
+            <w:tcW w:w="369" w:type="dxa"/>
+            <w:tcBorders>
+              <w:left w:val="single" w:sz="6" w:space="0" w:color="BFC7D5"/>
+              <w:bottom w:val="single" w:sz="2" w:space="0" w:color="BFC7D5"/>
+              <w:right w:val="single" w:sz="6" w:space="0" w:color="BFC7D5"/>
+            </w:tcBorders>
             <w:vAlign w:val="center"/>
           </w:tcPr>
           <w:p>
@@ -7204,8 +8437,12 @@
         </w:tc>
         <w:tc>
           <w:tcPr>
-            <w:tcW w:w="1671" w:type="dxa"/>
-            <w:tcBorders/>
+            <w:tcW w:w="1669" w:type="dxa"/>
+            <w:tcBorders>
+              <w:left w:val="single" w:sz="2" w:space="0" w:color="BFC7D5"/>
+              <w:bottom w:val="single" w:sz="2" w:space="0" w:color="BFC7D5"/>
+              <w:right w:val="single" w:sz="6" w:space="0" w:color="BFC7D5"/>
+            </w:tcBorders>
             <w:vAlign w:val="center"/>
           </w:tcPr>
           <w:p>
@@ -7224,27 +8461,41 @@
         </w:tc>
         <w:tc>
           <w:tcPr>
-            <w:tcW w:w="3868" w:type="dxa"/>
-            <w:tcBorders/>
-            <w:vAlign w:val="center"/>
-          </w:tcPr>
-          <w:p>
-            <w:pPr>
-              <w:pStyle w:val="TableContents"/>
-              <w:bidi w:val="0"/>
-              <w:spacing w:before="0" w:after="283"/>
-              <w:jc w:val="left"/>
-              <w:rPr/>
-            </w:pPr>
-            <w:r>
-              <w:rPr>
-                <w:rStyle w:val="SourceText"/>
-              </w:rPr>
-              <w:t>nemo_toolkit @ git+…@main</w:t>
-            </w:r>
-            <w:r>
-              <w:rPr/>
-              <w:t xml:space="preserve"> in both images; </w:t>
+            <w:tcW w:w="3871" w:type="dxa"/>
+            <w:tcBorders>
+              <w:left w:val="single" w:sz="2" w:space="0" w:color="BFC7D5"/>
+              <w:bottom w:val="single" w:sz="2" w:space="0" w:color="BFC7D5"/>
+              <w:right w:val="single" w:sz="6" w:space="0" w:color="BFC7D5"/>
+            </w:tcBorders>
+            <w:vAlign w:val="center"/>
+          </w:tcPr>
+          <w:p>
+            <w:pPr>
+              <w:pStyle w:val="TableContents"/>
+              <w:bidi w:val="0"/>
+              <w:spacing w:before="0" w:after="283"/>
+              <w:jc w:val="left"/>
+              <w:rPr/>
+            </w:pPr>
+            <w:r>
+              <w:rPr>
+                <w:rStyle w:val="SourceText"/>
+              </w:rPr>
+              <w:t>nemo_toolkit</w:t>
+            </w:r>
+            <w:r>
+              <w:rPr/>
+              <w:t xml:space="preserve"> pinned to a commit in both images since </w:t>
+            </w:r>
+            <w:r>
+              <w:rPr>
+                <w:rStyle w:val="SourceText"/>
+              </w:rPr>
+              <w:t>51fd3bc</w:t>
+            </w:r>
+            <w:r>
+              <w:rPr/>
+              <w:t xml:space="preserve"> (2026-09-22); still unpinned: </w:t>
             </w:r>
             <w:r>
               <w:rPr>
@@ -7296,8 +8547,12 @@
         </w:tc>
         <w:tc>
           <w:tcPr>
-            <w:tcW w:w="2242" w:type="dxa"/>
-            <w:tcBorders/>
+            <w:tcW w:w="2319" w:type="dxa"/>
+            <w:tcBorders>
+              <w:left w:val="single" w:sz="2" w:space="0" w:color="BFC7D5"/>
+              <w:bottom w:val="single" w:sz="2" w:space="0" w:color="BFC7D5"/>
+              <w:right w:val="single" w:sz="6" w:space="0" w:color="BFC7D5"/>
+            </w:tcBorders>
             <w:vAlign w:val="center"/>
           </w:tcPr>
           <w:p>
@@ -7312,21 +8567,11 @@
               <w:rPr>
                 <w:rStyle w:val="Strong"/>
               </w:rPr>
-              <w:t>Open.</w:t>
-            </w:r>
-            <w:r>
-              <w:rPr/>
-              <w:t xml:space="preserve"> NeMo on </w:t>
-            </w:r>
-            <w:r>
-              <w:rPr>
-                <w:rStyle w:val="SourceText"/>
-              </w:rPr>
-              <w:t>main</w:t>
-            </w:r>
-            <w:r>
-              <w:rPr/>
-              <w:t xml:space="preserve"> is the highest-severity item and has already caused one evidenced outage (§8)</w:t>
+              <w:t>Partly closed.</w:t>
+            </w:r>
+            <w:r>
+              <w:rPr/>
+              <w:t xml:space="preserve"> NeMo — the highest-severity item, with one evidenced outage (§8) — is pinned; the rest remain open</w:t>
             </w:r>
           </w:p>
         </w:tc>
@@ -7335,8 +8580,12 @@
         <w:trPr/>
         <w:tc>
           <w:tcPr>
-            <w:tcW w:w="338" w:type="dxa"/>
-            <w:tcBorders/>
+            <w:tcW w:w="369" w:type="dxa"/>
+            <w:tcBorders>
+              <w:left w:val="single" w:sz="6" w:space="0" w:color="BFC7D5"/>
+              <w:bottom w:val="single" w:sz="2" w:space="0" w:color="BFC7D5"/>
+              <w:right w:val="single" w:sz="6" w:space="0" w:color="BFC7D5"/>
+            </w:tcBorders>
             <w:vAlign w:val="center"/>
           </w:tcPr>
           <w:p>
@@ -7355,8 +8604,12 @@
         </w:tc>
         <w:tc>
           <w:tcPr>
-            <w:tcW w:w="1671" w:type="dxa"/>
-            <w:tcBorders/>
+            <w:tcW w:w="1669" w:type="dxa"/>
+            <w:tcBorders>
+              <w:left w:val="single" w:sz="2" w:space="0" w:color="BFC7D5"/>
+              <w:bottom w:val="single" w:sz="2" w:space="0" w:color="BFC7D5"/>
+              <w:right w:val="single" w:sz="6" w:space="0" w:color="BFC7D5"/>
+            </w:tcBorders>
             <w:vAlign w:val="center"/>
           </w:tcPr>
           <w:p>
@@ -7375,8 +8628,12 @@
         </w:tc>
         <w:tc>
           <w:tcPr>
-            <w:tcW w:w="3868" w:type="dxa"/>
-            <w:tcBorders/>
+            <w:tcW w:w="3871" w:type="dxa"/>
+            <w:tcBorders>
+              <w:left w:val="single" w:sz="2" w:space="0" w:color="BFC7D5"/>
+              <w:bottom w:val="single" w:sz="2" w:space="0" w:color="BFC7D5"/>
+              <w:right w:val="single" w:sz="6" w:space="0" w:color="BFC7D5"/>
+            </w:tcBorders>
             <w:vAlign w:val="center"/>
           </w:tcPr>
           <w:p>
@@ -7411,8 +8668,12 @@
         </w:tc>
         <w:tc>
           <w:tcPr>
-            <w:tcW w:w="2242" w:type="dxa"/>
-            <w:tcBorders/>
+            <w:tcW w:w="2319" w:type="dxa"/>
+            <w:tcBorders>
+              <w:left w:val="single" w:sz="2" w:space="0" w:color="BFC7D5"/>
+              <w:bottom w:val="single" w:sz="2" w:space="0" w:color="BFC7D5"/>
+              <w:right w:val="single" w:sz="6" w:space="0" w:color="BFC7D5"/>
+            </w:tcBorders>
             <w:vAlign w:val="center"/>
           </w:tcPr>
           <w:p>
@@ -7436,8 +8697,12 @@
         <w:trPr/>
         <w:tc>
           <w:tcPr>
-            <w:tcW w:w="338" w:type="dxa"/>
-            <w:tcBorders/>
+            <w:tcW w:w="369" w:type="dxa"/>
+            <w:tcBorders>
+              <w:left w:val="single" w:sz="6" w:space="0" w:color="BFC7D5"/>
+              <w:bottom w:val="single" w:sz="2" w:space="0" w:color="BFC7D5"/>
+              <w:right w:val="single" w:sz="6" w:space="0" w:color="BFC7D5"/>
+            </w:tcBorders>
             <w:vAlign w:val="center"/>
           </w:tcPr>
           <w:p>
@@ -7456,8 +8721,12 @@
         </w:tc>
         <w:tc>
           <w:tcPr>
-            <w:tcW w:w="1671" w:type="dxa"/>
-            <w:tcBorders/>
+            <w:tcW w:w="1669" w:type="dxa"/>
+            <w:tcBorders>
+              <w:left w:val="single" w:sz="2" w:space="0" w:color="BFC7D5"/>
+              <w:bottom w:val="single" w:sz="2" w:space="0" w:color="BFC7D5"/>
+              <w:right w:val="single" w:sz="6" w:space="0" w:color="BFC7D5"/>
+            </w:tcBorders>
             <w:vAlign w:val="center"/>
           </w:tcPr>
           <w:p>
@@ -7476,8 +8745,12 @@
         </w:tc>
         <w:tc>
           <w:tcPr>
-            <w:tcW w:w="3868" w:type="dxa"/>
-            <w:tcBorders/>
+            <w:tcW w:w="3871" w:type="dxa"/>
+            <w:tcBorders>
+              <w:left w:val="single" w:sz="2" w:space="0" w:color="BFC7D5"/>
+              <w:bottom w:val="single" w:sz="2" w:space="0" w:color="BFC7D5"/>
+              <w:right w:val="single" w:sz="6" w:space="0" w:color="BFC7D5"/>
+            </w:tcBorders>
             <w:vAlign w:val="center"/>
           </w:tcPr>
           <w:p>
@@ -7516,8 +8789,12 @@
         </w:tc>
         <w:tc>
           <w:tcPr>
-            <w:tcW w:w="2242" w:type="dxa"/>
-            <w:tcBorders/>
+            <w:tcW w:w="2319" w:type="dxa"/>
+            <w:tcBorders>
+              <w:left w:val="single" w:sz="2" w:space="0" w:color="BFC7D5"/>
+              <w:bottom w:val="single" w:sz="2" w:space="0" w:color="BFC7D5"/>
+              <w:right w:val="single" w:sz="6" w:space="0" w:color="BFC7D5"/>
+            </w:tcBorders>
             <w:vAlign w:val="center"/>
           </w:tcPr>
           <w:p>
@@ -7545,8 +8822,12 @@
         <w:trPr/>
         <w:tc>
           <w:tcPr>
-            <w:tcW w:w="338" w:type="dxa"/>
-            <w:tcBorders/>
+            <w:tcW w:w="369" w:type="dxa"/>
+            <w:tcBorders>
+              <w:left w:val="single" w:sz="6" w:space="0" w:color="BFC7D5"/>
+              <w:bottom w:val="single" w:sz="2" w:space="0" w:color="BFC7D5"/>
+              <w:right w:val="single" w:sz="6" w:space="0" w:color="BFC7D5"/>
+            </w:tcBorders>
             <w:vAlign w:val="center"/>
           </w:tcPr>
           <w:p>
@@ -7565,8 +8846,12 @@
         </w:tc>
         <w:tc>
           <w:tcPr>
-            <w:tcW w:w="1671" w:type="dxa"/>
-            <w:tcBorders/>
+            <w:tcW w:w="1669" w:type="dxa"/>
+            <w:tcBorders>
+              <w:left w:val="single" w:sz="2" w:space="0" w:color="BFC7D5"/>
+              <w:bottom w:val="single" w:sz="2" w:space="0" w:color="BFC7D5"/>
+              <w:right w:val="single" w:sz="6" w:space="0" w:color="BFC7D5"/>
+            </w:tcBorders>
             <w:vAlign w:val="center"/>
           </w:tcPr>
           <w:p>
@@ -7585,8 +8870,12 @@
         </w:tc>
         <w:tc>
           <w:tcPr>
-            <w:tcW w:w="3868" w:type="dxa"/>
-            <w:tcBorders/>
+            <w:tcW w:w="3871" w:type="dxa"/>
+            <w:tcBorders>
+              <w:left w:val="single" w:sz="2" w:space="0" w:color="BFC7D5"/>
+              <w:bottom w:val="single" w:sz="2" w:space="0" w:color="BFC7D5"/>
+              <w:right w:val="single" w:sz="6" w:space="0" w:color="BFC7D5"/>
+            </w:tcBorders>
             <w:vAlign w:val="center"/>
           </w:tcPr>
           <w:p>
@@ -7615,8 +8904,12 @@
         </w:tc>
         <w:tc>
           <w:tcPr>
-            <w:tcW w:w="2242" w:type="dxa"/>
-            <w:tcBorders/>
+            <w:tcW w:w="2319" w:type="dxa"/>
+            <w:tcBorders>
+              <w:left w:val="single" w:sz="2" w:space="0" w:color="BFC7D5"/>
+              <w:bottom w:val="single" w:sz="2" w:space="0" w:color="BFC7D5"/>
+              <w:right w:val="single" w:sz="6" w:space="0" w:color="BFC7D5"/>
+            </w:tcBorders>
             <w:vAlign w:val="center"/>
           </w:tcPr>
           <w:p>
@@ -7640,8 +8933,12 @@
         <w:trPr/>
         <w:tc>
           <w:tcPr>
-            <w:tcW w:w="338" w:type="dxa"/>
-            <w:tcBorders/>
+            <w:tcW w:w="369" w:type="dxa"/>
+            <w:tcBorders>
+              <w:left w:val="single" w:sz="6" w:space="0" w:color="BFC7D5"/>
+              <w:bottom w:val="single" w:sz="2" w:space="0" w:color="BFC7D5"/>
+              <w:right w:val="single" w:sz="6" w:space="0" w:color="BFC7D5"/>
+            </w:tcBorders>
             <w:vAlign w:val="center"/>
           </w:tcPr>
           <w:p>
@@ -7660,8 +8957,12 @@
         </w:tc>
         <w:tc>
           <w:tcPr>
-            <w:tcW w:w="1671" w:type="dxa"/>
-            <w:tcBorders/>
+            <w:tcW w:w="1669" w:type="dxa"/>
+            <w:tcBorders>
+              <w:left w:val="single" w:sz="2" w:space="0" w:color="BFC7D5"/>
+              <w:bottom w:val="single" w:sz="2" w:space="0" w:color="BFC7D5"/>
+              <w:right w:val="single" w:sz="6" w:space="0" w:color="BFC7D5"/>
+            </w:tcBorders>
             <w:vAlign w:val="center"/>
           </w:tcPr>
           <w:p>
@@ -7680,8 +8981,12 @@
         </w:tc>
         <w:tc>
           <w:tcPr>
-            <w:tcW w:w="3868" w:type="dxa"/>
-            <w:tcBorders/>
+            <w:tcW w:w="3871" w:type="dxa"/>
+            <w:tcBorders>
+              <w:left w:val="single" w:sz="2" w:space="0" w:color="BFC7D5"/>
+              <w:bottom w:val="single" w:sz="2" w:space="0" w:color="BFC7D5"/>
+              <w:right w:val="single" w:sz="6" w:space="0" w:color="BFC7D5"/>
+            </w:tcBorders>
             <w:vAlign w:val="center"/>
           </w:tcPr>
           <w:p>
@@ -7710,8 +9015,12 @@
         </w:tc>
         <w:tc>
           <w:tcPr>
-            <w:tcW w:w="2242" w:type="dxa"/>
-            <w:tcBorders/>
+            <w:tcW w:w="2319" w:type="dxa"/>
+            <w:tcBorders>
+              <w:left w:val="single" w:sz="2" w:space="0" w:color="BFC7D5"/>
+              <w:bottom w:val="single" w:sz="2" w:space="0" w:color="BFC7D5"/>
+              <w:right w:val="single" w:sz="6" w:space="0" w:color="BFC7D5"/>
+            </w:tcBorders>
             <w:vAlign w:val="center"/>
           </w:tcPr>
           <w:p>
@@ -7735,8 +9044,12 @@
         <w:trPr/>
         <w:tc>
           <w:tcPr>
-            <w:tcW w:w="338" w:type="dxa"/>
-            <w:tcBorders/>
+            <w:tcW w:w="369" w:type="dxa"/>
+            <w:tcBorders>
+              <w:left w:val="single" w:sz="6" w:space="0" w:color="BFC7D5"/>
+              <w:bottom w:val="single" w:sz="2" w:space="0" w:color="BFC7D5"/>
+              <w:right w:val="single" w:sz="6" w:space="0" w:color="BFC7D5"/>
+            </w:tcBorders>
             <w:vAlign w:val="center"/>
           </w:tcPr>
           <w:p>
@@ -7755,8 +9068,12 @@
         </w:tc>
         <w:tc>
           <w:tcPr>
-            <w:tcW w:w="1671" w:type="dxa"/>
-            <w:tcBorders/>
+            <w:tcW w:w="1669" w:type="dxa"/>
+            <w:tcBorders>
+              <w:left w:val="single" w:sz="2" w:space="0" w:color="BFC7D5"/>
+              <w:bottom w:val="single" w:sz="2" w:space="0" w:color="BFC7D5"/>
+              <w:right w:val="single" w:sz="6" w:space="0" w:color="BFC7D5"/>
+            </w:tcBorders>
             <w:vAlign w:val="center"/>
           </w:tcPr>
           <w:p>
@@ -7775,8 +9092,12 @@
         </w:tc>
         <w:tc>
           <w:tcPr>
-            <w:tcW w:w="3868" w:type="dxa"/>
-            <w:tcBorders/>
+            <w:tcW w:w="3871" w:type="dxa"/>
+            <w:tcBorders>
+              <w:left w:val="single" w:sz="2" w:space="0" w:color="BFC7D5"/>
+              <w:bottom w:val="single" w:sz="2" w:space="0" w:color="BFC7D5"/>
+              <w:right w:val="single" w:sz="6" w:space="0" w:color="BFC7D5"/>
+            </w:tcBorders>
             <w:vAlign w:val="center"/>
           </w:tcPr>
           <w:p>
@@ -7795,8 +9116,12 @@
         </w:tc>
         <w:tc>
           <w:tcPr>
-            <w:tcW w:w="2242" w:type="dxa"/>
-            <w:tcBorders/>
+            <w:tcW w:w="2319" w:type="dxa"/>
+            <w:tcBorders>
+              <w:left w:val="single" w:sz="2" w:space="0" w:color="BFC7D5"/>
+              <w:bottom w:val="single" w:sz="2" w:space="0" w:color="BFC7D5"/>
+              <w:right w:val="single" w:sz="6" w:space="0" w:color="BFC7D5"/>
+            </w:tcBorders>
             <w:vAlign w:val="center"/>
           </w:tcPr>
           <w:p>
@@ -7824,8 +9149,12 @@
         <w:trPr/>
         <w:tc>
           <w:tcPr>
-            <w:tcW w:w="338" w:type="dxa"/>
-            <w:tcBorders/>
+            <w:tcW w:w="369" w:type="dxa"/>
+            <w:tcBorders>
+              <w:left w:val="single" w:sz="6" w:space="0" w:color="BFC7D5"/>
+              <w:bottom w:val="single" w:sz="2" w:space="0" w:color="BFC7D5"/>
+              <w:right w:val="single" w:sz="6" w:space="0" w:color="BFC7D5"/>
+            </w:tcBorders>
             <w:vAlign w:val="center"/>
           </w:tcPr>
           <w:p>
@@ -7844,8 +9173,12 @@
         </w:tc>
         <w:tc>
           <w:tcPr>
-            <w:tcW w:w="1671" w:type="dxa"/>
-            <w:tcBorders/>
+            <w:tcW w:w="1669" w:type="dxa"/>
+            <w:tcBorders>
+              <w:left w:val="single" w:sz="2" w:space="0" w:color="BFC7D5"/>
+              <w:bottom w:val="single" w:sz="2" w:space="0" w:color="BFC7D5"/>
+              <w:right w:val="single" w:sz="6" w:space="0" w:color="BFC7D5"/>
+            </w:tcBorders>
             <w:vAlign w:val="center"/>
           </w:tcPr>
           <w:p>
@@ -7864,8 +9197,12 @@
         </w:tc>
         <w:tc>
           <w:tcPr>
-            <w:tcW w:w="3868" w:type="dxa"/>
-            <w:tcBorders/>
+            <w:tcW w:w="3871" w:type="dxa"/>
+            <w:tcBorders>
+              <w:left w:val="single" w:sz="2" w:space="0" w:color="BFC7D5"/>
+              <w:bottom w:val="single" w:sz="2" w:space="0" w:color="BFC7D5"/>
+              <w:right w:val="single" w:sz="6" w:space="0" w:color="BFC7D5"/>
+            </w:tcBorders>
             <w:vAlign w:val="center"/>
           </w:tcPr>
           <w:p>
@@ -7884,8 +9221,12 @@
         </w:tc>
         <w:tc>
           <w:tcPr>
-            <w:tcW w:w="2242" w:type="dxa"/>
-            <w:tcBorders/>
+            <w:tcW w:w="2319" w:type="dxa"/>
+            <w:tcBorders>
+              <w:left w:val="single" w:sz="2" w:space="0" w:color="BFC7D5"/>
+              <w:bottom w:val="single" w:sz="2" w:space="0" w:color="BFC7D5"/>
+              <w:right w:val="single" w:sz="6" w:space="0" w:color="BFC7D5"/>
+            </w:tcBorders>
             <w:vAlign w:val="center"/>
           </w:tcPr>
           <w:p>
@@ -7909,8 +9250,12 @@
         <w:trPr/>
         <w:tc>
           <w:tcPr>
-            <w:tcW w:w="338" w:type="dxa"/>
-            <w:tcBorders/>
+            <w:tcW w:w="369" w:type="dxa"/>
+            <w:tcBorders>
+              <w:left w:val="single" w:sz="6" w:space="0" w:color="BFC7D5"/>
+              <w:bottom w:val="single" w:sz="2" w:space="0" w:color="BFC7D5"/>
+              <w:right w:val="single" w:sz="6" w:space="0" w:color="BFC7D5"/>
+            </w:tcBorders>
             <w:vAlign w:val="center"/>
           </w:tcPr>
           <w:p>
@@ -7929,8 +9274,12 @@
         </w:tc>
         <w:tc>
           <w:tcPr>
-            <w:tcW w:w="1671" w:type="dxa"/>
-            <w:tcBorders/>
+            <w:tcW w:w="1669" w:type="dxa"/>
+            <w:tcBorders>
+              <w:left w:val="single" w:sz="2" w:space="0" w:color="BFC7D5"/>
+              <w:bottom w:val="single" w:sz="2" w:space="0" w:color="BFC7D5"/>
+              <w:right w:val="single" w:sz="6" w:space="0" w:color="BFC7D5"/>
+            </w:tcBorders>
             <w:vAlign w:val="center"/>
           </w:tcPr>
           <w:p>
@@ -7949,8 +9298,12 @@
         </w:tc>
         <w:tc>
           <w:tcPr>
-            <w:tcW w:w="3868" w:type="dxa"/>
-            <w:tcBorders/>
+            <w:tcW w:w="3871" w:type="dxa"/>
+            <w:tcBorders>
+              <w:left w:val="single" w:sz="2" w:space="0" w:color="BFC7D5"/>
+              <w:bottom w:val="single" w:sz="2" w:space="0" w:color="BFC7D5"/>
+              <w:right w:val="single" w:sz="6" w:space="0" w:color="BFC7D5"/>
+            </w:tcBorders>
             <w:vAlign w:val="center"/>
           </w:tcPr>
           <w:p>
@@ -7969,8 +9322,12 @@
         </w:tc>
         <w:tc>
           <w:tcPr>
-            <w:tcW w:w="2242" w:type="dxa"/>
-            <w:tcBorders/>
+            <w:tcW w:w="2319" w:type="dxa"/>
+            <w:tcBorders>
+              <w:left w:val="single" w:sz="2" w:space="0" w:color="BFC7D5"/>
+              <w:bottom w:val="single" w:sz="2" w:space="0" w:color="BFC7D5"/>
+              <w:right w:val="single" w:sz="6" w:space="0" w:color="BFC7D5"/>
+            </w:tcBorders>
             <w:vAlign w:val="center"/>
           </w:tcPr>
           <w:p>
@@ -7998,8 +9355,12 @@
         <w:trPr/>
         <w:tc>
           <w:tcPr>
-            <w:tcW w:w="338" w:type="dxa"/>
-            <w:tcBorders/>
+            <w:tcW w:w="369" w:type="dxa"/>
+            <w:tcBorders>
+              <w:left w:val="single" w:sz="6" w:space="0" w:color="BFC7D5"/>
+              <w:bottom w:val="single" w:sz="2" w:space="0" w:color="BFC7D5"/>
+              <w:right w:val="single" w:sz="6" w:space="0" w:color="BFC7D5"/>
+            </w:tcBorders>
             <w:vAlign w:val="center"/>
           </w:tcPr>
           <w:p>
@@ -8018,8 +9379,12 @@
         </w:tc>
         <w:tc>
           <w:tcPr>
-            <w:tcW w:w="1671" w:type="dxa"/>
-            <w:tcBorders/>
+            <w:tcW w:w="1669" w:type="dxa"/>
+            <w:tcBorders>
+              <w:left w:val="single" w:sz="2" w:space="0" w:color="BFC7D5"/>
+              <w:bottom w:val="single" w:sz="2" w:space="0" w:color="BFC7D5"/>
+              <w:right w:val="single" w:sz="6" w:space="0" w:color="BFC7D5"/>
+            </w:tcBorders>
             <w:vAlign w:val="center"/>
           </w:tcPr>
           <w:p>
@@ -8038,8 +9403,12 @@
         </w:tc>
         <w:tc>
           <w:tcPr>
-            <w:tcW w:w="3868" w:type="dxa"/>
-            <w:tcBorders/>
+            <w:tcW w:w="3871" w:type="dxa"/>
+            <w:tcBorders>
+              <w:left w:val="single" w:sz="2" w:space="0" w:color="BFC7D5"/>
+              <w:bottom w:val="single" w:sz="2" w:space="0" w:color="BFC7D5"/>
+              <w:right w:val="single" w:sz="6" w:space="0" w:color="BFC7D5"/>
+            </w:tcBorders>
             <w:vAlign w:val="center"/>
           </w:tcPr>
           <w:p>
@@ -8064,8 +9433,12 @@
         </w:tc>
         <w:tc>
           <w:tcPr>
-            <w:tcW w:w="2242" w:type="dxa"/>
-            <w:tcBorders/>
+            <w:tcW w:w="2319" w:type="dxa"/>
+            <w:tcBorders>
+              <w:left w:val="single" w:sz="2" w:space="0" w:color="BFC7D5"/>
+              <w:bottom w:val="single" w:sz="2" w:space="0" w:color="BFC7D5"/>
+              <w:right w:val="single" w:sz="6" w:space="0" w:color="BFC7D5"/>
+            </w:tcBorders>
             <w:vAlign w:val="center"/>
           </w:tcPr>
           <w:p>
@@ -8093,8 +9466,12 @@
         <w:trPr/>
         <w:tc>
           <w:tcPr>
-            <w:tcW w:w="338" w:type="dxa"/>
-            <w:tcBorders/>
+            <w:tcW w:w="369" w:type="dxa"/>
+            <w:tcBorders>
+              <w:left w:val="single" w:sz="6" w:space="0" w:color="BFC7D5"/>
+              <w:bottom w:val="single" w:sz="2" w:space="0" w:color="BFC7D5"/>
+              <w:right w:val="single" w:sz="6" w:space="0" w:color="BFC7D5"/>
+            </w:tcBorders>
             <w:vAlign w:val="center"/>
           </w:tcPr>
           <w:p>
@@ -8113,8 +9490,12 @@
         </w:tc>
         <w:tc>
           <w:tcPr>
-            <w:tcW w:w="1671" w:type="dxa"/>
-            <w:tcBorders/>
+            <w:tcW w:w="1669" w:type="dxa"/>
+            <w:tcBorders>
+              <w:left w:val="single" w:sz="2" w:space="0" w:color="BFC7D5"/>
+              <w:bottom w:val="single" w:sz="2" w:space="0" w:color="BFC7D5"/>
+              <w:right w:val="single" w:sz="6" w:space="0" w:color="BFC7D5"/>
+            </w:tcBorders>
             <w:vAlign w:val="center"/>
           </w:tcPr>
           <w:p>
@@ -8133,8 +9514,12 @@
         </w:tc>
         <w:tc>
           <w:tcPr>
-            <w:tcW w:w="3868" w:type="dxa"/>
-            <w:tcBorders/>
+            <w:tcW w:w="3871" w:type="dxa"/>
+            <w:tcBorders>
+              <w:left w:val="single" w:sz="2" w:space="0" w:color="BFC7D5"/>
+              <w:bottom w:val="single" w:sz="2" w:space="0" w:color="BFC7D5"/>
+              <w:right w:val="single" w:sz="6" w:space="0" w:color="BFC7D5"/>
+            </w:tcBorders>
             <w:vAlign w:val="center"/>
           </w:tcPr>
           <w:p>
@@ -8153,8 +9538,12 @@
         </w:tc>
         <w:tc>
           <w:tcPr>
-            <w:tcW w:w="2242" w:type="dxa"/>
-            <w:tcBorders/>
+            <w:tcW w:w="2319" w:type="dxa"/>
+            <w:tcBorders>
+              <w:left w:val="single" w:sz="2" w:space="0" w:color="BFC7D5"/>
+              <w:bottom w:val="single" w:sz="2" w:space="0" w:color="BFC7D5"/>
+              <w:right w:val="single" w:sz="6" w:space="0" w:color="BFC7D5"/>
+            </w:tcBorders>
             <w:vAlign w:val="center"/>
           </w:tcPr>
           <w:p>
@@ -8182,8 +9571,12 @@
         <w:trPr/>
         <w:tc>
           <w:tcPr>
-            <w:tcW w:w="338" w:type="dxa"/>
-            <w:tcBorders/>
+            <w:tcW w:w="369" w:type="dxa"/>
+            <w:tcBorders>
+              <w:left w:val="single" w:sz="6" w:space="0" w:color="BFC7D5"/>
+              <w:bottom w:val="single" w:sz="2" w:space="0" w:color="BFC7D5"/>
+              <w:right w:val="single" w:sz="6" w:space="0" w:color="BFC7D5"/>
+            </w:tcBorders>
             <w:vAlign w:val="center"/>
           </w:tcPr>
           <w:p>
@@ -8202,8 +9595,12 @@
         </w:tc>
         <w:tc>
           <w:tcPr>
-            <w:tcW w:w="1671" w:type="dxa"/>
-            <w:tcBorders/>
+            <w:tcW w:w="1669" w:type="dxa"/>
+            <w:tcBorders>
+              <w:left w:val="single" w:sz="2" w:space="0" w:color="BFC7D5"/>
+              <w:bottom w:val="single" w:sz="2" w:space="0" w:color="BFC7D5"/>
+              <w:right w:val="single" w:sz="6" w:space="0" w:color="BFC7D5"/>
+            </w:tcBorders>
             <w:vAlign w:val="center"/>
           </w:tcPr>
           <w:p>
@@ -8222,28 +9619,22 @@
         </w:tc>
         <w:tc>
           <w:tcPr>
-            <w:tcW w:w="3868" w:type="dxa"/>
-            <w:tcBorders/>
-            <w:vAlign w:val="center"/>
-          </w:tcPr>
-          <w:p>
-            <w:pPr>
-              <w:pStyle w:val="TableContents"/>
-              <w:bidi w:val="0"/>
-              <w:spacing w:before="0" w:after="283"/>
-              <w:jc w:val="left"/>
-              <w:rPr/>
-            </w:pPr>
-            <w:r>
-              <w:rPr>
-                <w:rStyle w:val="SourceText"/>
-              </w:rPr>
-              <w:t>docs/qms/registers/</w:t>
-            </w:r>
-            <w:r>
-              <w:rPr/>
-              <w:t xml:space="preserve"> is empty; </w:t>
-            </w:r>
+            <w:tcW w:w="3871" w:type="dxa"/>
+            <w:tcBorders>
+              <w:left w:val="single" w:sz="2" w:space="0" w:color="BFC7D5"/>
+              <w:bottom w:val="single" w:sz="2" w:space="0" w:color="BFC7D5"/>
+              <w:right w:val="single" w:sz="6" w:space="0" w:color="BFC7D5"/>
+            </w:tcBorders>
+            <w:vAlign w:val="center"/>
+          </w:tcPr>
+          <w:p>
+            <w:pPr>
+              <w:pStyle w:val="TableContents"/>
+              <w:bidi w:val="0"/>
+              <w:spacing w:before="0" w:after="283"/>
+              <w:jc w:val="left"/>
+              <w:rPr/>
+            </w:pPr>
             <w:r>
               <w:rPr>
                 <w:rStyle w:val="SourceText"/>
@@ -8252,14 +9643,18 @@
             </w:r>
             <w:r>
               <w:rPr/>
-              <w:t xml:space="preserve"> does not yet exist</w:t>
-            </w:r>
-          </w:p>
-        </w:tc>
-        <w:tc>
-          <w:tcPr>
-            <w:tcW w:w="2242" w:type="dxa"/>
-            <w:tcBorders/>
+              <w:t xml:space="preserve"> exists: providers, models, base images and dependencies</w:t>
+            </w:r>
+          </w:p>
+        </w:tc>
+        <w:tc>
+          <w:tcPr>
+            <w:tcW w:w="2319" w:type="dxa"/>
+            <w:tcBorders>
+              <w:left w:val="single" w:sz="2" w:space="0" w:color="BFC7D5"/>
+              <w:bottom w:val="single" w:sz="2" w:space="0" w:color="BFC7D5"/>
+              <w:right w:val="single" w:sz="6" w:space="0" w:color="BFC7D5"/>
+            </w:tcBorders>
             <w:vAlign w:val="center"/>
           </w:tcPr>
           <w:p>
@@ -8274,11 +9669,11 @@
               <w:rPr>
                 <w:rStyle w:val="Strong"/>
               </w:rPr>
-              <w:t>Open.</w:t>
-            </w:r>
-            <w:r>
-              <w:rPr/>
-              <w:t xml:space="preserve"> REG-02 is a prerequisite for most of the controls above</w:t>
+              <w:t>Closed</w:t>
+            </w:r>
+            <w:r>
+              <w:rPr/>
+              <w:t xml:space="preserve"> for the register; licence column for 19 items still to be filled (ticket #56)</w:t>
             </w:r>
           </w:p>
         </w:tc>
@@ -8287,8 +9682,12 @@
         <w:trPr/>
         <w:tc>
           <w:tcPr>
-            <w:tcW w:w="338" w:type="dxa"/>
-            <w:tcBorders/>
+            <w:tcW w:w="369" w:type="dxa"/>
+            <w:tcBorders>
+              <w:left w:val="single" w:sz="6" w:space="0" w:color="BFC7D5"/>
+              <w:bottom w:val="single" w:sz="6" w:space="0" w:color="BFC7D5"/>
+              <w:right w:val="single" w:sz="6" w:space="0" w:color="BFC7D5"/>
+            </w:tcBorders>
             <w:vAlign w:val="center"/>
           </w:tcPr>
           <w:p>
@@ -8307,8 +9706,12 @@
         </w:tc>
         <w:tc>
           <w:tcPr>
-            <w:tcW w:w="1671" w:type="dxa"/>
-            <w:tcBorders/>
+            <w:tcW w:w="1669" w:type="dxa"/>
+            <w:tcBorders>
+              <w:left w:val="single" w:sz="2" w:space="0" w:color="BFC7D5"/>
+              <w:bottom w:val="single" w:sz="6" w:space="0" w:color="BFC7D5"/>
+              <w:right w:val="single" w:sz="6" w:space="0" w:color="BFC7D5"/>
+            </w:tcBorders>
             <w:vAlign w:val="center"/>
           </w:tcPr>
           <w:p>
@@ -8327,8 +9730,12 @@
         </w:tc>
         <w:tc>
           <w:tcPr>
-            <w:tcW w:w="3868" w:type="dxa"/>
-            <w:tcBorders/>
+            <w:tcW w:w="3871" w:type="dxa"/>
+            <w:tcBorders>
+              <w:left w:val="single" w:sz="2" w:space="0" w:color="BFC7D5"/>
+              <w:bottom w:val="single" w:sz="6" w:space="0" w:color="BFC7D5"/>
+              <w:right w:val="single" w:sz="6" w:space="0" w:color="BFC7D5"/>
+            </w:tcBorders>
             <w:vAlign w:val="center"/>
           </w:tcPr>
           <w:p>
@@ -8357,8 +9764,12 @@
         </w:tc>
         <w:tc>
           <w:tcPr>
-            <w:tcW w:w="2242" w:type="dxa"/>
-            <w:tcBorders/>
+            <w:tcW w:w="2319" w:type="dxa"/>
+            <w:tcBorders>
+              <w:left w:val="single" w:sz="2" w:space="0" w:color="BFC7D5"/>
+              <w:bottom w:val="single" w:sz="6" w:space="0" w:color="BFC7D5"/>
+              <w:right w:val="single" w:sz="6" w:space="0" w:color="BFC7D5"/>
+            </w:tcBorders>
             <w:vAlign w:val="center"/>
           </w:tcPr>
           <w:p>
